--- a/chapters/exports/10-grantmgmt.docx
+++ b/chapters/exports/10-grantmgmt.docx
@@ -23,9 +23,6 @@
         <w:pStyle w:val="Heading2"/>
       </w:pPr>
       <w:r>
-        <w:t xml:space="preserve">1.1	</w:t>
-      </w:r>
-      <w:r>
         <w:t xml:space="preserve">Takeaways</w:t>
       </w:r>
     </w:p>
@@ -93,9 +90,6 @@
       <w:pPr>
         <w:pStyle w:val="Heading2"/>
       </w:pPr>
-      <w:r>
-        <w:t xml:space="preserve">1.2	</w:t>
-      </w:r>
       <w:r>
         <w:t xml:space="preserve">Budget</w:t>
       </w:r>
@@ -274,9 +268,6 @@
         <w:pStyle w:val="Heading3"/>
       </w:pPr>
       <w:r>
-        <w:t xml:space="preserve">1.2.1	</w:t>
-      </w:r>
-      <w:r>
         <w:t xml:space="preserve">Match</w:t>
       </w:r>
     </w:p>
@@ -380,9 +371,6 @@
         <w:pStyle w:val="Heading2"/>
       </w:pPr>
       <w:r>
-        <w:t xml:space="preserve">1.3	</w:t>
-      </w:r>
-      <w:r>
         <w:t xml:space="preserve">Planning</w:t>
       </w:r>
     </w:p>
@@ -400,9 +388,6 @@
       <w:pPr>
         <w:pStyle w:val="Heading3"/>
       </w:pPr>
-      <w:r>
-        <w:t xml:space="preserve">1.3.1	</w:t>
-      </w:r>
       <w:r>
         <w:t xml:space="preserve">DIP</w:t>
       </w:r>
@@ -507,9 +492,6 @@
         <w:pStyle w:val="Heading3"/>
       </w:pPr>
       <w:r>
-        <w:t xml:space="preserve">1.3.2	</w:t>
-      </w:r>
-      <w:r>
         <w:t xml:space="preserve">Monitoring</w:t>
       </w:r>
     </w:p>
@@ -528,9 +510,6 @@
         <w:pStyle w:val="Heading2"/>
       </w:pPr>
       <w:r>
-        <w:t xml:space="preserve">1.4	</w:t>
-      </w:r>
-      <w:r>
         <w:t xml:space="preserve">Reporting</w:t>
       </w:r>
     </w:p>
@@ -543,9 +522,6 @@
       <w:pPr>
         <w:pStyle w:val="Heading3"/>
       </w:pPr>
-      <w:r>
-        <w:t xml:space="preserve">1.4.1	</w:t>
-      </w:r>
       <w:r>
         <w:t xml:space="preserve">CAL FIRE</w:t>
       </w:r>
@@ -653,9 +629,6 @@
         <w:pStyle w:val="Heading3"/>
       </w:pPr>
       <w:r>
-        <w:t xml:space="preserve">1.4.2	</w:t>
-      </w:r>
-      <w:r>
         <w:t xml:space="preserve">Financial</w:t>
       </w:r>
     </w:p>
@@ -669,9 +642,6 @@
         <w:pStyle w:val="Heading3"/>
       </w:pPr>
       <w:r>
-        <w:t xml:space="preserve">1.4.3	</w:t>
-      </w:r>
-      <w:r>
         <w:t xml:space="preserve">Automation</w:t>
       </w:r>
     </w:p>
@@ -681,7 +651,7 @@
       </w:r>
     </w:p>
     <w:p>
-      <w:hyperlink w:history="1" r:id="rIdhx_urdjna-dgkz9mn2t9s">
+      <w:hyperlink w:history="1" r:id="rIdfj53sumcivesn6sujfd-g">
         <w:r>
           <w:rPr>
             <w:rStyle w:val="Hyperlink"/>
@@ -692,7 +662,7 @@
       <w:r>
         <w:t xml:space="preserve"> is an exception to the general financial accounting software. It is available online or as a desktop version and nicely integrates projects from situation assessment, theory of change, results chains, progress tracking, to reporting. It does have a subscription plan of $350/year (2025), more if you want to customize report templates. Still, the community, connection to many foundations and nonprofits that adopted the </w:t>
       </w:r>
-      <w:hyperlink w:history="1" r:id="rId2w04vrjz3jxvxoegwa0p6">
+      <w:hyperlink w:history="1" r:id="rIdtkrm4xvdbqj8mu6a18iir">
         <w:r>
           <w:rPr>
             <w:rStyle w:val="Hyperlink"/>
@@ -772,7 +742,7 @@
       <w:r>
         <w:t xml:space="preserve">Install </w:t>
       </w:r>
-      <w:hyperlink w:history="1" r:id="rIdngths6zv0qdujzgdbi8t5">
+      <w:hyperlink w:history="1" r:id="rIdf3aouwmoknwb7ojr8ue09">
         <w:r>
           <w:rPr>
             <w:rStyle w:val="Hyperlink"/>
@@ -1025,7 +995,7 @@
       <w:r>
         <w:t xml:space="preserve">Download the budget.xlsx and content.md files from </w:t>
       </w:r>
-      <w:hyperlink w:history="1" r:id="rIdlcoveebhnm8132vq021qw">
+      <w:hyperlink w:history="1" r:id="rId7lwcltwql7k5abbrcvss6">
         <w:r>
           <w:rPr>
             <w:rStyle w:val="Hyperlink"/>
@@ -1187,12 +1157,12 @@
         <w:t xml:space="preserve">Figure </w:t>
       </w:r>
       <w:r>
-        <w:t xml:space="preserve">1.1</w:t>
+        <w:t xml:space="preserve">1</w:t>
       </w:r>
       <w:r>
         <w:t xml:space="preserve">). Download </w:t>
       </w:r>
-      <w:hyperlink w:history="1" r:id="rIddmwtminec0hk4u1pmsext">
+      <w:hyperlink w:history="1" r:id="rIdtde0r6e1mq6mohyk9bled">
         <w:r>
           <w:rPr>
             <w:rStyle w:val="Hyperlink"/>
@@ -1280,7 +1250,7 @@
           <w:b/>
           <w:bCs/>
         </w:rPr>
-        <w:t xml:space="preserve">1.1</w:t>
+        <w:t xml:space="preserve">1</w:t>
       </w:r>
       <w:r>
         <w:rPr>
@@ -1306,7 +1276,7 @@
       <w:r>
         <w:t xml:space="preserve">Select the report you want to create with content.md and budget.xlsx downloaded from the same </w:t>
       </w:r>
-      <w:hyperlink w:history="1" r:id="rIdzt7d5imrjbxqfjxkmhf1o">
+      <w:hyperlink w:history="1" r:id="rIdculblapbia5vswcclkcrb">
         <w:r>
           <w:rPr>
             <w:rStyle w:val="Hyperlink"/>
@@ -1323,9 +1293,6 @@
       <w:pPr>
         <w:pStyle w:val="Heading2"/>
       </w:pPr>
-      <w:r>
-        <w:t xml:space="preserve">1.5	</w:t>
-      </w:r>
       <w:r>
         <w:t xml:space="preserve">Best Practices</w:t>
       </w:r>
@@ -1480,7 +1447,7 @@
       <w:r>
         <w:t xml:space="preserve">Detailed steps for virtual environment and Visual Studio Code setup can be found in the 1st two appendices of </w:t>
       </w:r>
-      <w:hyperlink w:history="1" r:id="rId_ok9ct-u0pbofsu3royz4">
+      <w:hyperlink w:history="1" r:id="rIdrwdxzv_18m_z0nvzb-t_i">
         <w:r>
           <w:rPr>
             <w:rStyle w:val="Hyperlink"/>

--- a/chapters/exports/10-grantmgmt.docx
+++ b/chapters/exports/10-grantmgmt.docx
@@ -651,7 +651,7 @@
       </w:r>
     </w:p>
     <w:p>
-      <w:hyperlink w:history="1" r:id="rIdfj53sumcivesn6sujfd-g">
+      <w:hyperlink w:history="1" r:id="rIdl1c4kmzkq7ej_klksp02c">
         <w:r>
           <w:rPr>
             <w:rStyle w:val="Hyperlink"/>
@@ -662,7 +662,7 @@
       <w:r>
         <w:t xml:space="preserve"> is an exception to the general financial accounting software. It is available online or as a desktop version and nicely integrates projects from situation assessment, theory of change, results chains, progress tracking, to reporting. It does have a subscription plan of $350/year (2025), more if you want to customize report templates. Still, the community, connection to many foundations and nonprofits that adopted the </w:t>
       </w:r>
-      <w:hyperlink w:history="1" r:id="rIdtkrm4xvdbqj8mu6a18iir">
+      <w:hyperlink w:history="1" r:id="rIdeszcaah6zegam43hsxlue">
         <w:r>
           <w:rPr>
             <w:rStyle w:val="Hyperlink"/>
@@ -742,7 +742,7 @@
       <w:r>
         <w:t xml:space="preserve">Install </w:t>
       </w:r>
-      <w:hyperlink w:history="1" r:id="rIdf3aouwmoknwb7ojr8ue09">
+      <w:hyperlink w:history="1" r:id="rIdyoykkrevnbknjb9vbouks">
         <w:r>
           <w:rPr>
             <w:rStyle w:val="Hyperlink"/>
@@ -995,7 +995,7 @@
       <w:r>
         <w:t xml:space="preserve">Download the budget.xlsx and content.md files from </w:t>
       </w:r>
-      <w:hyperlink w:history="1" r:id="rId7lwcltwql7k5abbrcvss6">
+      <w:hyperlink w:history="1" r:id="rId2rzc4pfkg8rc-fjbrhju7">
         <w:r>
           <w:rPr>
             <w:rStyle w:val="Hyperlink"/>
@@ -1162,7 +1162,7 @@
       <w:r>
         <w:t xml:space="preserve">). Download </w:t>
       </w:r>
-      <w:hyperlink w:history="1" r:id="rIdtde0r6e1mq6mohyk9bled">
+      <w:hyperlink w:history="1" r:id="rId3xin-_7o_k6nwt-l0xzj-">
         <w:r>
           <w:rPr>
             <w:rStyle w:val="Hyperlink"/>
@@ -1276,7 +1276,7 @@
       <w:r>
         <w:t xml:space="preserve">Select the report you want to create with content.md and budget.xlsx downloaded from the same </w:t>
       </w:r>
-      <w:hyperlink w:history="1" r:id="rIdculblapbia5vswcclkcrb">
+      <w:hyperlink w:history="1" r:id="rId555kasf7bn29dqahbjz89">
         <w:r>
           <w:rPr>
             <w:rStyle w:val="Hyperlink"/>
@@ -1447,7 +1447,7 @@
       <w:r>
         <w:t xml:space="preserve">Detailed steps for virtual environment and Visual Studio Code setup can be found in the 1st two appendices of </w:t>
       </w:r>
-      <w:hyperlink w:history="1" r:id="rIdrwdxzv_18m_z0nvzb-t_i">
+      <w:hyperlink w:history="1" r:id="rId_rjq5uz-p6pd5sgciwxra">
         <w:r>
           <w:rPr>
             <w:rStyle w:val="Hyperlink"/>

--- a/chapters/exports/10-grantmgmt.docx
+++ b/chapters/exports/10-grantmgmt.docx
@@ -31,7 +31,7 @@
         <w:pStyle w:val="ListParagraph"/>
         <w:numPr>
           <w:ilvl w:val="0"/>
-          <w:numId w:val="17"/>
+          <w:numId w:val="113"/>
         </w:numPr>
       </w:pPr>
       <w:r>
@@ -43,7 +43,7 @@
         <w:pStyle w:val="ListParagraph"/>
         <w:numPr>
           <w:ilvl w:val="0"/>
-          <w:numId w:val="17"/>
+          <w:numId w:val="113"/>
         </w:numPr>
       </w:pPr>
       <w:r>
@@ -55,7 +55,7 @@
         <w:pStyle w:val="ListParagraph"/>
         <w:numPr>
           <w:ilvl w:val="0"/>
-          <w:numId w:val="17"/>
+          <w:numId w:val="113"/>
         </w:numPr>
       </w:pPr>
       <w:r>
@@ -67,7 +67,7 @@
         <w:pStyle w:val="ListParagraph"/>
         <w:numPr>
           <w:ilvl w:val="0"/>
-          <w:numId w:val="17"/>
+          <w:numId w:val="113"/>
         </w:numPr>
       </w:pPr>
       <w:r>
@@ -79,7 +79,7 @@
         <w:pStyle w:val="ListParagraph"/>
         <w:numPr>
           <w:ilvl w:val="0"/>
-          <w:numId w:val="17"/>
+          <w:numId w:val="113"/>
         </w:numPr>
       </w:pPr>
       <w:r>
@@ -125,7 +125,7 @@
         <w:pStyle w:val="ListParagraph"/>
         <w:numPr>
           <w:ilvl w:val="0"/>
-          <w:numId w:val="18"/>
+          <w:numId w:val="114"/>
         </w:numPr>
       </w:pPr>
       <w:r>
@@ -137,7 +137,7 @@
         <w:pStyle w:val="ListParagraph"/>
         <w:numPr>
           <w:ilvl w:val="0"/>
-          <w:numId w:val="18"/>
+          <w:numId w:val="114"/>
         </w:numPr>
       </w:pPr>
       <w:r>
@@ -149,7 +149,7 @@
         <w:pStyle w:val="ListParagraph"/>
         <w:numPr>
           <w:ilvl w:val="0"/>
-          <w:numId w:val="18"/>
+          <w:numId w:val="114"/>
         </w:numPr>
       </w:pPr>
       <w:r>
@@ -161,7 +161,7 @@
         <w:pStyle w:val="ListParagraph"/>
         <w:numPr>
           <w:ilvl w:val="0"/>
-          <w:numId w:val="18"/>
+          <w:numId w:val="114"/>
         </w:numPr>
       </w:pPr>
       <w:r>
@@ -178,7 +178,7 @@
         <w:pStyle w:val="ListParagraph"/>
         <w:numPr>
           <w:ilvl w:val="0"/>
-          <w:numId w:val="19"/>
+          <w:numId w:val="115"/>
         </w:numPr>
       </w:pPr>
       <w:r>
@@ -190,7 +190,7 @@
         <w:pStyle w:val="ListParagraph"/>
         <w:numPr>
           <w:ilvl w:val="0"/>
-          <w:numId w:val="19"/>
+          <w:numId w:val="115"/>
         </w:numPr>
       </w:pPr>
       <w:r>
@@ -202,7 +202,7 @@
         <w:pStyle w:val="ListParagraph"/>
         <w:numPr>
           <w:ilvl w:val="0"/>
-          <w:numId w:val="19"/>
+          <w:numId w:val="115"/>
         </w:numPr>
       </w:pPr>
       <w:r>
@@ -214,7 +214,7 @@
         <w:pStyle w:val="ListParagraph"/>
         <w:numPr>
           <w:ilvl w:val="0"/>
-          <w:numId w:val="19"/>
+          <w:numId w:val="115"/>
         </w:numPr>
       </w:pPr>
       <w:r>
@@ -226,7 +226,7 @@
         <w:pStyle w:val="ListParagraph"/>
         <w:numPr>
           <w:ilvl w:val="0"/>
-          <w:numId w:val="19"/>
+          <w:numId w:val="115"/>
         </w:numPr>
       </w:pPr>
       <w:r>
@@ -281,7 +281,7 @@
         <w:pStyle w:val="ListParagraph"/>
         <w:numPr>
           <w:ilvl w:val="0"/>
-          <w:numId w:val="20"/>
+          <w:numId w:val="116"/>
         </w:numPr>
       </w:pPr>
       <w:r>
@@ -293,7 +293,7 @@
         <w:pStyle w:val="ListParagraph"/>
         <w:numPr>
           <w:ilvl w:val="0"/>
-          <w:numId w:val="20"/>
+          <w:numId w:val="116"/>
         </w:numPr>
       </w:pPr>
       <w:r>
@@ -305,7 +305,7 @@
         <w:pStyle w:val="ListParagraph"/>
         <w:numPr>
           <w:ilvl w:val="0"/>
-          <w:numId w:val="20"/>
+          <w:numId w:val="116"/>
         </w:numPr>
       </w:pPr>
       <w:r>
@@ -317,7 +317,7 @@
         <w:pStyle w:val="ListParagraph"/>
         <w:numPr>
           <w:ilvl w:val="0"/>
-          <w:numId w:val="20"/>
+          <w:numId w:val="116"/>
         </w:numPr>
       </w:pPr>
       <w:r>
@@ -329,7 +329,7 @@
         <w:pStyle w:val="ListParagraph"/>
         <w:numPr>
           <w:ilvl w:val="0"/>
-          <w:numId w:val="20"/>
+          <w:numId w:val="116"/>
         </w:numPr>
       </w:pPr>
       <w:r>
@@ -402,7 +402,7 @@
         <w:pStyle w:val="ListParagraph"/>
         <w:numPr>
           <w:ilvl w:val="0"/>
-          <w:numId w:val="21"/>
+          <w:numId w:val="117"/>
         </w:numPr>
       </w:pPr>
       <w:r>
@@ -414,7 +414,7 @@
         <w:pStyle w:val="ListParagraph"/>
         <w:numPr>
           <w:ilvl w:val="0"/>
-          <w:numId w:val="21"/>
+          <w:numId w:val="117"/>
         </w:numPr>
       </w:pPr>
       <w:r>
@@ -426,7 +426,7 @@
         <w:pStyle w:val="ListParagraph"/>
         <w:numPr>
           <w:ilvl w:val="0"/>
-          <w:numId w:val="21"/>
+          <w:numId w:val="117"/>
         </w:numPr>
       </w:pPr>
       <w:r>
@@ -554,7 +554,7 @@
         <w:pStyle w:val="ListParagraph"/>
         <w:numPr>
           <w:ilvl w:val="0"/>
-          <w:numId w:val="22"/>
+          <w:numId w:val="118"/>
         </w:numPr>
         <w:pBdr>
           <w:left w:val="double" w:color="5D85D0"/>
@@ -570,7 +570,7 @@
         <w:pStyle w:val="ListParagraph"/>
         <w:numPr>
           <w:ilvl w:val="0"/>
-          <w:numId w:val="22"/>
+          <w:numId w:val="118"/>
         </w:numPr>
       </w:pPr>
       <w:r>
@@ -582,7 +582,7 @@
         <w:pStyle w:val="ListParagraph"/>
         <w:numPr>
           <w:ilvl w:val="0"/>
-          <w:numId w:val="22"/>
+          <w:numId w:val="118"/>
         </w:numPr>
       </w:pPr>
       <w:r>
@@ -594,7 +594,7 @@
         <w:pStyle w:val="ListParagraph"/>
         <w:numPr>
           <w:ilvl w:val="0"/>
-          <w:numId w:val="22"/>
+          <w:numId w:val="118"/>
         </w:numPr>
       </w:pPr>
       <w:r>
@@ -606,7 +606,7 @@
         <w:pStyle w:val="ListParagraph"/>
         <w:numPr>
           <w:ilvl w:val="0"/>
-          <w:numId w:val="22"/>
+          <w:numId w:val="118"/>
         </w:numPr>
       </w:pPr>
       <w:r>
@@ -651,7 +651,7 @@
       </w:r>
     </w:p>
     <w:p>
-      <w:hyperlink w:history="1" r:id="rIdl1c4kmzkq7ej_klksp02c">
+      <w:hyperlink w:history="1" r:id="rIdtzi5xso_2ssh3rtgg9-nu">
         <w:r>
           <w:rPr>
             <w:rStyle w:val="Hyperlink"/>
@@ -662,7 +662,7 @@
       <w:r>
         <w:t xml:space="preserve"> is an exception to the general financial accounting software. It is available online or as a desktop version and nicely integrates projects from situation assessment, theory of change, results chains, progress tracking, to reporting. It does have a subscription plan of $350/year (2025), more if you want to customize report templates. Still, the community, connection to many foundations and nonprofits that adopted the </w:t>
       </w:r>
-      <w:hyperlink w:history="1" r:id="rIdeszcaah6zegam43hsxlue">
+      <w:hyperlink w:history="1" r:id="rId3w3dpcoa7jabnxosh4jcn">
         <w:r>
           <w:rPr>
             <w:rStyle w:val="Hyperlink"/>
@@ -732,7 +732,7 @@
         <w:pStyle w:val="ListParagraph"/>
         <w:numPr>
           <w:ilvl w:val="0"/>
-          <w:numId w:val="23"/>
+          <w:numId w:val="119"/>
         </w:numPr>
         <w:pBdr>
           <w:left w:val="double" w:color="5D85D0"/>
@@ -742,7 +742,7 @@
       <w:r>
         <w:t xml:space="preserve">Install </w:t>
       </w:r>
-      <w:hyperlink w:history="1" r:id="rIdyoykkrevnbknjb9vbouks">
+      <w:hyperlink w:history="1" r:id="rIdeehkv4v8gdmzi13vaai4g">
         <w:r>
           <w:rPr>
             <w:rStyle w:val="Hyperlink"/>
@@ -759,7 +759,7 @@
         <w:pStyle w:val="ListParagraph"/>
         <w:numPr>
           <w:ilvl w:val="0"/>
-          <w:numId w:val="23"/>
+          <w:numId w:val="119"/>
         </w:numPr>
       </w:pPr>
       <w:r>
@@ -785,7 +785,7 @@
         <w:pStyle w:val="ListParagraph"/>
         <w:numPr>
           <w:ilvl w:val="0"/>
-          <w:numId w:val="24"/>
+          <w:numId w:val="120"/>
         </w:numPr>
         <w:pBdr>
           <w:left w:val="double" w:color="5D85D0"/>
@@ -837,7 +837,7 @@
         <w:pStyle w:val="ListParagraph"/>
         <w:numPr>
           <w:ilvl w:val="0"/>
-          <w:numId w:val="25"/>
+          <w:numId w:val="121"/>
         </w:numPr>
         <w:pBdr>
           <w:left w:val="double" w:color="5D85D0"/>
@@ -917,7 +917,7 @@
         <w:pStyle w:val="ListParagraph"/>
         <w:numPr>
           <w:ilvl w:val="0"/>
-          <w:numId w:val="26"/>
+          <w:numId w:val="122"/>
         </w:numPr>
         <w:pBdr>
           <w:left w:val="double" w:color="5D85D0"/>
@@ -969,7 +969,7 @@
         <w:pStyle w:val="ListParagraph"/>
         <w:numPr>
           <w:ilvl w:val="0"/>
-          <w:numId w:val="27"/>
+          <w:numId w:val="123"/>
         </w:numPr>
         <w:pBdr>
           <w:left w:val="double" w:color="5D85D0"/>
@@ -985,7 +985,7 @@
         <w:pStyle w:val="ListParagraph"/>
         <w:numPr>
           <w:ilvl w:val="0"/>
-          <w:numId w:val="28"/>
+          <w:numId w:val="124"/>
         </w:numPr>
         <w:pBdr>
           <w:left w:val="double" w:color="5D85D0"/>
@@ -995,7 +995,7 @@
       <w:r>
         <w:t xml:space="preserve">Download the budget.xlsx and content.md files from </w:t>
       </w:r>
-      <w:hyperlink w:history="1" r:id="rId2rzc4pfkg8rc-fjbrhju7">
+      <w:hyperlink w:history="1" r:id="rIdkcreqpmom43c2mgmsnb3y">
         <w:r>
           <w:rPr>
             <w:rStyle w:val="Hyperlink"/>
@@ -1012,7 +1012,7 @@
         <w:pStyle w:val="ListParagraph"/>
         <w:numPr>
           <w:ilvl w:val="0"/>
-          <w:numId w:val="28"/>
+          <w:numId w:val="124"/>
         </w:numPr>
       </w:pPr>
       <w:r>
@@ -1024,7 +1024,7 @@
         <w:pStyle w:val="ListParagraph"/>
         <w:numPr>
           <w:ilvl w:val="0"/>
-          <w:numId w:val="28"/>
+          <w:numId w:val="124"/>
         </w:numPr>
       </w:pPr>
       <w:r>
@@ -1047,7 +1047,7 @@
         <w:pStyle w:val="ListParagraph"/>
         <w:numPr>
           <w:ilvl w:val="0"/>
-          <w:numId w:val="28"/>
+          <w:numId w:val="124"/>
         </w:numPr>
       </w:pPr>
       <w:r>
@@ -1070,7 +1070,7 @@
         <w:pStyle w:val="ListParagraph"/>
         <w:numPr>
           <w:ilvl w:val="0"/>
-          <w:numId w:val="28"/>
+          <w:numId w:val="124"/>
         </w:numPr>
       </w:pPr>
       <w:r>
@@ -1082,7 +1082,7 @@
         <w:pStyle w:val="ListParagraph"/>
         <w:numPr>
           <w:ilvl w:val="0"/>
-          <w:numId w:val="28"/>
+          <w:numId w:val="124"/>
         </w:numPr>
       </w:pPr>
       <w:r>
@@ -1105,7 +1105,7 @@
         <w:pStyle w:val="ListParagraph"/>
         <w:numPr>
           <w:ilvl w:val="0"/>
-          <w:numId w:val="28"/>
+          <w:numId w:val="124"/>
         </w:numPr>
       </w:pPr>
       <w:r>
@@ -1117,7 +1117,7 @@
         <w:pStyle w:val="ListParagraph"/>
         <w:numPr>
           <w:ilvl w:val="0"/>
-          <w:numId w:val="28"/>
+          <w:numId w:val="124"/>
         </w:numPr>
       </w:pPr>
       <w:r>
@@ -1162,7 +1162,7 @@
       <w:r>
         <w:t xml:space="preserve">). Download </w:t>
       </w:r>
-      <w:hyperlink w:history="1" r:id="rId3xin-_7o_k6nwt-l0xzj-">
+      <w:hyperlink w:history="1" r:id="rIdeoks_glixt9lrupo-c6xo">
         <w:r>
           <w:rPr>
             <w:rStyle w:val="Hyperlink"/>
@@ -1198,7 +1198,7 @@
           <wp:inline distT="0" distB="0" distL="0" distR="0">
             <wp:extent cx="4000500" cy="3112634"/>
             <wp:effectExtent b="0" l="0" r="0" t="0"/>
-            <wp:docPr id="1" name="" descr="" title=""/>
+            <wp:docPr id="97" name="" descr="" title=""/>
             <wp:cNvGraphicFramePr>
               <a:graphicFrameLocks xmlns:a="http://schemas.openxmlformats.org/drawingml/2006/main" noChangeAspect="1"/>
             </wp:cNvGraphicFramePr>
@@ -1276,7 +1276,7 @@
       <w:r>
         <w:t xml:space="preserve">Select the report you want to create with content.md and budget.xlsx downloaded from the same </w:t>
       </w:r>
-      <w:hyperlink w:history="1" r:id="rId555kasf7bn29dqahbjz89">
+      <w:hyperlink w:history="1" r:id="rIdisuggwoxlvd5hm7kcvzyf">
         <w:r>
           <w:rPr>
             <w:rStyle w:val="Hyperlink"/>
@@ -1302,7 +1302,7 @@
         <w:pStyle w:val="ListParagraph"/>
         <w:numPr>
           <w:ilvl w:val="0"/>
-          <w:numId w:val="29"/>
+          <w:numId w:val="125"/>
         </w:numPr>
       </w:pPr>
       <w:r>
@@ -1314,7 +1314,7 @@
         <w:pStyle w:val="ListParagraph"/>
         <w:numPr>
           <w:ilvl w:val="0"/>
-          <w:numId w:val="29"/>
+          <w:numId w:val="125"/>
         </w:numPr>
       </w:pPr>
       <w:r>
@@ -1326,7 +1326,7 @@
         <w:pStyle w:val="ListParagraph"/>
         <w:numPr>
           <w:ilvl w:val="0"/>
-          <w:numId w:val="29"/>
+          <w:numId w:val="125"/>
         </w:numPr>
       </w:pPr>
       <w:r>
@@ -1363,7 +1363,7 @@
         <wp:inline distT="0" distB="0" distL="0" distR="0">
           <wp:extent cx="608542" cy="105833"/>
           <wp:effectExtent b="0" l="0" r="0" t="0"/>
-          <wp:docPr id="2" name="" descr="" title=""/>
+          <wp:docPr id="98" name="" descr="" title=""/>
           <wp:cNvGraphicFramePr>
             <a:graphicFrameLocks xmlns:a="http://schemas.openxmlformats.org/drawingml/2006/main" noChangeAspect="1"/>
           </wp:cNvGraphicFramePr>
@@ -1447,7 +1447,7 @@
       <w:r>
         <w:t xml:space="preserve">Detailed steps for virtual environment and Visual Studio Code setup can be found in the 1st two appendices of </w:t>
       </w:r>
-      <w:hyperlink w:history="1" r:id="rId_rjq5uz-p6pd5sgciwxra">
+      <w:hyperlink w:history="1" r:id="rIdxaaw0p5r-en5rzbrppobb">
         <w:r>
           <w:rPr>
             <w:rStyle w:val="Hyperlink"/>
@@ -1465,7 +1465,7 @@
 
 <file path=word/numbering.xml><?xml version="1.0" encoding="utf-8"?>
 <w:numbering xmlns:wpc="http://schemas.microsoft.com/office/word/2010/wordprocessingCanvas" xmlns:mc="http://schemas.openxmlformats.org/markup-compatibility/2006" xmlns:o="urn:schemas-microsoft-com:office:office" xmlns:r="http://schemas.openxmlformats.org/officeDocument/2006/relationships" xmlns:m="http://schemas.openxmlformats.org/officeDocument/2006/math" xmlns:v="urn:schemas-microsoft-com:vml" xmlns:wp14="http://schemas.microsoft.com/office/word/2010/wordprocessingDrawing" xmlns:wp="http://schemas.openxmlformats.org/drawingml/2006/wordprocessingDrawing" xmlns:w10="urn:schemas-microsoft-com:office:word" xmlns:w="http://schemas.openxmlformats.org/wordprocessingml/2006/main" xmlns:w14="http://schemas.microsoft.com/office/word/2010/wordml" xmlns:w15="http://schemas.microsoft.com/office/word/2012/wordml" xmlns:wpg="http://schemas.microsoft.com/office/word/2010/wordprocessingGroup" xmlns:wpi="http://schemas.microsoft.com/office/word/2010/wordprocessingInk" xmlns:wne="http://schemas.microsoft.com/office/word/2006/wordml" xmlns:wps="http://schemas.microsoft.com/office/word/2010/wordprocessingShape" mc:Ignorable="w14 w15 wp14">
-  <w:abstractNum w:abstractNumId="3" w15:restartNumberingAfterBreak="0">
+  <w:abstractNum w:abstractNumId="99" w15:restartNumberingAfterBreak="0">
     <w:multiLevelType w:val="hybridMultilevel"/>
     <w:lvl w:ilvl="0" w15:tentative="1">
       <w:start w:val="1"/>
@@ -1549,7 +1549,7 @@
       </w:pPr>
     </w:lvl>
   </w:abstractNum>
-  <w:abstractNum w:abstractNumId="4" w15:restartNumberingAfterBreak="0">
+  <w:abstractNum w:abstractNumId="100" w15:restartNumberingAfterBreak="0">
     <w:multiLevelType w:val="hybridMultilevel"/>
     <w:lvl w:ilvl="0" w15:tentative="1">
       <w:start w:val="1"/>
@@ -1633,7 +1633,7 @@
       </w:pPr>
     </w:lvl>
   </w:abstractNum>
-  <w:abstractNum w:abstractNumId="5" w15:restartNumberingAfterBreak="0">
+  <w:abstractNum w:abstractNumId="101" w15:restartNumberingAfterBreak="0">
     <w:multiLevelType w:val="hybridMultilevel"/>
     <w:lvl w:ilvl="0" w15:tentative="1">
       <w:start w:val="1"/>
@@ -1717,7 +1717,7 @@
       </w:pPr>
     </w:lvl>
   </w:abstractNum>
-  <w:abstractNum w:abstractNumId="6" w15:restartNumberingAfterBreak="0">
+  <w:abstractNum w:abstractNumId="102" w15:restartNumberingAfterBreak="0">
     <w:multiLevelType w:val="hybridMultilevel"/>
     <w:lvl w:ilvl="0" w15:tentative="1">
       <w:start w:val="1"/>
@@ -1801,7 +1801,7 @@
       </w:pPr>
     </w:lvl>
   </w:abstractNum>
-  <w:abstractNum w:abstractNumId="7" w15:restartNumberingAfterBreak="0">
+  <w:abstractNum w:abstractNumId="103" w15:restartNumberingAfterBreak="0">
     <w:multiLevelType w:val="hybridMultilevel"/>
     <w:lvl w:ilvl="0" w15:tentative="1">
       <w:start w:val="1"/>
@@ -1885,7 +1885,7 @@
       </w:pPr>
     </w:lvl>
   </w:abstractNum>
-  <w:abstractNum w:abstractNumId="8" w15:restartNumberingAfterBreak="0">
+  <w:abstractNum w:abstractNumId="104" w15:restartNumberingAfterBreak="0">
     <w:multiLevelType w:val="hybridMultilevel"/>
     <w:lvl w:ilvl="0" w15:tentative="1">
       <w:start w:val="1"/>
@@ -1969,7 +1969,7 @@
       </w:pPr>
     </w:lvl>
   </w:abstractNum>
-  <w:abstractNum w:abstractNumId="9" w15:restartNumberingAfterBreak="0">
+  <w:abstractNum w:abstractNumId="105" w15:restartNumberingAfterBreak="0">
     <w:multiLevelType w:val="hybridMultilevel"/>
     <w:lvl w:ilvl="0" w15:tentative="1">
       <w:start w:val="1"/>
@@ -2053,7 +2053,7 @@
       </w:pPr>
     </w:lvl>
   </w:abstractNum>
-  <w:abstractNum w:abstractNumId="10" w15:restartNumberingAfterBreak="0">
+  <w:abstractNum w:abstractNumId="106" w15:restartNumberingAfterBreak="0">
     <w:multiLevelType w:val="hybridMultilevel"/>
     <w:lvl w:ilvl="0" w15:tentative="1">
       <w:start w:val="1"/>
@@ -2137,7 +2137,7 @@
       </w:pPr>
     </w:lvl>
   </w:abstractNum>
-  <w:abstractNum w:abstractNumId="11" w15:restartNumberingAfterBreak="0">
+  <w:abstractNum w:abstractNumId="107" w15:restartNumberingAfterBreak="0">
     <w:multiLevelType w:val="hybridMultilevel"/>
     <w:lvl w:ilvl="0" w15:tentative="1">
       <w:start w:val="1"/>
@@ -2221,7 +2221,7 @@
       </w:pPr>
     </w:lvl>
   </w:abstractNum>
-  <w:abstractNum w:abstractNumId="12" w15:restartNumberingAfterBreak="0">
+  <w:abstractNum w:abstractNumId="108" w15:restartNumberingAfterBreak="0">
     <w:multiLevelType w:val="hybridMultilevel"/>
     <w:lvl w:ilvl="0" w15:tentative="1">
       <w:start w:val="1"/>
@@ -2305,7 +2305,7 @@
       </w:pPr>
     </w:lvl>
   </w:abstractNum>
-  <w:abstractNum w:abstractNumId="13" w15:restartNumberingAfterBreak="0">
+  <w:abstractNum w:abstractNumId="109" w15:restartNumberingAfterBreak="0">
     <w:multiLevelType w:val="hybridMultilevel"/>
     <w:lvl w:ilvl="0" w15:tentative="1">
       <w:start w:val="1"/>
@@ -2389,7 +2389,7 @@
       </w:pPr>
     </w:lvl>
   </w:abstractNum>
-  <w:abstractNum w:abstractNumId="14" w15:restartNumberingAfterBreak="0">
+  <w:abstractNum w:abstractNumId="110" w15:restartNumberingAfterBreak="0">
     <w:multiLevelType w:val="hybridMultilevel"/>
     <w:lvl w:ilvl="0" w15:tentative="1">
       <w:start w:val="1"/>
@@ -2473,7 +2473,7 @@
       </w:pPr>
     </w:lvl>
   </w:abstractNum>
-  <w:abstractNum w:abstractNumId="15" w15:restartNumberingAfterBreak="0">
+  <w:abstractNum w:abstractNumId="111" w15:restartNumberingAfterBreak="0">
     <w:multiLevelType w:val="hybridMultilevel"/>
     <w:lvl w:ilvl="0" w15:tentative="1">
       <w:start w:val="1"/>
@@ -2557,7 +2557,7 @@
       </w:pPr>
     </w:lvl>
   </w:abstractNum>
-  <w:abstractNum w:abstractNumId="16" w15:restartNumberingAfterBreak="0">
+  <w:abstractNum w:abstractNumId="112" w15:restartNumberingAfterBreak="0">
     <w:multiLevelType w:val="hybridMultilevel"/>
     <w:lvl w:ilvl="0" w15:tentative="1">
       <w:start w:val="1"/>
@@ -2642,85 +2642,85 @@
     </w:lvl>
   </w:abstractNum>
   <w:num w:numId="1">
-    <w:abstractNumId w:val="3"/>
+    <w:abstractNumId w:val="99"/>
     <w:lvlOverride w:ilvl="0">
       <w:startOverride w:val="1"/>
     </w:lvlOverride>
   </w:num>
-  <w:num w:numId="17">
-    <w:abstractNumId w:val="4"/>
+  <w:num w:numId="113">
+    <w:abstractNumId w:val="100"/>
     <w:lvlOverride w:ilvl="0">
       <w:startOverride w:val="1"/>
     </w:lvlOverride>
   </w:num>
-  <w:num w:numId="18">
-    <w:abstractNumId w:val="5"/>
+  <w:num w:numId="114">
+    <w:abstractNumId w:val="101"/>
     <w:lvlOverride w:ilvl="0">
       <w:startOverride w:val="1"/>
     </w:lvlOverride>
   </w:num>
-  <w:num w:numId="19">
-    <w:abstractNumId w:val="6"/>
+  <w:num w:numId="115">
+    <w:abstractNumId w:val="102"/>
     <w:lvlOverride w:ilvl="0">
       <w:startOverride w:val="1"/>
     </w:lvlOverride>
   </w:num>
-  <w:num w:numId="20">
-    <w:abstractNumId w:val="7"/>
+  <w:num w:numId="116">
+    <w:abstractNumId w:val="103"/>
     <w:lvlOverride w:ilvl="0">
       <w:startOverride w:val="1"/>
     </w:lvlOverride>
   </w:num>
-  <w:num w:numId="21">
-    <w:abstractNumId w:val="8"/>
+  <w:num w:numId="117">
+    <w:abstractNumId w:val="104"/>
     <w:lvlOverride w:ilvl="0">
       <w:startOverride w:val="1"/>
     </w:lvlOverride>
   </w:num>
-  <w:num w:numId="22">
-    <w:abstractNumId w:val="9"/>
+  <w:num w:numId="118">
+    <w:abstractNumId w:val="105"/>
     <w:lvlOverride w:ilvl="0">
       <w:startOverride w:val="1"/>
     </w:lvlOverride>
   </w:num>
-  <w:num w:numId="23">
-    <w:abstractNumId w:val="10"/>
+  <w:num w:numId="119">
+    <w:abstractNumId w:val="106"/>
     <w:lvlOverride w:ilvl="0">
       <w:startOverride w:val="1"/>
     </w:lvlOverride>
   </w:num>
-  <w:num w:numId="24">
-    <w:abstractNumId w:val="11"/>
+  <w:num w:numId="120">
+    <w:abstractNumId w:val="107"/>
     <w:lvlOverride w:ilvl="0">
       <w:startOverride w:val="1"/>
     </w:lvlOverride>
   </w:num>
-  <w:num w:numId="25">
-    <w:abstractNumId w:val="12"/>
+  <w:num w:numId="121">
+    <w:abstractNumId w:val="108"/>
     <w:lvlOverride w:ilvl="0">
       <w:startOverride w:val="1"/>
     </w:lvlOverride>
   </w:num>
-  <w:num w:numId="26">
-    <w:abstractNumId w:val="13"/>
+  <w:num w:numId="122">
+    <w:abstractNumId w:val="109"/>
     <w:lvlOverride w:ilvl="0">
       <w:startOverride w:val="1"/>
     </w:lvlOverride>
   </w:num>
-  <w:num w:numId="27">
-    <w:abstractNumId w:val="14"/>
+  <w:num w:numId="123">
+    <w:abstractNumId w:val="110"/>
     <w:lvlOverride w:ilvl="0">
       <w:startOverride w:val="1"/>
     </w:lvlOverride>
   </w:num>
-  <w:num w:numId="28">
-    <w:abstractNumId w:val="15"/>
+  <w:num w:numId="124">
+    <w:abstractNumId w:val="111"/>
     <w:lvlOverride w:ilvl="0">
       <w:startOverride w:val="1"/>
     </w:lvlOverride>
   </w:num>
-  <w:num w:numId="29">
-    <w:abstractNumId w:val="16"/>
+  <w:num w:numId="125">
+    <w:abstractNumId w:val="112"/>
     <w:lvlOverride w:ilvl="0">
       <w:startOverride w:val="1"/>
     </w:lvlOverride>

--- a/chapters/exports/10-grantmgmt.docx
+++ b/chapters/exports/10-grantmgmt.docx
@@ -651,7 +651,7 @@
       </w:r>
     </w:p>
     <w:p>
-      <w:hyperlink w:history="1" r:id="rIdtzi5xso_2ssh3rtgg9-nu">
+      <w:hyperlink w:history="1" r:id="rIdbok12k0rcm7ypubmc1f0b">
         <w:r>
           <w:rPr>
             <w:rStyle w:val="Hyperlink"/>
@@ -662,7 +662,7 @@
       <w:r>
         <w:t xml:space="preserve"> is an exception to the general financial accounting software. It is available online or as a desktop version and nicely integrates projects from situation assessment, theory of change, results chains, progress tracking, to reporting. It does have a subscription plan of $350/year (2025), more if you want to customize report templates. Still, the community, connection to many foundations and nonprofits that adopted the </w:t>
       </w:r>
-      <w:hyperlink w:history="1" r:id="rId3w3dpcoa7jabnxosh4jcn">
+      <w:hyperlink w:history="1" r:id="rIdvydho-7ka_2khymnvshhc">
         <w:r>
           <w:rPr>
             <w:rStyle w:val="Hyperlink"/>
@@ -742,7 +742,7 @@
       <w:r>
         <w:t xml:space="preserve">Install </w:t>
       </w:r>
-      <w:hyperlink w:history="1" r:id="rIdeehkv4v8gdmzi13vaai4g">
+      <w:hyperlink w:history="1" r:id="rIdtpfl_gfw0flgy20aujvpm">
         <w:r>
           <w:rPr>
             <w:rStyle w:val="Hyperlink"/>
@@ -995,7 +995,7 @@
       <w:r>
         <w:t xml:space="preserve">Download the budget.xlsx and content.md files from </w:t>
       </w:r>
-      <w:hyperlink w:history="1" r:id="rIdkcreqpmom43c2mgmsnb3y">
+      <w:hyperlink w:history="1" r:id="rIdvh3on6pugjrusvpj_fbri">
         <w:r>
           <w:rPr>
             <w:rStyle w:val="Hyperlink"/>
@@ -1162,7 +1162,7 @@
       <w:r>
         <w:t xml:space="preserve">). Download </w:t>
       </w:r>
-      <w:hyperlink w:history="1" r:id="rIdeoks_glixt9lrupo-c6xo">
+      <w:hyperlink w:history="1" r:id="rIdtxemvprzphkz5igyypp5t">
         <w:r>
           <w:rPr>
             <w:rStyle w:val="Hyperlink"/>
@@ -1276,7 +1276,7 @@
       <w:r>
         <w:t xml:space="preserve">Select the report you want to create with content.md and budget.xlsx downloaded from the same </w:t>
       </w:r>
-      <w:hyperlink w:history="1" r:id="rIdisuggwoxlvd5hm7kcvzyf">
+      <w:hyperlink w:history="1" r:id="rIdgycidrl_rdy4z-72asc4r">
         <w:r>
           <w:rPr>
             <w:rStyle w:val="Hyperlink"/>
@@ -1447,7 +1447,7 @@
       <w:r>
         <w:t xml:space="preserve">Detailed steps for virtual environment and Visual Studio Code setup can be found in the 1st two appendices of </w:t>
       </w:r>
-      <w:hyperlink w:history="1" r:id="rIdxaaw0p5r-en5rzbrppobb">
+      <w:hyperlink w:history="1" r:id="rIdyvxkzk_fma0tyy6wzdj9c">
         <w:r>
           <w:rPr>
             <w:rStyle w:val="Hyperlink"/>

--- a/chapters/exports/10-grantmgmt.docx
+++ b/chapters/exports/10-grantmgmt.docx
@@ -651,7 +651,7 @@
       </w:r>
     </w:p>
     <w:p>
-      <w:hyperlink w:history="1" r:id="rIdbok12k0rcm7ypubmc1f0b">
+      <w:hyperlink w:history="1" r:id="rIdy6bvyyuekxdrw-qirqc9a">
         <w:r>
           <w:rPr>
             <w:rStyle w:val="Hyperlink"/>
@@ -662,7 +662,7 @@
       <w:r>
         <w:t xml:space="preserve"> is an exception to the general financial accounting software. It is available online or as a desktop version and nicely integrates projects from situation assessment, theory of change, results chains, progress tracking, to reporting. It does have a subscription plan of $350/year (2025), more if you want to customize report templates. Still, the community, connection to many foundations and nonprofits that adopted the </w:t>
       </w:r>
-      <w:hyperlink w:history="1" r:id="rIdvydho-7ka_2khymnvshhc">
+      <w:hyperlink w:history="1" r:id="rIdhi8gpynvdulhhe3dvu6rc">
         <w:r>
           <w:rPr>
             <w:rStyle w:val="Hyperlink"/>
@@ -742,7 +742,7 @@
       <w:r>
         <w:t xml:space="preserve">Install </w:t>
       </w:r>
-      <w:hyperlink w:history="1" r:id="rIdtpfl_gfw0flgy20aujvpm">
+      <w:hyperlink w:history="1" r:id="rIdtrwa_faitmaqefgtakzst">
         <w:r>
           <w:rPr>
             <w:rStyle w:val="Hyperlink"/>
@@ -995,7 +995,7 @@
       <w:r>
         <w:t xml:space="preserve">Download the budget.xlsx and content.md files from </w:t>
       </w:r>
-      <w:hyperlink w:history="1" r:id="rIdvh3on6pugjrusvpj_fbri">
+      <w:hyperlink w:history="1" r:id="rIdtb8pewwmlzoiyvyzoiexs">
         <w:r>
           <w:rPr>
             <w:rStyle w:val="Hyperlink"/>
@@ -1162,7 +1162,7 @@
       <w:r>
         <w:t xml:space="preserve">). Download </w:t>
       </w:r>
-      <w:hyperlink w:history="1" r:id="rIdtxemvprzphkz5igyypp5t">
+      <w:hyperlink w:history="1" r:id="rId7mgnhuri-ymtrs7slokaa">
         <w:r>
           <w:rPr>
             <w:rStyle w:val="Hyperlink"/>
@@ -1276,7 +1276,7 @@
       <w:r>
         <w:t xml:space="preserve">Select the report you want to create with content.md and budget.xlsx downloaded from the same </w:t>
       </w:r>
-      <w:hyperlink w:history="1" r:id="rIdgycidrl_rdy4z-72asc4r">
+      <w:hyperlink w:history="1" r:id="rIdxb4ravjxuz_sn_xk8r9yh">
         <w:r>
           <w:rPr>
             <w:rStyle w:val="Hyperlink"/>
@@ -1447,7 +1447,7 @@
       <w:r>
         <w:t xml:space="preserve">Detailed steps for virtual environment and Visual Studio Code setup can be found in the 1st two appendices of </w:t>
       </w:r>
-      <w:hyperlink w:history="1" r:id="rIdyvxkzk_fma0tyy6wzdj9c">
+      <w:hyperlink w:history="1" r:id="rIdgfz8zbto3mzyyraahmcps">
         <w:r>
           <w:rPr>
             <w:rStyle w:val="Hyperlink"/>

--- a/chapters/exports/10-grantmgmt.docx
+++ b/chapters/exports/10-grantmgmt.docx
@@ -651,7 +651,7 @@
       </w:r>
     </w:p>
     <w:p>
-      <w:hyperlink w:history="1" r:id="rIdy6bvyyuekxdrw-qirqc9a">
+      <w:hyperlink w:history="1" r:id="rIdakoulrwu_rhtnc5qp0olb">
         <w:r>
           <w:rPr>
             <w:rStyle w:val="Hyperlink"/>
@@ -662,7 +662,7 @@
       <w:r>
         <w:t xml:space="preserve"> is an exception to the general financial accounting software. It is available online or as a desktop version and nicely integrates projects from situation assessment, theory of change, results chains, progress tracking, to reporting. It does have a subscription plan of $350/year (2025), more if you want to customize report templates. Still, the community, connection to many foundations and nonprofits that adopted the </w:t>
       </w:r>
-      <w:hyperlink w:history="1" r:id="rIdhi8gpynvdulhhe3dvu6rc">
+      <w:hyperlink w:history="1" r:id="rId73cod2y3t1rzz0qsugfxq">
         <w:r>
           <w:rPr>
             <w:rStyle w:val="Hyperlink"/>
@@ -742,7 +742,7 @@
       <w:r>
         <w:t xml:space="preserve">Install </w:t>
       </w:r>
-      <w:hyperlink w:history="1" r:id="rIdtrwa_faitmaqefgtakzst">
+      <w:hyperlink w:history="1" r:id="rIdaims-rarfuoa2-k5zidqz">
         <w:r>
           <w:rPr>
             <w:rStyle w:val="Hyperlink"/>
@@ -995,7 +995,7 @@
       <w:r>
         <w:t xml:space="preserve">Download the budget.xlsx and content.md files from </w:t>
       </w:r>
-      <w:hyperlink w:history="1" r:id="rIdtb8pewwmlzoiyvyzoiexs">
+      <w:hyperlink w:history="1" r:id="rId0fgrnz7hm9wyul1vazzvl">
         <w:r>
           <w:rPr>
             <w:rStyle w:val="Hyperlink"/>
@@ -1162,7 +1162,7 @@
       <w:r>
         <w:t xml:space="preserve">). Download </w:t>
       </w:r>
-      <w:hyperlink w:history="1" r:id="rId7mgnhuri-ymtrs7slokaa">
+      <w:hyperlink w:history="1" r:id="rIdzbiykemrqoykizwxz3vzb">
         <w:r>
           <w:rPr>
             <w:rStyle w:val="Hyperlink"/>
@@ -1276,7 +1276,7 @@
       <w:r>
         <w:t xml:space="preserve">Select the report you want to create with content.md and budget.xlsx downloaded from the same </w:t>
       </w:r>
-      <w:hyperlink w:history="1" r:id="rIdxb4ravjxuz_sn_xk8r9yh">
+      <w:hyperlink w:history="1" r:id="rIdzww-g6eizfktgr1jyfkoz">
         <w:r>
           <w:rPr>
             <w:rStyle w:val="Hyperlink"/>
@@ -1447,7 +1447,7 @@
       <w:r>
         <w:t xml:space="preserve">Detailed steps for virtual environment and Visual Studio Code setup can be found in the 1st two appendices of </w:t>
       </w:r>
-      <w:hyperlink w:history="1" r:id="rIdgfz8zbto3mzyyraahmcps">
+      <w:hyperlink w:history="1" r:id="rIddzxy0vuoajoraat6-yvdw">
         <w:r>
           <w:rPr>
             <w:rStyle w:val="Hyperlink"/>

--- a/chapters/exports/10-grantmgmt.docx
+++ b/chapters/exports/10-grantmgmt.docx
@@ -651,7 +651,7 @@
       </w:r>
     </w:p>
     <w:p>
-      <w:hyperlink w:history="1" r:id="rIdakoulrwu_rhtnc5qp0olb">
+      <w:hyperlink w:history="1" r:id="rIddeqxcq2ln2bcyxvlzewrp">
         <w:r>
           <w:rPr>
             <w:rStyle w:val="Hyperlink"/>
@@ -662,7 +662,7 @@
       <w:r>
         <w:t xml:space="preserve"> is an exception to the general financial accounting software. It is available online or as a desktop version and nicely integrates projects from situation assessment, theory of change, results chains, progress tracking, to reporting. It does have a subscription plan of $350/year (2025), more if you want to customize report templates. Still, the community, connection to many foundations and nonprofits that adopted the </w:t>
       </w:r>
-      <w:hyperlink w:history="1" r:id="rId73cod2y3t1rzz0qsugfxq">
+      <w:hyperlink w:history="1" r:id="rId35e9uizfur89nznqumq3q">
         <w:r>
           <w:rPr>
             <w:rStyle w:val="Hyperlink"/>
@@ -742,7 +742,7 @@
       <w:r>
         <w:t xml:space="preserve">Install </w:t>
       </w:r>
-      <w:hyperlink w:history="1" r:id="rIdaims-rarfuoa2-k5zidqz">
+      <w:hyperlink w:history="1" r:id="rIdwnu0mlm4c3e1znly1wadq">
         <w:r>
           <w:rPr>
             <w:rStyle w:val="Hyperlink"/>
@@ -995,7 +995,7 @@
       <w:r>
         <w:t xml:space="preserve">Download the budget.xlsx and content.md files from </w:t>
       </w:r>
-      <w:hyperlink w:history="1" r:id="rId0fgrnz7hm9wyul1vazzvl">
+      <w:hyperlink w:history="1" r:id="rIdyjhgu68uf2nxkdptkv1nm">
         <w:r>
           <w:rPr>
             <w:rStyle w:val="Hyperlink"/>
@@ -1162,7 +1162,7 @@
       <w:r>
         <w:t xml:space="preserve">). Download </w:t>
       </w:r>
-      <w:hyperlink w:history="1" r:id="rIdzbiykemrqoykizwxz3vzb">
+      <w:hyperlink w:history="1" r:id="rIdldkfcjohjlbk91s93hxhb">
         <w:r>
           <w:rPr>
             <w:rStyle w:val="Hyperlink"/>
@@ -1276,7 +1276,7 @@
       <w:r>
         <w:t xml:space="preserve">Select the report you want to create with content.md and budget.xlsx downloaded from the same </w:t>
       </w:r>
-      <w:hyperlink w:history="1" r:id="rIdzww-g6eizfktgr1jyfkoz">
+      <w:hyperlink w:history="1" r:id="rId2o5h4yxagheztsm1xaddf">
         <w:r>
           <w:rPr>
             <w:rStyle w:val="Hyperlink"/>
@@ -1447,7 +1447,7 @@
       <w:r>
         <w:t xml:space="preserve">Detailed steps for virtual environment and Visual Studio Code setup can be found in the 1st two appendices of </w:t>
       </w:r>
-      <w:hyperlink w:history="1" r:id="rIddzxy0vuoajoraat6-yvdw">
+      <w:hyperlink w:history="1" r:id="rIddi58y_vg5qyariykkdrkl">
         <w:r>
           <w:rPr>
             <w:rStyle w:val="Hyperlink"/>

--- a/chapters/exports/10-grantmgmt.docx
+++ b/chapters/exports/10-grantmgmt.docx
@@ -651,7 +651,7 @@
       </w:r>
     </w:p>
     <w:p>
-      <w:hyperlink w:history="1" r:id="rIddeqxcq2ln2bcyxvlzewrp">
+      <w:hyperlink w:history="1" r:id="rIdikdfkmn2evnhfgq3plobp">
         <w:r>
           <w:rPr>
             <w:rStyle w:val="Hyperlink"/>
@@ -662,7 +662,7 @@
       <w:r>
         <w:t xml:space="preserve"> is an exception to the general financial accounting software. It is available online or as a desktop version and nicely integrates projects from situation assessment, theory of change, results chains, progress tracking, to reporting. It does have a subscription plan of $350/year (2025), more if you want to customize report templates. Still, the community, connection to many foundations and nonprofits that adopted the </w:t>
       </w:r>
-      <w:hyperlink w:history="1" r:id="rId35e9uizfur89nznqumq3q">
+      <w:hyperlink w:history="1" r:id="rIdmgovc9i_yqrxrekoxoow1">
         <w:r>
           <w:rPr>
             <w:rStyle w:val="Hyperlink"/>
@@ -742,7 +742,7 @@
       <w:r>
         <w:t xml:space="preserve">Install </w:t>
       </w:r>
-      <w:hyperlink w:history="1" r:id="rIdwnu0mlm4c3e1znly1wadq">
+      <w:hyperlink w:history="1" r:id="rIdldt_p0hkq8onagbd2q0mh">
         <w:r>
           <w:rPr>
             <w:rStyle w:val="Hyperlink"/>
@@ -995,7 +995,7 @@
       <w:r>
         <w:t xml:space="preserve">Download the budget.xlsx and content.md files from </w:t>
       </w:r>
-      <w:hyperlink w:history="1" r:id="rIdyjhgu68uf2nxkdptkv1nm">
+      <w:hyperlink w:history="1" r:id="rIdkynvku6qlfn95ffwpwmws">
         <w:r>
           <w:rPr>
             <w:rStyle w:val="Hyperlink"/>
@@ -1162,7 +1162,7 @@
       <w:r>
         <w:t xml:space="preserve">). Download </w:t>
       </w:r>
-      <w:hyperlink w:history="1" r:id="rIdldkfcjohjlbk91s93hxhb">
+      <w:hyperlink w:history="1" r:id="rIdqyhbzqrka3p9b6zjhs11w">
         <w:r>
           <w:rPr>
             <w:rStyle w:val="Hyperlink"/>
@@ -1276,7 +1276,7 @@
       <w:r>
         <w:t xml:space="preserve">Select the report you want to create with content.md and budget.xlsx downloaded from the same </w:t>
       </w:r>
-      <w:hyperlink w:history="1" r:id="rId2o5h4yxagheztsm1xaddf">
+      <w:hyperlink w:history="1" r:id="rIduukw1brbhocj6f6opfpsq">
         <w:r>
           <w:rPr>
             <w:rStyle w:val="Hyperlink"/>
@@ -1447,7 +1447,7 @@
       <w:r>
         <w:t xml:space="preserve">Detailed steps for virtual environment and Visual Studio Code setup can be found in the 1st two appendices of </w:t>
       </w:r>
-      <w:hyperlink w:history="1" r:id="rIddi58y_vg5qyariykkdrkl">
+      <w:hyperlink w:history="1" r:id="rIdyynwq4bge41ni0ca3vycr">
         <w:r>
           <w:rPr>
             <w:rStyle w:val="Hyperlink"/>

--- a/chapters/exports/10-grantmgmt.docx
+++ b/chapters/exports/10-grantmgmt.docx
@@ -31,7 +31,7 @@
         <w:pStyle w:val="ListParagraph"/>
         <w:numPr>
           <w:ilvl w:val="0"/>
-          <w:numId w:val="113"/>
+          <w:numId w:val="114"/>
         </w:numPr>
       </w:pPr>
       <w:r>
@@ -43,7 +43,7 @@
         <w:pStyle w:val="ListParagraph"/>
         <w:numPr>
           <w:ilvl w:val="0"/>
-          <w:numId w:val="113"/>
+          <w:numId w:val="114"/>
         </w:numPr>
       </w:pPr>
       <w:r>
@@ -55,7 +55,7 @@
         <w:pStyle w:val="ListParagraph"/>
         <w:numPr>
           <w:ilvl w:val="0"/>
-          <w:numId w:val="113"/>
+          <w:numId w:val="114"/>
         </w:numPr>
       </w:pPr>
       <w:r>
@@ -67,7 +67,7 @@
         <w:pStyle w:val="ListParagraph"/>
         <w:numPr>
           <w:ilvl w:val="0"/>
-          <w:numId w:val="113"/>
+          <w:numId w:val="114"/>
         </w:numPr>
       </w:pPr>
       <w:r>
@@ -79,7 +79,7 @@
         <w:pStyle w:val="ListParagraph"/>
         <w:numPr>
           <w:ilvl w:val="0"/>
-          <w:numId w:val="113"/>
+          <w:numId w:val="114"/>
         </w:numPr>
       </w:pPr>
       <w:r>
@@ -125,7 +125,7 @@
         <w:pStyle w:val="ListParagraph"/>
         <w:numPr>
           <w:ilvl w:val="0"/>
-          <w:numId w:val="114"/>
+          <w:numId w:val="115"/>
         </w:numPr>
       </w:pPr>
       <w:r>
@@ -137,7 +137,7 @@
         <w:pStyle w:val="ListParagraph"/>
         <w:numPr>
           <w:ilvl w:val="0"/>
-          <w:numId w:val="114"/>
+          <w:numId w:val="115"/>
         </w:numPr>
       </w:pPr>
       <w:r>
@@ -149,7 +149,7 @@
         <w:pStyle w:val="ListParagraph"/>
         <w:numPr>
           <w:ilvl w:val="0"/>
-          <w:numId w:val="114"/>
+          <w:numId w:val="115"/>
         </w:numPr>
       </w:pPr>
       <w:r>
@@ -161,7 +161,7 @@
         <w:pStyle w:val="ListParagraph"/>
         <w:numPr>
           <w:ilvl w:val="0"/>
-          <w:numId w:val="114"/>
+          <w:numId w:val="115"/>
         </w:numPr>
       </w:pPr>
       <w:r>
@@ -178,7 +178,7 @@
         <w:pStyle w:val="ListParagraph"/>
         <w:numPr>
           <w:ilvl w:val="0"/>
-          <w:numId w:val="115"/>
+          <w:numId w:val="116"/>
         </w:numPr>
       </w:pPr>
       <w:r>
@@ -190,7 +190,7 @@
         <w:pStyle w:val="ListParagraph"/>
         <w:numPr>
           <w:ilvl w:val="0"/>
-          <w:numId w:val="115"/>
+          <w:numId w:val="116"/>
         </w:numPr>
       </w:pPr>
       <w:r>
@@ -202,7 +202,7 @@
         <w:pStyle w:val="ListParagraph"/>
         <w:numPr>
           <w:ilvl w:val="0"/>
-          <w:numId w:val="115"/>
+          <w:numId w:val="116"/>
         </w:numPr>
       </w:pPr>
       <w:r>
@@ -214,7 +214,7 @@
         <w:pStyle w:val="ListParagraph"/>
         <w:numPr>
           <w:ilvl w:val="0"/>
-          <w:numId w:val="115"/>
+          <w:numId w:val="116"/>
         </w:numPr>
       </w:pPr>
       <w:r>
@@ -226,7 +226,7 @@
         <w:pStyle w:val="ListParagraph"/>
         <w:numPr>
           <w:ilvl w:val="0"/>
-          <w:numId w:val="115"/>
+          <w:numId w:val="116"/>
         </w:numPr>
       </w:pPr>
       <w:r>
@@ -281,7 +281,7 @@
         <w:pStyle w:val="ListParagraph"/>
         <w:numPr>
           <w:ilvl w:val="0"/>
-          <w:numId w:val="116"/>
+          <w:numId w:val="117"/>
         </w:numPr>
       </w:pPr>
       <w:r>
@@ -293,7 +293,7 @@
         <w:pStyle w:val="ListParagraph"/>
         <w:numPr>
           <w:ilvl w:val="0"/>
-          <w:numId w:val="116"/>
+          <w:numId w:val="117"/>
         </w:numPr>
       </w:pPr>
       <w:r>
@@ -305,7 +305,7 @@
         <w:pStyle w:val="ListParagraph"/>
         <w:numPr>
           <w:ilvl w:val="0"/>
-          <w:numId w:val="116"/>
+          <w:numId w:val="117"/>
         </w:numPr>
       </w:pPr>
       <w:r>
@@ -317,7 +317,7 @@
         <w:pStyle w:val="ListParagraph"/>
         <w:numPr>
           <w:ilvl w:val="0"/>
-          <w:numId w:val="116"/>
+          <w:numId w:val="117"/>
         </w:numPr>
       </w:pPr>
       <w:r>
@@ -329,7 +329,7 @@
         <w:pStyle w:val="ListParagraph"/>
         <w:numPr>
           <w:ilvl w:val="0"/>
-          <w:numId w:val="116"/>
+          <w:numId w:val="117"/>
         </w:numPr>
       </w:pPr>
       <w:r>
@@ -402,7 +402,7 @@
         <w:pStyle w:val="ListParagraph"/>
         <w:numPr>
           <w:ilvl w:val="0"/>
-          <w:numId w:val="117"/>
+          <w:numId w:val="118"/>
         </w:numPr>
       </w:pPr>
       <w:r>
@@ -414,7 +414,7 @@
         <w:pStyle w:val="ListParagraph"/>
         <w:numPr>
           <w:ilvl w:val="0"/>
-          <w:numId w:val="117"/>
+          <w:numId w:val="118"/>
         </w:numPr>
       </w:pPr>
       <w:r>
@@ -426,7 +426,7 @@
         <w:pStyle w:val="ListParagraph"/>
         <w:numPr>
           <w:ilvl w:val="0"/>
-          <w:numId w:val="117"/>
+          <w:numId w:val="118"/>
         </w:numPr>
       </w:pPr>
       <w:r>
@@ -554,7 +554,7 @@
         <w:pStyle w:val="ListParagraph"/>
         <w:numPr>
           <w:ilvl w:val="0"/>
-          <w:numId w:val="118"/>
+          <w:numId w:val="119"/>
         </w:numPr>
         <w:pBdr>
           <w:left w:val="double" w:color="5D85D0"/>
@@ -570,7 +570,7 @@
         <w:pStyle w:val="ListParagraph"/>
         <w:numPr>
           <w:ilvl w:val="0"/>
-          <w:numId w:val="118"/>
+          <w:numId w:val="119"/>
         </w:numPr>
       </w:pPr>
       <w:r>
@@ -582,7 +582,7 @@
         <w:pStyle w:val="ListParagraph"/>
         <w:numPr>
           <w:ilvl w:val="0"/>
-          <w:numId w:val="118"/>
+          <w:numId w:val="119"/>
         </w:numPr>
       </w:pPr>
       <w:r>
@@ -594,7 +594,7 @@
         <w:pStyle w:val="ListParagraph"/>
         <w:numPr>
           <w:ilvl w:val="0"/>
-          <w:numId w:val="118"/>
+          <w:numId w:val="119"/>
         </w:numPr>
       </w:pPr>
       <w:r>
@@ -606,7 +606,7 @@
         <w:pStyle w:val="ListParagraph"/>
         <w:numPr>
           <w:ilvl w:val="0"/>
-          <w:numId w:val="118"/>
+          <w:numId w:val="119"/>
         </w:numPr>
       </w:pPr>
       <w:r>
@@ -647,11 +647,24 @@
     </w:p>
     <w:p>
       <w:r>
-        <w:t xml:space="preserve">There are many software packages for managing and automating financial tracking and reporting. Most are focused on small to medium-sized businesses and may offer reporting templates, but they are not typically relevant to forest product businesses or nonprofits.</w:t>
-      </w:r>
-    </w:p>
-    <w:p>
-      <w:hyperlink w:history="1" r:id="rIdikdfkmn2evnhfgq3plobp">
+        <w:t xml:space="preserve">There are many software packages for managing and automating financial tracking and reporting. Some are better at project management, while others excel at financial. Most are focused on small to medium-sized businesses and may offer reporting templates, but they are not typically relevant to forest product businesses or nonprofits or they are exceptionally expensive and have many features you won’t use or need.</w:t>
+      </w:r>
+    </w:p>
+    <w:p>
+      <w:hyperlink w:history="1" r:id="rIddtkng7e04iajigkthr5pi">
+        <w:r>
+          <w:rPr>
+            <w:rStyle w:val="Hyperlink"/>
+          </w:rPr>
+          <w:t xml:space="preserve">Quickbooks</w:t>
+        </w:r>
+      </w:hyperlink>
+      <w:r>
+        <w:t xml:space="preserve"> is a good solution for desktop or online financial management and is well integrated to taxes for businesses and nonprofits. It does not help you manage the project or write reports, although it will export p/l ledgers and other relevant financial information useful for reporting. It does come with a subscription and the software is proprietary.</w:t>
+      </w:r>
+    </w:p>
+    <w:p>
+      <w:hyperlink w:history="1" r:id="rIdbgs-en79t3dsgee7cqhbr">
         <w:r>
           <w:rPr>
             <w:rStyle w:val="Hyperlink"/>
@@ -660,9 +673,9 @@
         </w:r>
       </w:hyperlink>
       <w:r>
-        <w:t xml:space="preserve"> is an exception to the general financial accounting software. It is available online or as a desktop version and nicely integrates projects from situation assessment, theory of change, results chains, progress tracking, to reporting. It does have a subscription plan of $350/year (2025), more if you want to customize report templates. Still, the community, connection to many foundations and nonprofits that adopted the </w:t>
-      </w:r>
-      <w:hyperlink w:history="1" r:id="rIdmgovc9i_yqrxrekoxoow1">
+        <w:t xml:space="preserve"> is a well thought out program planning and project management software. It is available online or as a desktop version and nicely integrates projects from situation assessment, theory of change, results chains, progress tracking, budgeting, and reporting. It does have a subscription plan of $350/year (2025), more if you want to customize report templates. Still, the community, connection to many foundations and nonprofits that adopted the </w:t>
+      </w:r>
+      <w:hyperlink w:history="1" r:id="rIdqbpoxqp1mjtulbtsj62pi">
         <w:r>
           <w:rPr>
             <w:rStyle w:val="Hyperlink"/>
@@ -676,7 +689,23 @@
     </w:p>
     <w:p>
       <w:r>
-        <w:t xml:space="preserve">Try the Python automation if you’re comfortable using a command-line interface in a terminal or prefer a DIY approach. Use the executable example if you want similar automation but using a graphical interface.</w:t>
+        <w:t xml:space="preserve">Markdown based knowledge management systems such as </w:t>
+      </w:r>
+      <w:hyperlink w:history="1" r:id="rIdgzgix2yh8jso2dbdpzfoq">
+        <w:r>
+          <w:rPr>
+            <w:rStyle w:val="Hyperlink"/>
+          </w:rPr>
+          <w:t xml:space="preserve">Obsidian</w:t>
+        </w:r>
+      </w:hyperlink>
+      <w:r>
+        <w:t xml:space="preserve"> are another project management resource. With plugins such as Hearth that create dashboards (potentially for each of your projects) and written in markdown, which is usable across many platforms, you can create a workflow to manage projects that saves times and keeps you on top of all tasks. Further integration using base within Obsidian, allows you to quickly index multiple files, qualitative, and quantitative data.</w:t>
+      </w:r>
+    </w:p>
+    <w:p>
+      <w:r>
+        <w:t xml:space="preserve">A wise person once said use programming to automate the boring stuff and reporting can sometimes be a less exciting part of your work, particularly for large agency grants. Try the Python automation below if you’re comfortable using a command-line interface in a terminal or prefer a DIY approach. The same software we’ve developed will also soon have a browser based app that you can fill out using localhost and then export to word, pdf, html, and markdown. This approach means fewer steps to get a consistent report format and the browser based version will allow for sentence/paragraph snippets to import frequently used language in your reporting. Although this is just reporting, it could be expanded to other repetitious grant management aspects such as proposals, financials, and contracting. Since this software is free and open source, you are welcome to clone or fork and adapt it. You may find using this to be very liberating!</w:t>
       </w:r>
     </w:p>
     <w:p/>
@@ -732,7 +761,7 @@
         <w:pStyle w:val="ListParagraph"/>
         <w:numPr>
           <w:ilvl w:val="0"/>
-          <w:numId w:val="119"/>
+          <w:numId w:val="120"/>
         </w:numPr>
         <w:pBdr>
           <w:left w:val="double" w:color="5D85D0"/>
@@ -742,7 +771,7 @@
       <w:r>
         <w:t xml:space="preserve">Install </w:t>
       </w:r>
-      <w:hyperlink w:history="1" r:id="rIdldt_p0hkq8onagbd2q0mh">
+      <w:hyperlink w:history="1" r:id="rIdvzx0mvd6cmt43p2h1cytm">
         <w:r>
           <w:rPr>
             <w:rStyle w:val="Hyperlink"/>
@@ -759,7 +788,7 @@
         <w:pStyle w:val="ListParagraph"/>
         <w:numPr>
           <w:ilvl w:val="0"/>
-          <w:numId w:val="119"/>
+          <w:numId w:val="120"/>
         </w:numPr>
       </w:pPr>
       <w:r>
@@ -785,7 +814,7 @@
         <w:pStyle w:val="ListParagraph"/>
         <w:numPr>
           <w:ilvl w:val="0"/>
-          <w:numId w:val="120"/>
+          <w:numId w:val="121"/>
         </w:numPr>
         <w:pBdr>
           <w:left w:val="double" w:color="5D85D0"/>
@@ -837,7 +866,7 @@
         <w:pStyle w:val="ListParagraph"/>
         <w:numPr>
           <w:ilvl w:val="0"/>
-          <w:numId w:val="121"/>
+          <w:numId w:val="122"/>
         </w:numPr>
         <w:pBdr>
           <w:left w:val="double" w:color="5D85D0"/>
@@ -917,7 +946,7 @@
         <w:pStyle w:val="ListParagraph"/>
         <w:numPr>
           <w:ilvl w:val="0"/>
-          <w:numId w:val="122"/>
+          <w:numId w:val="123"/>
         </w:numPr>
         <w:pBdr>
           <w:left w:val="double" w:color="5D85D0"/>
@@ -969,7 +998,7 @@
         <w:pStyle w:val="ListParagraph"/>
         <w:numPr>
           <w:ilvl w:val="0"/>
-          <w:numId w:val="123"/>
+          <w:numId w:val="124"/>
         </w:numPr>
         <w:pBdr>
           <w:left w:val="double" w:color="5D85D0"/>
@@ -985,7 +1014,7 @@
         <w:pStyle w:val="ListParagraph"/>
         <w:numPr>
           <w:ilvl w:val="0"/>
-          <w:numId w:val="124"/>
+          <w:numId w:val="125"/>
         </w:numPr>
         <w:pBdr>
           <w:left w:val="double" w:color="5D85D0"/>
@@ -995,7 +1024,7 @@
       <w:r>
         <w:t xml:space="preserve">Download the budget.xlsx and content.md files from </w:t>
       </w:r>
-      <w:hyperlink w:history="1" r:id="rIdkynvku6qlfn95ffwpwmws">
+      <w:hyperlink w:history="1" r:id="rIdmjpgjqyczq8o2fm9ekn8w">
         <w:r>
           <w:rPr>
             <w:rStyle w:val="Hyperlink"/>
@@ -1012,7 +1041,7 @@
         <w:pStyle w:val="ListParagraph"/>
         <w:numPr>
           <w:ilvl w:val="0"/>
-          <w:numId w:val="124"/>
+          <w:numId w:val="125"/>
         </w:numPr>
       </w:pPr>
       <w:r>
@@ -1024,7 +1053,7 @@
         <w:pStyle w:val="ListParagraph"/>
         <w:numPr>
           <w:ilvl w:val="0"/>
-          <w:numId w:val="124"/>
+          <w:numId w:val="125"/>
         </w:numPr>
       </w:pPr>
       <w:r>
@@ -1047,7 +1076,7 @@
         <w:pStyle w:val="ListParagraph"/>
         <w:numPr>
           <w:ilvl w:val="0"/>
-          <w:numId w:val="124"/>
+          <w:numId w:val="125"/>
         </w:numPr>
       </w:pPr>
       <w:r>
@@ -1070,7 +1099,7 @@
         <w:pStyle w:val="ListParagraph"/>
         <w:numPr>
           <w:ilvl w:val="0"/>
-          <w:numId w:val="124"/>
+          <w:numId w:val="125"/>
         </w:numPr>
       </w:pPr>
       <w:r>
@@ -1082,7 +1111,7 @@
         <w:pStyle w:val="ListParagraph"/>
         <w:numPr>
           <w:ilvl w:val="0"/>
-          <w:numId w:val="124"/>
+          <w:numId w:val="125"/>
         </w:numPr>
       </w:pPr>
       <w:r>
@@ -1105,7 +1134,7 @@
         <w:pStyle w:val="ListParagraph"/>
         <w:numPr>
           <w:ilvl w:val="0"/>
-          <w:numId w:val="124"/>
+          <w:numId w:val="125"/>
         </w:numPr>
       </w:pPr>
       <w:r>
@@ -1117,175 +1146,100 @@
         <w:pStyle w:val="ListParagraph"/>
         <w:numPr>
           <w:ilvl w:val="0"/>
-          <w:numId w:val="124"/>
+          <w:numId w:val="125"/>
         </w:numPr>
       </w:pPr>
       <w:r>
         <w:t xml:space="preserve">This is an example only, and we get that you could copy and paste in Word and Excel to create a report, but this eliminates those steps and lets you focus on the report content rather than production. You can also modify the report content with new sections or rename the sections according to your reporting requirements.</w:t>
       </w:r>
     </w:p>
-    <w:p/>
-    <w:p/>
-    <w:p>
-      <w:pPr>
-        <w:pBdr>
-          <w:left w:val="double" w:color="5D85D0"/>
-        </w:pBdr>
-        <w:shd w:color="5D85D0" w:val="solid"/>
-        <w:ind w:left="288" w:right="288"/>
-      </w:pPr>
-      <w:r>
-        <w:rPr>
-          <w:b/>
-          <w:bCs/>
-          <w:color w:val="FFFFFF"/>
-        </w:rPr>
-        <w:t xml:space="preserve">Python Executable AVAILABLE SOON!</w:t>
-      </w:r>
-    </w:p>
-    <w:p>
-      <w:pPr>
+    <w:p>
+      <w:pPr>
+        <w:pStyle w:val="ListParagraph"/>
+        <w:numPr>
+          <w:ilvl w:val="0"/>
+          <w:numId w:val="126"/>
+        </w:numPr>
         <w:pBdr>
           <w:left w:val="double" w:color="5D85D0"/>
         </w:pBdr>
         <w:ind w:left="288" w:right="288"/>
       </w:pPr>
       <w:r>
-        <w:t xml:space="preserve">Alternatively, if you’re not comfortable using a terminal and command-line interface, and would rather click, you can download autorpt.exe, which opens a user interface with Word and PDF document options (</w:t>
-      </w:r>
-      <w:r>
-        <w:t xml:space="preserve">Figure </w:t>
-      </w:r>
-      <w:r>
-        <w:t xml:space="preserve">1</w:t>
-      </w:r>
-      <w:r>
-        <w:t xml:space="preserve">). Download </w:t>
-      </w:r>
-      <w:hyperlink w:history="1" r:id="rIdqyhbzqrka3p9b6zjhs11w">
+        <w:t xml:space="preserve">Run autorpt in a browser</w:t>
+      </w:r>
+    </w:p>
+    <w:p>
+      <w:pPr>
+        <w:pStyle w:val="ListParagraph"/>
+        <w:numPr>
+          <w:ilvl w:val="0"/>
+          <w:numId w:val="127"/>
+        </w:numPr>
+        <w:pBdr>
+          <w:left w:val="double" w:color="5D85D0"/>
+        </w:pBdr>
+        <w:ind w:left="288" w:right="288"/>
+      </w:pPr>
+      <w:r>
+        <w:t xml:space="preserve">Open your folder with the repository and your file information in vs code or your favorite code editor</w:t>
+      </w:r>
+    </w:p>
+    <w:p>
+      <w:pPr>
+        <w:pStyle w:val="ListParagraph"/>
+        <w:numPr>
+          <w:ilvl w:val="0"/>
+          <w:numId w:val="127"/>
+        </w:numPr>
+      </w:pPr>
+      <w:r>
+        <w:t xml:space="preserve">Activate your virtual environment</w:t>
+      </w:r>
+    </w:p>
+    <w:p>
+      <w:pPr>
+        <w:pStyle w:val="ListParagraph"/>
+        <w:numPr>
+          <w:ilvl w:val="0"/>
+          <w:numId w:val="127"/>
+        </w:numPr>
+      </w:pPr>
+      <w:r>
+        <w:t xml:space="preserve">Enter </w:t>
+      </w:r>
+      <w:r>
+        <w:rPr>
+          <w:color w:val="000000"/>
+          <w:rFonts w:ascii="Monospace" w:cs="Monospace" w:eastAsia="Monospace" w:hAnsi="Monospace"/>
+          <w:shd w:fill="D2D3D2" w:color="D2D3D2" w:val="solid"/>
+        </w:rPr>
+        <w:t xml:space="preserve">auto start</w:t>
+      </w:r>
+      <w:r>
+        <w:t xml:space="preserve"> to run the graphical user interface</w:t>
+      </w:r>
+    </w:p>
+    <w:p>
+      <w:pPr>
+        <w:pBdr>
+          <w:left w:val="double" w:color="5D85D0"/>
+        </w:pBdr>
+        <w:ind w:left="288" w:right="288"/>
+      </w:pPr>
+      <w:r>
+        <w:t xml:space="preserve">Doumentation with examples and tutorials will be available at the </w:t>
+      </w:r>
+      <w:hyperlink w:history="1" r:id="rId65p4ft8gs_hynoiyrneoc">
         <w:r>
           <w:rPr>
             <w:rStyle w:val="Hyperlink"/>
           </w:rPr>
-          <w:t xml:space="preserve">gui.exe</w:t>
+          <w:t xml:space="preserve">autorpt</w:t>
         </w:r>
       </w:hyperlink>
       <w:r>
-        <w:t xml:space="preserve">. Make sure the .exe file is stored in a file with the content.md and budget.xlsx, and the interface will generate the reports for you when pressing the buttons.</w:t>
-      </w:r>
-    </w:p>
-    <w:p>
-      <w:pPr>
-        <w:pBdr>
-          <w:left w:val="double" w:color="5D85D0"/>
-        </w:pBdr>
-        <w:ind w:left="288" w:right="288"/>
-      </w:pPr>
-      <w:r>
-        <w:t xml:space="preserve">PLEASE NOTE THIS IS NOT YET FUNCTIONAL BUT WILL BE AVAILABLE SOON</w:t>
-      </w:r>
-    </w:p>
-    <w:p>
-      <w:pPr>
-        <w:pBdr>
-          <w:left w:val="double" w:color="5D85D0"/>
-        </w:pBdr>
-        <w:ind w:left="288" w:right="288"/>
-        <w:jc w:val="center"/>
-      </w:pPr>
-      <w:r>
-        <w:drawing>
-          <wp:inline distT="0" distB="0" distL="0" distR="0">
-            <wp:extent cx="4000500" cy="3112634"/>
-            <wp:effectExtent b="0" l="0" r="0" t="0"/>
-            <wp:docPr id="97" name="" descr="" title=""/>
-            <wp:cNvGraphicFramePr>
-              <a:graphicFrameLocks xmlns:a="http://schemas.openxmlformats.org/drawingml/2006/main" noChangeAspect="1"/>
-            </wp:cNvGraphicFramePr>
-            <a:graphic xmlns:a="http://schemas.openxmlformats.org/drawingml/2006/main">
-              <a:graphicData uri="http://schemas.openxmlformats.org/drawingml/2006/picture">
-                <pic:pic xmlns:pic="http://schemas.openxmlformats.org/drawingml/2006/picture">
-                  <pic:nvPicPr>
-                    <pic:cNvPr id="0" name="" descr=""/>
-                    <pic:cNvPicPr>
-                      <a:picLocks noChangeAspect="1" noChangeArrowheads="1"/>
-                    </pic:cNvPicPr>
-                  </pic:nvPicPr>
-                  <pic:blipFill>
-                    <a:blip r:embed="rId7" cstate="none"/>
-                    <a:srcRect/>
-                    <a:stretch>
-                      <a:fillRect/>
-                    </a:stretch>
-                  </pic:blipFill>
-                  <pic:spPr bwMode="auto">
-                    <a:xfrm>
-                      <a:off x="0" y="0"/>
-                      <a:ext cx="4000500" cy="3112634"/>
-                    </a:xfrm>
-                    <a:prstGeom prst="rect">
-                      <a:avLst/>
-                    </a:prstGeom>
-                  </pic:spPr>
-                </pic:pic>
-              </a:graphicData>
-            </a:graphic>
-          </wp:inline>
-        </w:drawing>
-      </w:r>
-    </w:p>
-    <w:p>
-      <w:pPr>
-        <w:pStyle w:val="Caption"/>
-      </w:pPr>
-      <w:r>
-        <w:rPr>
-          <w:b/>
-          <w:bCs/>
-        </w:rPr>
-        <w:t xml:space="preserve">Figure </w:t>
-      </w:r>
-      <w:r>
-        <w:rPr>
-          <w:b/>
-          <w:bCs/>
-        </w:rPr>
-        <w:t xml:space="preserve">1</w:t>
-      </w:r>
-      <w:r>
-        <w:rPr>
-          <w:b/>
-          <w:bCs/>
-        </w:rPr>
-        <w:t xml:space="preserve">:</w:t>
-      </w:r>
-      <w:r>
-        <w:t xml:space="preserve"> </w:t>
-      </w:r>
-      <w:r>
-        <w:t xml:space="preserve">Graphical user interface for autorpt.</w:t>
-      </w:r>
-    </w:p>
-    <w:p>
-      <w:pPr>
-        <w:pBdr>
-          <w:left w:val="double" w:color="5D85D0"/>
-        </w:pBdr>
-        <w:ind w:left="288" w:right="288"/>
-      </w:pPr>
-      <w:r>
-        <w:t xml:space="preserve">Select the report you want to create with content.md and budget.xlsx downloaded from the same </w:t>
-      </w:r>
-      <w:hyperlink w:history="1" r:id="rIduukw1brbhocj6f6opfpsq">
-        <w:r>
-          <w:rPr>
-            <w:rStyle w:val="Hyperlink"/>
-          </w:rPr>
-          <w:t xml:space="preserve">repository</w:t>
-        </w:r>
-      </w:hyperlink>
-      <w:r>
-        <w:t xml:space="preserve"> that houses the gui.exe and stored in the same folder that you saved the gui.exe and run the executable.</w:t>
+        <w:t xml:space="preserve"> site. Please let us know if you use it and have any issues or feature requests.</w:t>
       </w:r>
     </w:p>
     <w:p/>
@@ -1302,7 +1256,7 @@
         <w:pStyle w:val="ListParagraph"/>
         <w:numPr>
           <w:ilvl w:val="0"/>
-          <w:numId w:val="125"/>
+          <w:numId w:val="128"/>
         </w:numPr>
       </w:pPr>
       <w:r>
@@ -1314,7 +1268,7 @@
         <w:pStyle w:val="ListParagraph"/>
         <w:numPr>
           <w:ilvl w:val="0"/>
-          <w:numId w:val="125"/>
+          <w:numId w:val="128"/>
         </w:numPr>
       </w:pPr>
       <w:r>
@@ -1326,7 +1280,7 @@
         <w:pStyle w:val="ListParagraph"/>
         <w:numPr>
           <w:ilvl w:val="0"/>
-          <w:numId w:val="125"/>
+          <w:numId w:val="128"/>
         </w:numPr>
       </w:pPr>
       <w:r>
@@ -1363,7 +1317,7 @@
         <wp:inline distT="0" distB="0" distL="0" distR="0">
           <wp:extent cx="608542" cy="105833"/>
           <wp:effectExtent b="0" l="0" r="0" t="0"/>
-          <wp:docPr id="98" name="" descr="" title=""/>
+          <wp:docPr id="97" name="" descr="" title=""/>
           <wp:cNvGraphicFramePr>
             <a:graphicFrameLocks xmlns:a="http://schemas.openxmlformats.org/drawingml/2006/main" noChangeAspect="1"/>
           </wp:cNvGraphicFramePr>
@@ -1447,7 +1401,7 @@
       <w:r>
         <w:t xml:space="preserve">Detailed steps for virtual environment and Visual Studio Code setup can be found in the 1st two appendices of </w:t>
       </w:r>
-      <w:hyperlink w:history="1" r:id="rIdyynwq4bge41ni0ca3vycr">
+      <w:hyperlink w:history="1" r:id="rIdyujzodyvpav4obvcdj1hg">
         <w:r>
           <w:rPr>
             <w:rStyle w:val="Hyperlink"/>
@@ -1465,87 +1419,171 @@
 
 <file path=word/numbering.xml><?xml version="1.0" encoding="utf-8"?>
 <w:numbering xmlns:wpc="http://schemas.microsoft.com/office/word/2010/wordprocessingCanvas" xmlns:mc="http://schemas.openxmlformats.org/markup-compatibility/2006" xmlns:o="urn:schemas-microsoft-com:office:office" xmlns:r="http://schemas.openxmlformats.org/officeDocument/2006/relationships" xmlns:m="http://schemas.openxmlformats.org/officeDocument/2006/math" xmlns:v="urn:schemas-microsoft-com:vml" xmlns:wp14="http://schemas.microsoft.com/office/word/2010/wordprocessingDrawing" xmlns:wp="http://schemas.openxmlformats.org/drawingml/2006/wordprocessingDrawing" xmlns:w10="urn:schemas-microsoft-com:office:word" xmlns:w="http://schemas.openxmlformats.org/wordprocessingml/2006/main" xmlns:w14="http://schemas.microsoft.com/office/word/2010/wordml" xmlns:w15="http://schemas.microsoft.com/office/word/2012/wordml" xmlns:wpg="http://schemas.microsoft.com/office/word/2010/wordprocessingGroup" xmlns:wpi="http://schemas.microsoft.com/office/word/2010/wordprocessingInk" xmlns:wne="http://schemas.microsoft.com/office/word/2006/wordml" xmlns:wps="http://schemas.microsoft.com/office/word/2010/wordprocessingShape" mc:Ignorable="w14 w15 wp14">
+  <w:abstractNum w:abstractNumId="98" w15:restartNumberingAfterBreak="0">
+    <w:multiLevelType w:val="hybridMultilevel"/>
+    <w:lvl w:ilvl="0" w15:tentative="1">
+      <w:start w:val="1"/>
+      <w:numFmt w:val="bullet"/>
+      <w:lvlText w:val="●"/>
+      <w:lvlJc w:val="left"/>
+      <w:pPr>
+        <w:ind w:left="720" w:hanging="360"/>
+      </w:pPr>
+    </w:lvl>
+    <w:lvl w:ilvl="1" w15:tentative="1">
+      <w:start w:val="1"/>
+      <w:numFmt w:val="bullet"/>
+      <w:lvlText w:val="○"/>
+      <w:lvlJc w:val="left"/>
+      <w:pPr>
+        <w:ind w:left="1440" w:hanging="360"/>
+      </w:pPr>
+    </w:lvl>
+    <w:lvl w:ilvl="2" w15:tentative="1">
+      <w:start w:val="1"/>
+      <w:numFmt w:val="bullet"/>
+      <w:lvlText w:val="■"/>
+      <w:lvlJc w:val="left"/>
+      <w:pPr>
+        <w:ind w:left="2160" w:hanging="360"/>
+      </w:pPr>
+    </w:lvl>
+    <w:lvl w:ilvl="3" w15:tentative="1">
+      <w:start w:val="1"/>
+      <w:numFmt w:val="bullet"/>
+      <w:lvlText w:val="●"/>
+      <w:lvlJc w:val="left"/>
+      <w:pPr>
+        <w:ind w:left="2880" w:hanging="360"/>
+      </w:pPr>
+    </w:lvl>
+    <w:lvl w:ilvl="4" w15:tentative="1">
+      <w:start w:val="1"/>
+      <w:numFmt w:val="bullet"/>
+      <w:lvlText w:val="○"/>
+      <w:lvlJc w:val="left"/>
+      <w:pPr>
+        <w:ind w:left="3600" w:hanging="360"/>
+      </w:pPr>
+    </w:lvl>
+    <w:lvl w:ilvl="5" w15:tentative="1">
+      <w:start w:val="1"/>
+      <w:numFmt w:val="bullet"/>
+      <w:lvlText w:val="■"/>
+      <w:lvlJc w:val="left"/>
+      <w:pPr>
+        <w:ind w:left="4320" w:hanging="360"/>
+      </w:pPr>
+    </w:lvl>
+    <w:lvl w:ilvl="6" w15:tentative="1">
+      <w:start w:val="1"/>
+      <w:numFmt w:val="bullet"/>
+      <w:lvlText w:val="●"/>
+      <w:lvlJc w:val="left"/>
+      <w:pPr>
+        <w:ind w:left="5040" w:hanging="360"/>
+      </w:pPr>
+    </w:lvl>
+    <w:lvl w:ilvl="7" w15:tentative="1">
+      <w:start w:val="1"/>
+      <w:numFmt w:val="bullet"/>
+      <w:lvlText w:val="●"/>
+      <w:lvlJc w:val="left"/>
+      <w:pPr>
+        <w:ind w:left="5760" w:hanging="360"/>
+      </w:pPr>
+    </w:lvl>
+    <w:lvl w:ilvl="8" w15:tentative="1">
+      <w:start w:val="1"/>
+      <w:numFmt w:val="bullet"/>
+      <w:lvlText w:val="●"/>
+      <w:lvlJc w:val="left"/>
+      <w:pPr>
+        <w:ind w:left="6480" w:hanging="360"/>
+      </w:pPr>
+    </w:lvl>
+  </w:abstractNum>
   <w:abstractNum w:abstractNumId="99" w15:restartNumberingAfterBreak="0">
     <w:multiLevelType w:val="hybridMultilevel"/>
     <w:lvl w:ilvl="0" w15:tentative="1">
       <w:start w:val="1"/>
-      <w:numFmt w:val="bullet"/>
-      <w:lvlText w:val="●"/>
-      <w:lvlJc w:val="left"/>
-      <w:pPr>
-        <w:ind w:left="720" w:hanging="360"/>
+      <w:numFmt w:val="decimal"/>
+      <w:lvlText w:val="%1."/>
+      <w:lvlJc w:val="start"/>
+      <w:pPr>
+        <w:ind w:left="720" w:hanging="259"/>
       </w:pPr>
     </w:lvl>
     <w:lvl w:ilvl="1" w15:tentative="1">
       <w:start w:val="1"/>
-      <w:numFmt w:val="bullet"/>
-      <w:lvlText w:val="○"/>
-      <w:lvlJc w:val="left"/>
-      <w:pPr>
-        <w:ind w:left="1440" w:hanging="360"/>
+      <w:numFmt w:val="lowerLetter"/>
+      <w:lvlText w:val="%2."/>
+      <w:lvlJc w:val="start"/>
+      <w:pPr>
+        <w:ind w:left="1440" w:hanging="259"/>
       </w:pPr>
     </w:lvl>
     <w:lvl w:ilvl="2" w15:tentative="1">
       <w:start w:val="1"/>
-      <w:numFmt w:val="bullet"/>
-      <w:lvlText w:val="■"/>
-      <w:lvlJc w:val="left"/>
-      <w:pPr>
-        <w:ind w:left="2160" w:hanging="360"/>
+      <w:numFmt w:val="lowerRoman"/>
+      <w:lvlText w:val="%3."/>
+      <w:lvlJc w:val="start"/>
+      <w:pPr>
+        <w:ind w:left="2160" w:hanging="259"/>
       </w:pPr>
     </w:lvl>
     <w:lvl w:ilvl="3" w15:tentative="1">
       <w:start w:val="1"/>
-      <w:numFmt w:val="bullet"/>
-      <w:lvlText w:val="●"/>
-      <w:lvlJc w:val="left"/>
-      <w:pPr>
-        <w:ind w:left="2880" w:hanging="360"/>
+      <w:numFmt w:val="decimal"/>
+      <w:lvlText w:val="%4."/>
+      <w:lvlJc w:val="start"/>
+      <w:pPr>
+        <w:ind w:left="2880" w:hanging="259"/>
       </w:pPr>
     </w:lvl>
     <w:lvl w:ilvl="4" w15:tentative="1">
       <w:start w:val="1"/>
-      <w:numFmt w:val="bullet"/>
-      <w:lvlText w:val="○"/>
-      <w:lvlJc w:val="left"/>
-      <w:pPr>
-        <w:ind w:left="3600" w:hanging="360"/>
+      <w:numFmt w:val="lowerLetter"/>
+      <w:lvlText w:val="%5."/>
+      <w:lvlJc w:val="start"/>
+      <w:pPr>
+        <w:ind w:left="3600" w:hanging="259"/>
       </w:pPr>
     </w:lvl>
     <w:lvl w:ilvl="5" w15:tentative="1">
       <w:start w:val="1"/>
-      <w:numFmt w:val="bullet"/>
-      <w:lvlText w:val="■"/>
-      <w:lvlJc w:val="left"/>
-      <w:pPr>
-        <w:ind w:left="4320" w:hanging="360"/>
+      <w:numFmt w:val="lowerRoman"/>
+      <w:lvlText w:val="%6."/>
+      <w:lvlJc w:val="start"/>
+      <w:pPr>
+        <w:ind w:left="4320" w:hanging="259"/>
       </w:pPr>
     </w:lvl>
     <w:lvl w:ilvl="6" w15:tentative="1">
       <w:start w:val="1"/>
-      <w:numFmt w:val="bullet"/>
-      <w:lvlText w:val="●"/>
-      <w:lvlJc w:val="left"/>
-      <w:pPr>
-        <w:ind w:left="5040" w:hanging="360"/>
+      <w:numFmt w:val="decimal"/>
+      <w:lvlText w:val="%7."/>
+      <w:lvlJc w:val="start"/>
+      <w:pPr>
+        <w:ind w:left="5040" w:hanging="259"/>
       </w:pPr>
     </w:lvl>
     <w:lvl w:ilvl="7" w15:tentative="1">
       <w:start w:val="1"/>
-      <w:numFmt w:val="bullet"/>
-      <w:lvlText w:val="●"/>
-      <w:lvlJc w:val="left"/>
-      <w:pPr>
-        <w:ind w:left="5760" w:hanging="360"/>
+      <w:numFmt w:val="lowerLetter"/>
+      <w:lvlText w:val="%8."/>
+      <w:lvlJc w:val="start"/>
+      <w:pPr>
+        <w:ind w:left="5760" w:hanging="259"/>
       </w:pPr>
     </w:lvl>
     <w:lvl w:ilvl="8" w15:tentative="1">
       <w:start w:val="1"/>
-      <w:numFmt w:val="bullet"/>
-      <w:lvlText w:val="●"/>
-      <w:lvlJc w:val="left"/>
-      <w:pPr>
-        <w:ind w:left="6480" w:hanging="360"/>
+      <w:numFmt w:val="lowerRoman"/>
+      <w:lvlText w:val="%9."/>
+      <w:lvlJc w:val="start"/>
+      <w:pPr>
+        <w:ind w:left="6480" w:hanging="259"/>
       </w:pPr>
     </w:lvl>
   </w:abstractNum>
@@ -1553,8 +1591,8 @@
     <w:multiLevelType w:val="hybridMultilevel"/>
     <w:lvl w:ilvl="0" w15:tentative="1">
       <w:start w:val="1"/>
-      <w:numFmt w:val="decimal"/>
-      <w:lvlText w:val="%1."/>
+      <w:numFmt w:val="bullet"/>
+      <w:lvlText w:val="●"/>
       <w:lvlJc w:val="start"/>
       <w:pPr>
         <w:ind w:left="720" w:hanging="259"/>
@@ -1562,8 +1600,8 @@
     </w:lvl>
     <w:lvl w:ilvl="1" w15:tentative="1">
       <w:start w:val="1"/>
-      <w:numFmt w:val="lowerLetter"/>
-      <w:lvlText w:val="%2."/>
+      <w:numFmt w:val="bullet"/>
+      <w:lvlText w:val="○"/>
       <w:lvlJc w:val="start"/>
       <w:pPr>
         <w:ind w:left="1440" w:hanging="259"/>
@@ -1571,8 +1609,8 @@
     </w:lvl>
     <w:lvl w:ilvl="2" w15:tentative="1">
       <w:start w:val="1"/>
-      <w:numFmt w:val="lowerRoman"/>
-      <w:lvlText w:val="%3."/>
+      <w:numFmt w:val="bullet"/>
+      <w:lvlText w:val="■"/>
       <w:lvlJc w:val="start"/>
       <w:pPr>
         <w:ind w:left="2160" w:hanging="259"/>
@@ -1580,8 +1618,8 @@
     </w:lvl>
     <w:lvl w:ilvl="3" w15:tentative="1">
       <w:start w:val="1"/>
-      <w:numFmt w:val="decimal"/>
-      <w:lvlText w:val="%4."/>
+      <w:numFmt w:val="bullet"/>
+      <w:lvlText w:val="●"/>
       <w:lvlJc w:val="start"/>
       <w:pPr>
         <w:ind w:left="2880" w:hanging="259"/>
@@ -1589,8 +1627,8 @@
     </w:lvl>
     <w:lvl w:ilvl="4" w15:tentative="1">
       <w:start w:val="1"/>
-      <w:numFmt w:val="lowerLetter"/>
-      <w:lvlText w:val="%5."/>
+      <w:numFmt w:val="bullet"/>
+      <w:lvlText w:val="○"/>
       <w:lvlJc w:val="start"/>
       <w:pPr>
         <w:ind w:left="3600" w:hanging="259"/>
@@ -1598,8 +1636,8 @@
     </w:lvl>
     <w:lvl w:ilvl="5" w15:tentative="1">
       <w:start w:val="1"/>
-      <w:numFmt w:val="lowerRoman"/>
-      <w:lvlText w:val="%6."/>
+      <w:numFmt w:val="bullet"/>
+      <w:lvlText w:val="■"/>
       <w:lvlJc w:val="start"/>
       <w:pPr>
         <w:ind w:left="4320" w:hanging="259"/>
@@ -1607,8 +1645,8 @@
     </w:lvl>
     <w:lvl w:ilvl="6" w15:tentative="1">
       <w:start w:val="1"/>
-      <w:numFmt w:val="decimal"/>
-      <w:lvlText w:val="%7."/>
+      <w:numFmt w:val="bullet"/>
+      <w:lvlText w:val="●"/>
       <w:lvlJc w:val="start"/>
       <w:pPr>
         <w:ind w:left="5040" w:hanging="259"/>
@@ -1616,8 +1654,8 @@
     </w:lvl>
     <w:lvl w:ilvl="7" w15:tentative="1">
       <w:start w:val="1"/>
-      <w:numFmt w:val="lowerLetter"/>
-      <w:lvlText w:val="%8."/>
+      <w:numFmt w:val="bullet"/>
+      <w:lvlText w:val="○"/>
       <w:lvlJc w:val="start"/>
       <w:pPr>
         <w:ind w:left="5760" w:hanging="259"/>
@@ -1625,8 +1663,8 @@
     </w:lvl>
     <w:lvl w:ilvl="8" w15:tentative="1">
       <w:start w:val="1"/>
-      <w:numFmt w:val="lowerRoman"/>
-      <w:lvlText w:val="%9."/>
+      <w:numFmt w:val="bullet"/>
+      <w:lvlText w:val="■"/>
       <w:lvlJc w:val="start"/>
       <w:pPr>
         <w:ind w:left="6480" w:hanging="259"/>
@@ -1973,8 +2011,8 @@
     <w:multiLevelType w:val="hybridMultilevel"/>
     <w:lvl w:ilvl="0" w15:tentative="1">
       <w:start w:val="1"/>
-      <w:numFmt w:val="bullet"/>
-      <w:lvlText w:val="●"/>
+      <w:numFmt w:val="decimal"/>
+      <w:lvlText w:val="%1."/>
       <w:lvlJc w:val="start"/>
       <w:pPr>
         <w:ind w:left="720" w:hanging="259"/>
@@ -1982,8 +2020,8 @@
     </w:lvl>
     <w:lvl w:ilvl="1" w15:tentative="1">
       <w:start w:val="1"/>
-      <w:numFmt w:val="bullet"/>
-      <w:lvlText w:val="○"/>
+      <w:numFmt w:val="lowerLetter"/>
+      <w:lvlText w:val="%2."/>
       <w:lvlJc w:val="start"/>
       <w:pPr>
         <w:ind w:left="1440" w:hanging="259"/>
@@ -1991,8 +2029,8 @@
     </w:lvl>
     <w:lvl w:ilvl="2" w15:tentative="1">
       <w:start w:val="1"/>
-      <w:numFmt w:val="bullet"/>
-      <w:lvlText w:val="■"/>
+      <w:numFmt w:val="lowerRoman"/>
+      <w:lvlText w:val="%3."/>
       <w:lvlJc w:val="start"/>
       <w:pPr>
         <w:ind w:left="2160" w:hanging="259"/>
@@ -2000,8 +2038,8 @@
     </w:lvl>
     <w:lvl w:ilvl="3" w15:tentative="1">
       <w:start w:val="1"/>
-      <w:numFmt w:val="bullet"/>
-      <w:lvlText w:val="●"/>
+      <w:numFmt w:val="decimal"/>
+      <w:lvlText w:val="%4."/>
       <w:lvlJc w:val="start"/>
       <w:pPr>
         <w:ind w:left="2880" w:hanging="259"/>
@@ -2009,8 +2047,8 @@
     </w:lvl>
     <w:lvl w:ilvl="4" w15:tentative="1">
       <w:start w:val="1"/>
-      <w:numFmt w:val="bullet"/>
-      <w:lvlText w:val="○"/>
+      <w:numFmt w:val="lowerLetter"/>
+      <w:lvlText w:val="%5."/>
       <w:lvlJc w:val="start"/>
       <w:pPr>
         <w:ind w:left="3600" w:hanging="259"/>
@@ -2018,8 +2056,8 @@
     </w:lvl>
     <w:lvl w:ilvl="5" w15:tentative="1">
       <w:start w:val="1"/>
-      <w:numFmt w:val="bullet"/>
-      <w:lvlText w:val="■"/>
+      <w:numFmt w:val="lowerRoman"/>
+      <w:lvlText w:val="%6."/>
       <w:lvlJc w:val="start"/>
       <w:pPr>
         <w:ind w:left="4320" w:hanging="259"/>
@@ -2027,8 +2065,8 @@
     </w:lvl>
     <w:lvl w:ilvl="6" w15:tentative="1">
       <w:start w:val="1"/>
-      <w:numFmt w:val="bullet"/>
-      <w:lvlText w:val="●"/>
+      <w:numFmt w:val="decimal"/>
+      <w:lvlText w:val="%7."/>
       <w:lvlJc w:val="start"/>
       <w:pPr>
         <w:ind w:left="5040" w:hanging="259"/>
@@ -2036,8 +2074,8 @@
     </w:lvl>
     <w:lvl w:ilvl="7" w15:tentative="1">
       <w:start w:val="1"/>
-      <w:numFmt w:val="bullet"/>
-      <w:lvlText w:val="○"/>
+      <w:numFmt w:val="lowerLetter"/>
+      <w:lvlText w:val="%8."/>
       <w:lvlJc w:val="start"/>
       <w:pPr>
         <w:ind w:left="5760" w:hanging="259"/>
@@ -2045,8 +2083,8 @@
     </w:lvl>
     <w:lvl w:ilvl="8" w15:tentative="1">
       <w:start w:val="1"/>
-      <w:numFmt w:val="bullet"/>
-      <w:lvlText w:val="■"/>
+      <w:numFmt w:val="lowerRoman"/>
+      <w:lvlText w:val="%9."/>
       <w:lvlJc w:val="start"/>
       <w:pPr>
         <w:ind w:left="6480" w:hanging="259"/>
@@ -2393,8 +2431,8 @@
     <w:multiLevelType w:val="hybridMultilevel"/>
     <w:lvl w:ilvl="0" w15:tentative="1">
       <w:start w:val="1"/>
-      <w:numFmt w:val="decimal"/>
-      <w:lvlText w:val="%1."/>
+      <w:numFmt w:val="bullet"/>
+      <w:lvlText w:val="●"/>
       <w:lvlJc w:val="start"/>
       <w:pPr>
         <w:ind w:left="720" w:hanging="259"/>
@@ -2402,8 +2440,8 @@
     </w:lvl>
     <w:lvl w:ilvl="1" w15:tentative="1">
       <w:start w:val="1"/>
-      <w:numFmt w:val="lowerLetter"/>
-      <w:lvlText w:val="%2."/>
+      <w:numFmt w:val="bullet"/>
+      <w:lvlText w:val="○"/>
       <w:lvlJc w:val="start"/>
       <w:pPr>
         <w:ind w:left="1440" w:hanging="259"/>
@@ -2411,8 +2449,8 @@
     </w:lvl>
     <w:lvl w:ilvl="2" w15:tentative="1">
       <w:start w:val="1"/>
-      <w:numFmt w:val="lowerRoman"/>
-      <w:lvlText w:val="%3."/>
+      <w:numFmt w:val="bullet"/>
+      <w:lvlText w:val="■"/>
       <w:lvlJc w:val="start"/>
       <w:pPr>
         <w:ind w:left="2160" w:hanging="259"/>
@@ -2420,8 +2458,8 @@
     </w:lvl>
     <w:lvl w:ilvl="3" w15:tentative="1">
       <w:start w:val="1"/>
-      <w:numFmt w:val="decimal"/>
-      <w:lvlText w:val="%4."/>
+      <w:numFmt w:val="bullet"/>
+      <w:lvlText w:val="●"/>
       <w:lvlJc w:val="start"/>
       <w:pPr>
         <w:ind w:left="2880" w:hanging="259"/>
@@ -2429,8 +2467,8 @@
     </w:lvl>
     <w:lvl w:ilvl="4" w15:tentative="1">
       <w:start w:val="1"/>
-      <w:numFmt w:val="lowerLetter"/>
-      <w:lvlText w:val="%5."/>
+      <w:numFmt w:val="bullet"/>
+      <w:lvlText w:val="○"/>
       <w:lvlJc w:val="start"/>
       <w:pPr>
         <w:ind w:left="3600" w:hanging="259"/>
@@ -2438,8 +2476,8 @@
     </w:lvl>
     <w:lvl w:ilvl="5" w15:tentative="1">
       <w:start w:val="1"/>
-      <w:numFmt w:val="lowerRoman"/>
-      <w:lvlText w:val="%6."/>
+      <w:numFmt w:val="bullet"/>
+      <w:lvlText w:val="■"/>
       <w:lvlJc w:val="start"/>
       <w:pPr>
         <w:ind w:left="4320" w:hanging="259"/>
@@ -2447,8 +2485,8 @@
     </w:lvl>
     <w:lvl w:ilvl="6" w15:tentative="1">
       <w:start w:val="1"/>
-      <w:numFmt w:val="decimal"/>
-      <w:lvlText w:val="%7."/>
+      <w:numFmt w:val="bullet"/>
+      <w:lvlText w:val="●"/>
       <w:lvlJc w:val="start"/>
       <w:pPr>
         <w:ind w:left="5040" w:hanging="259"/>
@@ -2456,8 +2494,8 @@
     </w:lvl>
     <w:lvl w:ilvl="7" w15:tentative="1">
       <w:start w:val="1"/>
-      <w:numFmt w:val="lowerLetter"/>
-      <w:lvlText w:val="%8."/>
+      <w:numFmt w:val="bullet"/>
+      <w:lvlText w:val="○"/>
       <w:lvlJc w:val="start"/>
       <w:pPr>
         <w:ind w:left="5760" w:hanging="259"/>
@@ -2465,8 +2503,8 @@
     </w:lvl>
     <w:lvl w:ilvl="8" w15:tentative="1">
       <w:start w:val="1"/>
-      <w:numFmt w:val="lowerRoman"/>
-      <w:lvlText w:val="%9."/>
+      <w:numFmt w:val="bullet"/>
+      <w:lvlText w:val="■"/>
       <w:lvlJc w:val="start"/>
       <w:pPr>
         <w:ind w:left="6480" w:hanging="259"/>
@@ -2477,8 +2515,8 @@
     <w:multiLevelType w:val="hybridMultilevel"/>
     <w:lvl w:ilvl="0" w15:tentative="1">
       <w:start w:val="1"/>
-      <w:numFmt w:val="bullet"/>
-      <w:lvlText w:val="●"/>
+      <w:numFmt w:val="decimal"/>
+      <w:lvlText w:val="%1."/>
       <w:lvlJc w:val="start"/>
       <w:pPr>
         <w:ind w:left="720" w:hanging="259"/>
@@ -2486,8 +2524,8 @@
     </w:lvl>
     <w:lvl w:ilvl="1" w15:tentative="1">
       <w:start w:val="1"/>
-      <w:numFmt w:val="bullet"/>
-      <w:lvlText w:val="○"/>
+      <w:numFmt w:val="lowerLetter"/>
+      <w:lvlText w:val="%2."/>
       <w:lvlJc w:val="start"/>
       <w:pPr>
         <w:ind w:left="1440" w:hanging="259"/>
@@ -2495,8 +2533,8 @@
     </w:lvl>
     <w:lvl w:ilvl="2" w15:tentative="1">
       <w:start w:val="1"/>
-      <w:numFmt w:val="bullet"/>
-      <w:lvlText w:val="■"/>
+      <w:numFmt w:val="lowerRoman"/>
+      <w:lvlText w:val="%3."/>
       <w:lvlJc w:val="start"/>
       <w:pPr>
         <w:ind w:left="2160" w:hanging="259"/>
@@ -2504,8 +2542,8 @@
     </w:lvl>
     <w:lvl w:ilvl="3" w15:tentative="1">
       <w:start w:val="1"/>
-      <w:numFmt w:val="bullet"/>
-      <w:lvlText w:val="●"/>
+      <w:numFmt w:val="decimal"/>
+      <w:lvlText w:val="%4."/>
       <w:lvlJc w:val="start"/>
       <w:pPr>
         <w:ind w:left="2880" w:hanging="259"/>
@@ -2513,8 +2551,8 @@
     </w:lvl>
     <w:lvl w:ilvl="4" w15:tentative="1">
       <w:start w:val="1"/>
-      <w:numFmt w:val="bullet"/>
-      <w:lvlText w:val="○"/>
+      <w:numFmt w:val="lowerLetter"/>
+      <w:lvlText w:val="%5."/>
       <w:lvlJc w:val="start"/>
       <w:pPr>
         <w:ind w:left="3600" w:hanging="259"/>
@@ -2522,8 +2560,8 @@
     </w:lvl>
     <w:lvl w:ilvl="5" w15:tentative="1">
       <w:start w:val="1"/>
-      <w:numFmt w:val="bullet"/>
-      <w:lvlText w:val="■"/>
+      <w:numFmt w:val="lowerRoman"/>
+      <w:lvlText w:val="%6."/>
       <w:lvlJc w:val="start"/>
       <w:pPr>
         <w:ind w:left="4320" w:hanging="259"/>
@@ -2531,8 +2569,8 @@
     </w:lvl>
     <w:lvl w:ilvl="6" w15:tentative="1">
       <w:start w:val="1"/>
-      <w:numFmt w:val="bullet"/>
-      <w:lvlText w:val="●"/>
+      <w:numFmt w:val="decimal"/>
+      <w:lvlText w:val="%7."/>
       <w:lvlJc w:val="start"/>
       <w:pPr>
         <w:ind w:left="5040" w:hanging="259"/>
@@ -2540,8 +2578,8 @@
     </w:lvl>
     <w:lvl w:ilvl="7" w15:tentative="1">
       <w:start w:val="1"/>
-      <w:numFmt w:val="bullet"/>
-      <w:lvlText w:val="○"/>
+      <w:numFmt w:val="lowerLetter"/>
+      <w:lvlText w:val="%8."/>
       <w:lvlJc w:val="start"/>
       <w:pPr>
         <w:ind w:left="5760" w:hanging="259"/>
@@ -2549,8 +2587,8 @@
     </w:lvl>
     <w:lvl w:ilvl="8" w15:tentative="1">
       <w:start w:val="1"/>
-      <w:numFmt w:val="bullet"/>
-      <w:lvlText w:val="■"/>
+      <w:numFmt w:val="lowerRoman"/>
+      <w:lvlText w:val="%9."/>
       <w:lvlJc w:val="start"/>
       <w:pPr>
         <w:ind w:left="6480" w:hanging="259"/>
@@ -2641,86 +2679,182 @@
       </w:pPr>
     </w:lvl>
   </w:abstractNum>
+  <w:abstractNum w:abstractNumId="113" w15:restartNumberingAfterBreak="0">
+    <w:multiLevelType w:val="hybridMultilevel"/>
+    <w:lvl w:ilvl="0" w15:tentative="1">
+      <w:start w:val="1"/>
+      <w:numFmt w:val="bullet"/>
+      <w:lvlText w:val="●"/>
+      <w:lvlJc w:val="start"/>
+      <w:pPr>
+        <w:ind w:left="720" w:hanging="259"/>
+      </w:pPr>
+    </w:lvl>
+    <w:lvl w:ilvl="1" w15:tentative="1">
+      <w:start w:val="1"/>
+      <w:numFmt w:val="bullet"/>
+      <w:lvlText w:val="○"/>
+      <w:lvlJc w:val="start"/>
+      <w:pPr>
+        <w:ind w:left="1440" w:hanging="259"/>
+      </w:pPr>
+    </w:lvl>
+    <w:lvl w:ilvl="2" w15:tentative="1">
+      <w:start w:val="1"/>
+      <w:numFmt w:val="bullet"/>
+      <w:lvlText w:val="■"/>
+      <w:lvlJc w:val="start"/>
+      <w:pPr>
+        <w:ind w:left="2160" w:hanging="259"/>
+      </w:pPr>
+    </w:lvl>
+    <w:lvl w:ilvl="3" w15:tentative="1">
+      <w:start w:val="1"/>
+      <w:numFmt w:val="bullet"/>
+      <w:lvlText w:val="●"/>
+      <w:lvlJc w:val="start"/>
+      <w:pPr>
+        <w:ind w:left="2880" w:hanging="259"/>
+      </w:pPr>
+    </w:lvl>
+    <w:lvl w:ilvl="4" w15:tentative="1">
+      <w:start w:val="1"/>
+      <w:numFmt w:val="bullet"/>
+      <w:lvlText w:val="○"/>
+      <w:lvlJc w:val="start"/>
+      <w:pPr>
+        <w:ind w:left="3600" w:hanging="259"/>
+      </w:pPr>
+    </w:lvl>
+    <w:lvl w:ilvl="5" w15:tentative="1">
+      <w:start w:val="1"/>
+      <w:numFmt w:val="bullet"/>
+      <w:lvlText w:val="■"/>
+      <w:lvlJc w:val="start"/>
+      <w:pPr>
+        <w:ind w:left="4320" w:hanging="259"/>
+      </w:pPr>
+    </w:lvl>
+    <w:lvl w:ilvl="6" w15:tentative="1">
+      <w:start w:val="1"/>
+      <w:numFmt w:val="bullet"/>
+      <w:lvlText w:val="●"/>
+      <w:lvlJc w:val="start"/>
+      <w:pPr>
+        <w:ind w:left="5040" w:hanging="259"/>
+      </w:pPr>
+    </w:lvl>
+    <w:lvl w:ilvl="7" w15:tentative="1">
+      <w:start w:val="1"/>
+      <w:numFmt w:val="bullet"/>
+      <w:lvlText w:val="○"/>
+      <w:lvlJc w:val="start"/>
+      <w:pPr>
+        <w:ind w:left="5760" w:hanging="259"/>
+      </w:pPr>
+    </w:lvl>
+    <w:lvl w:ilvl="8" w15:tentative="1">
+      <w:start w:val="1"/>
+      <w:numFmt w:val="bullet"/>
+      <w:lvlText w:val="■"/>
+      <w:lvlJc w:val="start"/>
+      <w:pPr>
+        <w:ind w:left="6480" w:hanging="259"/>
+      </w:pPr>
+    </w:lvl>
+  </w:abstractNum>
   <w:num w:numId="1">
+    <w:abstractNumId w:val="98"/>
+    <w:lvlOverride w:ilvl="0">
+      <w:startOverride w:val="1"/>
+    </w:lvlOverride>
+  </w:num>
+  <w:num w:numId="114">
     <w:abstractNumId w:val="99"/>
     <w:lvlOverride w:ilvl="0">
       <w:startOverride w:val="1"/>
     </w:lvlOverride>
   </w:num>
-  <w:num w:numId="113">
+  <w:num w:numId="115">
     <w:abstractNumId w:val="100"/>
     <w:lvlOverride w:ilvl="0">
       <w:startOverride w:val="1"/>
     </w:lvlOverride>
   </w:num>
-  <w:num w:numId="114">
+  <w:num w:numId="116">
     <w:abstractNumId w:val="101"/>
     <w:lvlOverride w:ilvl="0">
       <w:startOverride w:val="1"/>
     </w:lvlOverride>
   </w:num>
-  <w:num w:numId="115">
+  <w:num w:numId="117">
     <w:abstractNumId w:val="102"/>
     <w:lvlOverride w:ilvl="0">
       <w:startOverride w:val="1"/>
     </w:lvlOverride>
   </w:num>
-  <w:num w:numId="116">
+  <w:num w:numId="118">
     <w:abstractNumId w:val="103"/>
     <w:lvlOverride w:ilvl="0">
       <w:startOverride w:val="1"/>
     </w:lvlOverride>
   </w:num>
-  <w:num w:numId="117">
+  <w:num w:numId="119">
     <w:abstractNumId w:val="104"/>
     <w:lvlOverride w:ilvl="0">
       <w:startOverride w:val="1"/>
     </w:lvlOverride>
   </w:num>
-  <w:num w:numId="118">
+  <w:num w:numId="120">
     <w:abstractNumId w:val="105"/>
     <w:lvlOverride w:ilvl="0">
       <w:startOverride w:val="1"/>
     </w:lvlOverride>
   </w:num>
-  <w:num w:numId="119">
+  <w:num w:numId="121">
     <w:abstractNumId w:val="106"/>
     <w:lvlOverride w:ilvl="0">
       <w:startOverride w:val="1"/>
     </w:lvlOverride>
   </w:num>
-  <w:num w:numId="120">
+  <w:num w:numId="122">
     <w:abstractNumId w:val="107"/>
     <w:lvlOverride w:ilvl="0">
       <w:startOverride w:val="1"/>
     </w:lvlOverride>
   </w:num>
-  <w:num w:numId="121">
+  <w:num w:numId="123">
     <w:abstractNumId w:val="108"/>
     <w:lvlOverride w:ilvl="0">
       <w:startOverride w:val="1"/>
     </w:lvlOverride>
   </w:num>
-  <w:num w:numId="122">
+  <w:num w:numId="124">
     <w:abstractNumId w:val="109"/>
     <w:lvlOverride w:ilvl="0">
       <w:startOverride w:val="1"/>
     </w:lvlOverride>
   </w:num>
-  <w:num w:numId="123">
+  <w:num w:numId="125">
     <w:abstractNumId w:val="110"/>
     <w:lvlOverride w:ilvl="0">
       <w:startOverride w:val="1"/>
     </w:lvlOverride>
   </w:num>
-  <w:num w:numId="124">
+  <w:num w:numId="126">
     <w:abstractNumId w:val="111"/>
     <w:lvlOverride w:ilvl="0">
       <w:startOverride w:val="1"/>
     </w:lvlOverride>
   </w:num>
-  <w:num w:numId="125">
+  <w:num w:numId="127">
     <w:abstractNumId w:val="112"/>
+    <w:lvlOverride w:ilvl="0">
+      <w:startOverride w:val="1"/>
+    </w:lvlOverride>
+  </w:num>
+  <w:num w:numId="128">
+    <w:abstractNumId w:val="113"/>
     <w:lvlOverride w:ilvl="0">
       <w:startOverride w:val="1"/>
     </w:lvlOverride>

--- a/chapters/exports/10-grantmgmt.docx
+++ b/chapters/exports/10-grantmgmt.docx
@@ -31,11 +31,158 @@
         <w:pStyle w:val="ListParagraph"/>
         <w:numPr>
           <w:ilvl w:val="0"/>
+          <w:numId w:val="112"/>
+        </w:numPr>
+      </w:pPr>
+      <w:r>
+        <w:t xml:space="preserve">Grant management is critical to project and organizational success, yet doing it well is often overlooked or given a lower priority.</w:t>
+      </w:r>
+    </w:p>
+    <w:p>
+      <w:pPr>
+        <w:pStyle w:val="ListParagraph"/>
+        <w:numPr>
+          <w:ilvl w:val="0"/>
+          <w:numId w:val="112"/>
+        </w:numPr>
+      </w:pPr>
+      <w:r>
+        <w:t xml:space="preserve">Consistency with funders, whether they’re public, foundation, or private, is of utmost importance. Don’t assign grant management to interns, new staff, or temporary staff.</w:t>
+      </w:r>
+    </w:p>
+    <w:p>
+      <w:pPr>
+        <w:pStyle w:val="ListParagraph"/>
+        <w:numPr>
+          <w:ilvl w:val="0"/>
+          <w:numId w:val="112"/>
+        </w:numPr>
+      </w:pPr>
+      <w:r>
+        <w:t xml:space="preserve">Get to know your program officer or grant manager and make their life easy. See number 2, have the same person manage the grant for its entirety.</w:t>
+      </w:r>
+    </w:p>
+    <w:p>
+      <w:pPr>
+        <w:pStyle w:val="ListParagraph"/>
+        <w:numPr>
+          <w:ilvl w:val="0"/>
+          <w:numId w:val="112"/>
+        </w:numPr>
+      </w:pPr>
+      <w:r>
+        <w:t xml:space="preserve">Create a strong, auditable, and accurate financial accounting system that also automates reporting or is flexible for each funder to create reports from your P&amp;L ledger.</w:t>
+      </w:r>
+    </w:p>
+    <w:p>
+      <w:pPr>
+        <w:pStyle w:val="ListParagraph"/>
+        <w:numPr>
+          <w:ilvl w:val="0"/>
+          <w:numId w:val="112"/>
+        </w:numPr>
+      </w:pPr>
+      <w:r>
+        <w:t xml:space="preserve">Make reporting do double duty. At its worst, reporting can be drudgery. Change that and make reports effective communication tools for your project and organizational successes. Build reporting into your organizational learning and evaluation cycles. Some organizations use their annual report for both public outreach and reporting to donors.</w:t>
+      </w:r>
+    </w:p>
+    <w:p>
+      <w:pPr>
+        <w:pStyle w:val="Heading2"/>
+      </w:pPr>
+      <w:r>
+        <w:t xml:space="preserve">Budget</w:t>
+      </w:r>
+    </w:p>
+    <w:p>
+      <w:pPr>
+        <w:pStyle w:val="IntenseQuote"/>
+      </w:pPr>
+      <w:r>
+        <w:t xml:space="preserve">“A budget is telling your money where to go instead of wondering where it went.”</w:t>
+      </w:r>
+    </w:p>
+    <w:p>
+      <w:pPr>
+        <w:pStyle w:val="Caption"/>
+      </w:pPr>
+      <w:r>
+        <w:t xml:space="preserve">John Maxwell</w:t>
+      </w:r>
+    </w:p>
+    <w:p>
+      <w:r>
+        <w:t xml:space="preserve">Preparing a good budget during the proposal stage makes grant administration easier. A solid budget prevents surprises and serves as a roadmap for managing and tracking resources effectively.</w:t>
+      </w:r>
+    </w:p>
+    <w:p>
+      <w:r>
+        <w:t xml:space="preserve">Some common reasons why good organizations and smart people prepare bad budgets include:</w:t>
+      </w:r>
+    </w:p>
+    <w:p>
+      <w:pPr>
+        <w:pStyle w:val="ListParagraph"/>
+        <w:numPr>
+          <w:ilvl w:val="0"/>
+          <w:numId w:val="113"/>
+        </w:numPr>
+      </w:pPr>
+      <w:r>
+        <w:t xml:space="preserve">Lack of coordination/disconnect between technical/program and budget/finance (so cost and tech don’t align)</w:t>
+      </w:r>
+    </w:p>
+    <w:p>
+      <w:pPr>
+        <w:pStyle w:val="ListParagraph"/>
+        <w:numPr>
+          <w:ilvl w:val="0"/>
+          <w:numId w:val="113"/>
+        </w:numPr>
+      </w:pPr>
+      <w:r>
+        <w:t xml:space="preserve">Costs that are not based on historical or real data</w:t>
+      </w:r>
+    </w:p>
+    <w:p>
+      <w:pPr>
+        <w:pStyle w:val="ListParagraph"/>
+        <w:numPr>
+          <w:ilvl w:val="0"/>
+          <w:numId w:val="113"/>
+        </w:numPr>
+      </w:pPr>
+      <w:r>
+        <w:t xml:space="preserve">Most time spent on design/technical, so not enough time allocated for budget</w:t>
+      </w:r>
+    </w:p>
+    <w:p>
+      <w:pPr>
+        <w:pStyle w:val="ListParagraph"/>
+        <w:numPr>
+          <w:ilvl w:val="0"/>
+          <w:numId w:val="113"/>
+        </w:numPr>
+      </w:pPr>
+      <w:r>
+        <w:t xml:space="preserve">Activities outlined during the design phase cost more than the money available</w:t>
+      </w:r>
+    </w:p>
+    <w:p>
+      <w:r>
+        <w:t xml:space="preserve">After you win a grant, budget tracking is essential:</w:t>
+      </w:r>
+    </w:p>
+    <w:p>
+      <w:pPr>
+        <w:pStyle w:val="ListParagraph"/>
+        <w:numPr>
+          <w:ilvl w:val="0"/>
           <w:numId w:val="114"/>
         </w:numPr>
       </w:pPr>
       <w:r>
-        <w:t xml:space="preserve">Grant management is critical to project and organizational success, yet doing it well is often overlooked or given a lower priority.</w:t>
+        <w:t xml:space="preserve">Ensures Funds Are Spent as Planned: Aligns expenditures with the approved grant budget and timeline.</w:t>
       </w:r>
     </w:p>
     <w:p>
@@ -47,7 +194,7 @@
         </w:numPr>
       </w:pPr>
       <w:r>
-        <w:t xml:space="preserve">Consistency with funders, whether they’re public, foundation, or private, is of utmost importance. Don’t assign grant management to interns, new staff, or temporary staff.</w:t>
+        <w:t xml:space="preserve">Monitors Progress &amp; Performance: Helps track spending against milestones and deliverables.</w:t>
       </w:r>
     </w:p>
     <w:p>
@@ -59,7 +206,7 @@
         </w:numPr>
       </w:pPr>
       <w:r>
-        <w:t xml:space="preserve">Get to know your program officer or grant manager and make their life easy. See number 2, have the same person manage the grant for its entirety.</w:t>
+        <w:t xml:space="preserve">Identifies Issues Early: Flags overspending, underspending, or misallocations before they become problems.</w:t>
       </w:r>
     </w:p>
     <w:p>
@@ -71,7 +218,7 @@
         </w:numPr>
       </w:pPr>
       <w:r>
-        <w:t xml:space="preserve">Create a strong, auditable, and accurate financial accounting system that also automates reporting or is flexible for each funder to create reports from your P&amp;L ledger.</w:t>
+        <w:t xml:space="preserve">Supports Accurate Reporting: Provides documentation for financial reports, audits, and funder updates.</w:t>
       </w:r>
     </w:p>
     <w:p>
@@ -80,153 +227,6 @@
         <w:numPr>
           <w:ilvl w:val="0"/>
           <w:numId w:val="114"/>
-        </w:numPr>
-      </w:pPr>
-      <w:r>
-        <w:t xml:space="preserve">Make reporting do double duty. At its worst, reporting can be drudgery. Change that and make reports effective communication tools for your project and organizational successes. Build reporting into your organizational learning and evaluation cycles. Some organizations use their annual report for both public outreach and reporting to donors.</w:t>
-      </w:r>
-    </w:p>
-    <w:p>
-      <w:pPr>
-        <w:pStyle w:val="Heading2"/>
-      </w:pPr>
-      <w:r>
-        <w:t xml:space="preserve">Budget</w:t>
-      </w:r>
-    </w:p>
-    <w:p>
-      <w:pPr>
-        <w:pStyle w:val="IntenseQuote"/>
-      </w:pPr>
-      <w:r>
-        <w:t xml:space="preserve">“A budget is telling your money where to go instead of wondering where it went.”</w:t>
-      </w:r>
-    </w:p>
-    <w:p>
-      <w:pPr>
-        <w:pStyle w:val="Caption"/>
-      </w:pPr>
-      <w:r>
-        <w:t xml:space="preserve">John Maxwell</w:t>
-      </w:r>
-    </w:p>
-    <w:p>
-      <w:r>
-        <w:t xml:space="preserve">Preparing a good budget during the proposal stage makes grant administration easier. A solid budget prevents surprises and serves as a roadmap for managing and tracking resources effectively.</w:t>
-      </w:r>
-    </w:p>
-    <w:p>
-      <w:r>
-        <w:t xml:space="preserve">Some common reasons why good organizations and smart people prepare bad budgets include:</w:t>
-      </w:r>
-    </w:p>
-    <w:p>
-      <w:pPr>
-        <w:pStyle w:val="ListParagraph"/>
-        <w:numPr>
-          <w:ilvl w:val="0"/>
-          <w:numId w:val="115"/>
-        </w:numPr>
-      </w:pPr>
-      <w:r>
-        <w:t xml:space="preserve">Lack of coordination/disconnect between technical/program and budget/finance (so cost and tech don’t align)</w:t>
-      </w:r>
-    </w:p>
-    <w:p>
-      <w:pPr>
-        <w:pStyle w:val="ListParagraph"/>
-        <w:numPr>
-          <w:ilvl w:val="0"/>
-          <w:numId w:val="115"/>
-        </w:numPr>
-      </w:pPr>
-      <w:r>
-        <w:t xml:space="preserve">Costs that are not based on historical or real data</w:t>
-      </w:r>
-    </w:p>
-    <w:p>
-      <w:pPr>
-        <w:pStyle w:val="ListParagraph"/>
-        <w:numPr>
-          <w:ilvl w:val="0"/>
-          <w:numId w:val="115"/>
-        </w:numPr>
-      </w:pPr>
-      <w:r>
-        <w:t xml:space="preserve">Most time spent on design/technical, so not enough time allocated for budget</w:t>
-      </w:r>
-    </w:p>
-    <w:p>
-      <w:pPr>
-        <w:pStyle w:val="ListParagraph"/>
-        <w:numPr>
-          <w:ilvl w:val="0"/>
-          <w:numId w:val="115"/>
-        </w:numPr>
-      </w:pPr>
-      <w:r>
-        <w:t xml:space="preserve">Activities outlined during the design phase cost more than the money available</w:t>
-      </w:r>
-    </w:p>
-    <w:p>
-      <w:r>
-        <w:t xml:space="preserve">After you win a grant, budget tracking is essential:</w:t>
-      </w:r>
-    </w:p>
-    <w:p>
-      <w:pPr>
-        <w:pStyle w:val="ListParagraph"/>
-        <w:numPr>
-          <w:ilvl w:val="0"/>
-          <w:numId w:val="116"/>
-        </w:numPr>
-      </w:pPr>
-      <w:r>
-        <w:t xml:space="preserve">Ensures Funds Are Spent as Planned: Aligns expenditures with the approved grant budget and timeline.</w:t>
-      </w:r>
-    </w:p>
-    <w:p>
-      <w:pPr>
-        <w:pStyle w:val="ListParagraph"/>
-        <w:numPr>
-          <w:ilvl w:val="0"/>
-          <w:numId w:val="116"/>
-        </w:numPr>
-      </w:pPr>
-      <w:r>
-        <w:t xml:space="preserve">Monitors Progress &amp; Performance: Helps track spending against milestones and deliverables.</w:t>
-      </w:r>
-    </w:p>
-    <w:p>
-      <w:pPr>
-        <w:pStyle w:val="ListParagraph"/>
-        <w:numPr>
-          <w:ilvl w:val="0"/>
-          <w:numId w:val="116"/>
-        </w:numPr>
-      </w:pPr>
-      <w:r>
-        <w:t xml:space="preserve">Identifies Issues Early: Flags overspending, underspending, or misallocations before they become problems.</w:t>
-      </w:r>
-    </w:p>
-    <w:p>
-      <w:pPr>
-        <w:pStyle w:val="ListParagraph"/>
-        <w:numPr>
-          <w:ilvl w:val="0"/>
-          <w:numId w:val="116"/>
-        </w:numPr>
-      </w:pPr>
-      <w:r>
-        <w:t xml:space="preserve">Supports Accurate Reporting: Provides documentation for financial reports, audits, and funder updates.</w:t>
-      </w:r>
-    </w:p>
-    <w:p>
-      <w:pPr>
-        <w:pStyle w:val="ListParagraph"/>
-        <w:numPr>
-          <w:ilvl w:val="0"/>
-          <w:numId w:val="116"/>
         </w:numPr>
       </w:pPr>
       <w:r>
@@ -281,7 +281,7 @@
         <w:pStyle w:val="ListParagraph"/>
         <w:numPr>
           <w:ilvl w:val="0"/>
-          <w:numId w:val="117"/>
+          <w:numId w:val="115"/>
         </w:numPr>
       </w:pPr>
       <w:r>
@@ -293,7 +293,7 @@
         <w:pStyle w:val="ListParagraph"/>
         <w:numPr>
           <w:ilvl w:val="0"/>
-          <w:numId w:val="117"/>
+          <w:numId w:val="115"/>
         </w:numPr>
       </w:pPr>
       <w:r>
@@ -305,7 +305,7 @@
         <w:pStyle w:val="ListParagraph"/>
         <w:numPr>
           <w:ilvl w:val="0"/>
-          <w:numId w:val="117"/>
+          <w:numId w:val="115"/>
         </w:numPr>
       </w:pPr>
       <w:r>
@@ -317,7 +317,7 @@
         <w:pStyle w:val="ListParagraph"/>
         <w:numPr>
           <w:ilvl w:val="0"/>
-          <w:numId w:val="117"/>
+          <w:numId w:val="115"/>
         </w:numPr>
       </w:pPr>
       <w:r>
@@ -329,7 +329,7 @@
         <w:pStyle w:val="ListParagraph"/>
         <w:numPr>
           <w:ilvl w:val="0"/>
-          <w:numId w:val="117"/>
+          <w:numId w:val="115"/>
         </w:numPr>
       </w:pPr>
       <w:r>
@@ -402,7 +402,7 @@
         <w:pStyle w:val="ListParagraph"/>
         <w:numPr>
           <w:ilvl w:val="0"/>
-          <w:numId w:val="118"/>
+          <w:numId w:val="116"/>
         </w:numPr>
       </w:pPr>
       <w:r>
@@ -414,7 +414,7 @@
         <w:pStyle w:val="ListParagraph"/>
         <w:numPr>
           <w:ilvl w:val="0"/>
-          <w:numId w:val="118"/>
+          <w:numId w:val="116"/>
         </w:numPr>
       </w:pPr>
       <w:r>
@@ -426,7 +426,7 @@
         <w:pStyle w:val="ListParagraph"/>
         <w:numPr>
           <w:ilvl w:val="0"/>
-          <w:numId w:val="118"/>
+          <w:numId w:val="116"/>
         </w:numPr>
       </w:pPr>
       <w:r>
@@ -554,7 +554,7 @@
         <w:pStyle w:val="ListParagraph"/>
         <w:numPr>
           <w:ilvl w:val="0"/>
-          <w:numId w:val="119"/>
+          <w:numId w:val="117"/>
         </w:numPr>
         <w:pBdr>
           <w:left w:val="double" w:color="5D85D0"/>
@@ -570,7 +570,7 @@
         <w:pStyle w:val="ListParagraph"/>
         <w:numPr>
           <w:ilvl w:val="0"/>
-          <w:numId w:val="119"/>
+          <w:numId w:val="117"/>
         </w:numPr>
       </w:pPr>
       <w:r>
@@ -582,7 +582,7 @@
         <w:pStyle w:val="ListParagraph"/>
         <w:numPr>
           <w:ilvl w:val="0"/>
-          <w:numId w:val="119"/>
+          <w:numId w:val="117"/>
         </w:numPr>
       </w:pPr>
       <w:r>
@@ -594,7 +594,7 @@
         <w:pStyle w:val="ListParagraph"/>
         <w:numPr>
           <w:ilvl w:val="0"/>
-          <w:numId w:val="119"/>
+          <w:numId w:val="117"/>
         </w:numPr>
       </w:pPr>
       <w:r>
@@ -606,7 +606,7 @@
         <w:pStyle w:val="ListParagraph"/>
         <w:numPr>
           <w:ilvl w:val="0"/>
-          <w:numId w:val="119"/>
+          <w:numId w:val="117"/>
         </w:numPr>
       </w:pPr>
       <w:r>
@@ -651,7 +651,7 @@
       </w:r>
     </w:p>
     <w:p>
-      <w:hyperlink w:history="1" r:id="rIddtkng7e04iajigkthr5pi">
+      <w:hyperlink w:history="1" r:id="rId2dvcw9rs8xnsseht25wcw">
         <w:r>
           <w:rPr>
             <w:rStyle w:val="Hyperlink"/>
@@ -664,7 +664,7 @@
       </w:r>
     </w:p>
     <w:p>
-      <w:hyperlink w:history="1" r:id="rIdbgs-en79t3dsgee7cqhbr">
+      <w:hyperlink w:history="1" r:id="rIdrk-f81gabgzu6q0zv_tn_">
         <w:r>
           <w:rPr>
             <w:rStyle w:val="Hyperlink"/>
@@ -675,7 +675,7 @@
       <w:r>
         <w:t xml:space="preserve"> is a well thought out program planning and project management software. It is available online or as a desktop version and nicely integrates projects from situation assessment, theory of change, results chains, progress tracking, budgeting, and reporting. It does have a subscription plan of $350/year (2025), more if you want to customize report templates. Still, the community, connection to many foundations and nonprofits that adopted the </w:t>
       </w:r>
-      <w:hyperlink w:history="1" r:id="rIdqbpoxqp1mjtulbtsj62pi">
+      <w:hyperlink w:history="1" r:id="rId6_dsfv4mwpnwjg27paz7r">
         <w:r>
           <w:rPr>
             <w:rStyle w:val="Hyperlink"/>
@@ -691,7 +691,7 @@
       <w:r>
         <w:t xml:space="preserve">Markdown based knowledge management systems such as </w:t>
       </w:r>
-      <w:hyperlink w:history="1" r:id="rIdgzgix2yh8jso2dbdpzfoq">
+      <w:hyperlink w:history="1" r:id="rIdojncfvzekzm0hwsajj8s9">
         <w:r>
           <w:rPr>
             <w:rStyle w:val="Hyperlink"/>
@@ -705,7 +705,23 @@
     </w:p>
     <w:p>
       <w:r>
-        <w:t xml:space="preserve">A wise person once said use programming to automate the boring stuff and reporting can sometimes be a less exciting part of your work, particularly for large agency grants. Try the Python automation below if you’re comfortable using a command-line interface in a terminal or prefer a DIY approach. The same software we’ve developed will also soon have a browser based app that you can fill out using localhost and then export to word, pdf, html, and markdown. This approach means fewer steps to get a consistent report format and the browser based version will allow for sentence/paragraph snippets to import frequently used language in your reporting. Although this is just reporting, it could be expanded to other repetitious grant management aspects such as proposals, financials, and contracting. Since this software is free and open source, you are welcome to clone or fork and adapt it. You may find using this to be very liberating!</w:t>
+        <w:t xml:space="preserve">A wise person once said use programming to automate the boring stuff and reporting can sometimes be a less exciting part of your work, particularly for large agency grants. Try the Python automation below if you’re comfortable using a command-line interface in a terminal or prefer a DIY approach.</w:t>
+      </w:r>
+    </w:p>
+    <w:p>
+      <w:r>
+        <w:t xml:space="preserve">The same </w:t>
+      </w:r>
+      <w:hyperlink w:history="1" r:id="rIdnffvtgdyv-3ozekpa2ifj">
+        <w:r>
+          <w:rPr>
+            <w:rStyle w:val="Hyperlink"/>
+          </w:rPr>
+          <w:t xml:space="preserve">Propongo</w:t>
+        </w:r>
+      </w:hyperlink>
+      <w:r>
+        <w:t xml:space="preserve"> software is also available as a browser based app you can fill out  and then export to word, pdf, and html. This approach means fewer steps to get a consistent report format and the browser based version will allow for customized snippets to import frequently used language in your proposals or reporting. Although Propongo is limited to proposals and grant project tracking, it may also be expanded to other repetitious grant management aspects such as financials, and contracting. Since this software is free and open source, you are welcome to clone or fork and adapt it. You may find using this to be very liberating!</w:t>
       </w:r>
     </w:p>
     <w:p/>
@@ -723,7 +739,7 @@
           <w:bCs/>
           <w:color w:val="FFFFFF"/>
         </w:rPr>
-        <w:t xml:space="preserve">Python Example</w:t>
+        <w:t xml:space="preserve">Propongo</w:t>
       </w:r>
     </w:p>
     <w:p>
@@ -744,24 +760,23 @@
         <w:t xml:space="preserve">mise en place</w:t>
       </w:r>
       <w:r>
-        <w:t xml:space="preserve"> steps to undertake before getting to the fun stuff, especially if you’ve never coded before. Don’t worry, none of it is difficult, and once you set it up and it works, you can step outside your office, beat your chest, and yell, “I am a coding superstar!”. Well, maybe don’t yell that. Here are the setup steps</w:t>
-      </w:r>
-      <w:r>
-        <w:rPr>
-          <w:rStyle w:val="FootnoteReference"/>
-        </w:rPr>
-        <w:footnoteReference w:id="1"/>
-      </w:r>
-      <w:r>
-        <w:t xml:space="preserve">.</w:t>
-      </w:r>
-    </w:p>
-    <w:p>
-      <w:pPr>
-        <w:pStyle w:val="ListParagraph"/>
-        <w:numPr>
-          <w:ilvl w:val="0"/>
-          <w:numId w:val="120"/>
+        <w:t xml:space="preserve"> steps to undertake before getting to the fun stuff, especially if you’ve never coded before. Don’t worry, none of it is difficult, and once you set it up and it works, you can step outside your office, beat your chest, and yell, “I am a coding superstar!”. Well, maybe don’t yell that. Remember, if you don’t want to install using a terminal, you can also just go to the web-based app for </w:t>
+      </w:r>
+      <w:hyperlink w:history="1" r:id="rIdb4aficrhzvcsip_kuxceq">
+        <w:r>
+          <w:rPr>
+            <w:rStyle w:val="Hyperlink"/>
+          </w:rPr>
+          <w:t xml:space="preserve">Propongo</w:t>
+        </w:r>
+      </w:hyperlink>
+    </w:p>
+    <w:p>
+      <w:pPr>
+        <w:pStyle w:val="ListParagraph"/>
+        <w:numPr>
+          <w:ilvl w:val="0"/>
+          <w:numId w:val="118"/>
         </w:numPr>
         <w:pBdr>
           <w:left w:val="double" w:color="5D85D0"/>
@@ -769,9 +784,32 @@
         <w:ind w:left="288" w:right="288"/>
       </w:pPr>
       <w:r>
+        <w:t xml:space="preserve">If you’re on Windows, make sure to install </w:t>
+      </w:r>
+      <w:hyperlink w:history="1" r:id="rIdkgchomyoehs3yeaxpp-ei">
+        <w:r>
+          <w:rPr>
+            <w:rStyle w:val="Hyperlink"/>
+          </w:rPr>
+          <w:t xml:space="preserve">GTK3</w:t>
+        </w:r>
+      </w:hyperlink>
+      <w:r>
+        <w:t xml:space="preserve"> first.</w:t>
+      </w:r>
+    </w:p>
+    <w:p>
+      <w:pPr>
+        <w:pStyle w:val="ListParagraph"/>
+        <w:numPr>
+          <w:ilvl w:val="0"/>
+          <w:numId w:val="118"/>
+        </w:numPr>
+      </w:pPr>
+      <w:r>
         <w:t xml:space="preserve">Install </w:t>
       </w:r>
-      <w:hyperlink w:history="1" r:id="rIdvzx0mvd6cmt43p2h1cytm">
+      <w:hyperlink w:history="1" r:id="rIdeitkytzfrb7nkurkb4f8l">
         <w:r>
           <w:rPr>
             <w:rStyle w:val="Hyperlink"/>
@@ -780,19 +818,30 @@
         </w:r>
       </w:hyperlink>
       <w:r>
-        <w:t xml:space="preserve">. Decide if you want the lightweight command interface, miniconda, or the desktop-based Anaconda.</w:t>
-      </w:r>
-    </w:p>
-    <w:p>
-      <w:pPr>
-        <w:pStyle w:val="ListParagraph"/>
-        <w:numPr>
-          <w:ilvl w:val="0"/>
-          <w:numId w:val="120"/>
-        </w:numPr>
-      </w:pPr>
-      <w:r>
-        <w:t xml:space="preserve">Open a terminal. In Windows, press the Windows key and type ‘terminal,’ then open the Terminal app or Windows PowerShell. You should see the following:</w:t>
+        <w:t xml:space="preserve">. Decide if you want the lightweight command interface, miniconda, or the desktop-based Anaconda. The latter is easier to use, but uses significantly more space on your hard drive. Alternatively, you can skip conda and install [uv] instead. UV is faster and manages virtual environments more efficiently in a single file. A guide to do this can be found in the </w:t>
+      </w:r>
+      <w:hyperlink w:history="1" r:id="rIddbp8qre3mkzcwebbsuyy7">
+        <w:r>
+          <w:rPr>
+            <w:rStyle w:val="Hyperlink"/>
+          </w:rPr>
+          <w:t xml:space="preserve">propongo</w:t>
+        </w:r>
+      </w:hyperlink>
+      <w:r>
+        <w:t xml:space="preserve"> installation instructions.</w:t>
+      </w:r>
+    </w:p>
+    <w:p>
+      <w:pPr>
+        <w:pStyle w:val="ListParagraph"/>
+        <w:numPr>
+          <w:ilvl w:val="0"/>
+          <w:numId w:val="118"/>
+        </w:numPr>
+      </w:pPr>
+      <w:r>
+        <w:t xml:space="preserve">Continuing with conda open a terminal. In Windows, press the Windows key and type ‘terminal,’ then open the Terminal app or Windows PowerShell. You should see the following:</w:t>
       </w:r>
     </w:p>
     <w:p>
@@ -814,7 +863,7 @@
         <w:pStyle w:val="ListParagraph"/>
         <w:numPr>
           <w:ilvl w:val="0"/>
-          <w:numId w:val="121"/>
+          <w:numId w:val="119"/>
         </w:numPr>
         <w:pBdr>
           <w:left w:val="double" w:color="5D85D0"/>
@@ -822,7 +871,7 @@
         <w:ind w:left="288" w:right="288"/>
       </w:pPr>
       <w:r>
-        <w:t xml:space="preserve">Create a conda virtual environment. Never install packages into your base environment to avoid incompatibilities, which can affect your base (that you can’t delete) and make troubleshooting easier. Decide on your environment name; let’s call it ‘auto’ (use a short name, five letters or less), in this case. Type the following command in the terminal and hit enter:</w:t>
+        <w:t xml:space="preserve">Create a conda virtual environment. Never install packages into your base environment to avoid incompatibilities, which can affect your base (that you can’t delete) and make troubleshooting easier. Decide on your environment name; let’s call it ‘propo’ (use a short name, five letters or less), in this case. Type the following command in the terminal and hit enter:</w:t>
       </w:r>
     </w:p>
     <w:p>
@@ -836,7 +885,7 @@
         <w:rPr>
           <w:rFonts w:ascii="Monospace" w:cs="Monospace" w:eastAsia="Monospace" w:hAnsi="Monospace"/>
         </w:rPr>
-        <w:t xml:space="preserve">(base) C:\Users\yourusername&gt; conda create -n auto python</w:t>
+        <w:t xml:space="preserve">(base) C:\Users\yourusername&gt; conda create -n propo python</w:t>
       </w:r>
     </w:p>
     <w:p>
@@ -847,7 +896,7 @@
         <w:ind w:left="288" w:right="288"/>
       </w:pPr>
       <w:r>
-        <w:t xml:space="preserve">The terminal will start running, and when it says </w:t>
+        <w:t xml:space="preserve">The terminal will start running the new environment install. When it says </w:t>
       </w:r>
       <w:r>
         <w:rPr>
@@ -866,7 +915,7 @@
         <w:pStyle w:val="ListParagraph"/>
         <w:numPr>
           <w:ilvl w:val="0"/>
-          <w:numId w:val="122"/>
+          <w:numId w:val="120"/>
         </w:numPr>
         <w:pBdr>
           <w:left w:val="double" w:color="5D85D0"/>
@@ -874,7 +923,7 @@
         <w:ind w:left="288" w:right="288"/>
       </w:pPr>
       <w:r>
-        <w:t xml:space="preserve">Check installation and activate the auto virtual environment.</w:t>
+        <w:t xml:space="preserve">Check installation and activate the auto virtual environment. Run the following in your terminal:</w:t>
       </w:r>
     </w:p>
     <w:p>
@@ -899,7 +948,7 @@
         <w:ind w:left="288" w:right="288"/>
       </w:pPr>
       <w:r>
-        <w:t xml:space="preserve">You should see a list of the conda environments installed, including auto, and their respective locations. The active env should be the base and have an asterisk next to it. Now activate auto:</w:t>
+        <w:t xml:space="preserve">You should see a list of the conda environments installed, including propo, and their respective locations. The active env should be the base and have an asterisk next to it. Now activate auto:</w:t>
       </w:r>
     </w:p>
     <w:p>
@@ -913,7 +962,7 @@
         <w:rPr>
           <w:rFonts w:ascii="Monospace" w:cs="Monospace" w:eastAsia="Monospace" w:hAnsi="Monospace"/>
         </w:rPr>
-        <w:t xml:space="preserve">(base) C:\Users\yourusername&gt; conda activate auto</w:t>
+        <w:t xml:space="preserve">(base) C:\Users\yourusername&gt; conda activate propo</w:t>
       </w:r>
     </w:p>
     <w:p>
@@ -938,15 +987,15 @@
         <w:rPr>
           <w:rFonts w:ascii="Monospace" w:cs="Monospace" w:eastAsia="Monospace" w:hAnsi="Monospace"/>
         </w:rPr>
-        <w:t xml:space="preserve">(auto) C:\Users\yourusername&gt;</w:t>
-      </w:r>
-    </w:p>
-    <w:p>
-      <w:pPr>
-        <w:pStyle w:val="ListParagraph"/>
-        <w:numPr>
-          <w:ilvl w:val="0"/>
-          <w:numId w:val="123"/>
+        <w:t xml:space="preserve">(propo) C:\Users\yourusername&gt;</w:t>
+      </w:r>
+    </w:p>
+    <w:p>
+      <w:pPr>
+        <w:pStyle w:val="ListParagraph"/>
+        <w:numPr>
+          <w:ilvl w:val="0"/>
+          <w:numId w:val="121"/>
         </w:numPr>
         <w:pBdr>
           <w:left w:val="double" w:color="5D85D0"/>
@@ -954,7 +1003,7 @@
         <w:ind w:left="288" w:right="288"/>
       </w:pPr>
       <w:r>
-        <w:t xml:space="preserve">Install autorpt:</w:t>
+        <w:t xml:space="preserve">Install propongo:</w:t>
       </w:r>
     </w:p>
     <w:p>
@@ -968,7 +1017,7 @@
         <w:rPr>
           <w:rFonts w:ascii="Monospace" w:cs="Monospace" w:eastAsia="Monospace" w:hAnsi="Monospace"/>
         </w:rPr>
-        <w:t xml:space="preserve">(auto) C:\Users\yourusername&gt; pip install autorpt</w:t>
+        <w:t xml:space="preserve">(propo) C:\Users\yourusername&gt; pip install propongo</w:t>
       </w:r>
     </w:p>
     <w:p>
@@ -998,7 +1047,7 @@
         <w:pStyle w:val="ListParagraph"/>
         <w:numPr>
           <w:ilvl w:val="0"/>
-          <w:numId w:val="124"/>
+          <w:numId w:val="122"/>
         </w:numPr>
         <w:pBdr>
           <w:left w:val="double" w:color="5D85D0"/>
@@ -1006,55 +1055,20 @@
         <w:ind w:left="288" w:right="288"/>
       </w:pPr>
       <w:r>
-        <w:t xml:space="preserve">Run autorpt:</w:t>
-      </w:r>
-    </w:p>
-    <w:p>
-      <w:pPr>
-        <w:pStyle w:val="ListParagraph"/>
-        <w:numPr>
-          <w:ilvl w:val="0"/>
-          <w:numId w:val="125"/>
+        <w:t xml:space="preserve">Run propongo:</w:t>
+      </w:r>
+    </w:p>
+    <w:p>
+      <w:pPr>
+        <w:pStyle w:val="ListParagraph"/>
+        <w:numPr>
+          <w:ilvl w:val="0"/>
+          <w:numId w:val="123"/>
         </w:numPr>
         <w:pBdr>
           <w:left w:val="double" w:color="5D85D0"/>
         </w:pBdr>
         <w:ind w:left="288" w:right="288"/>
-      </w:pPr>
-      <w:r>
-        <w:t xml:space="preserve">Download the budget.xlsx and content.md files from </w:t>
-      </w:r>
-      <w:hyperlink w:history="1" r:id="rIdmjpgjqyczq8o2fm9ekn8w">
-        <w:r>
-          <w:rPr>
-            <w:rStyle w:val="Hyperlink"/>
-          </w:rPr>
-          <w:t xml:space="preserve">https://​github​.com​/VRConservation​/autorpt</w:t>
-        </w:r>
-      </w:hyperlink>
-      <w:r>
-        <w:t xml:space="preserve"> and store them in a folder of your choosing.</w:t>
-      </w:r>
-    </w:p>
-    <w:p>
-      <w:pPr>
-        <w:pStyle w:val="ListParagraph"/>
-        <w:numPr>
-          <w:ilvl w:val="0"/>
-          <w:numId w:val="125"/>
-        </w:numPr>
-      </w:pPr>
-      <w:r>
-        <w:t xml:space="preserve">Open the folder, right-click inside it, and select “Open in Terminal”.</w:t>
-      </w:r>
-    </w:p>
-    <w:p>
-      <w:pPr>
-        <w:pStyle w:val="ListParagraph"/>
-        <w:numPr>
-          <w:ilvl w:val="0"/>
-          <w:numId w:val="125"/>
-        </w:numPr>
       </w:pPr>
       <w:r>
         <w:t xml:space="preserve">Activate the virtual env by running </w:t>
@@ -1065,7 +1079,7 @@
           <w:rFonts w:ascii="Monospace" w:cs="Monospace" w:eastAsia="Monospace" w:hAnsi="Monospace"/>
           <w:shd w:fill="D2D3D2" w:color="D2D3D2" w:val="solid"/>
         </w:rPr>
-        <w:t xml:space="preserve">conda activate auto</w:t>
+        <w:t xml:space="preserve">conda activate propo</w:t>
       </w:r>
       <w:r>
         <w:t xml:space="preserve"> or use whatever name you’ve decided.</w:t>
@@ -1076,11 +1090,11 @@
         <w:pStyle w:val="ListParagraph"/>
         <w:numPr>
           <w:ilvl w:val="0"/>
-          <w:numId w:val="125"/>
-        </w:numPr>
-      </w:pPr>
-      <w:r>
-        <w:t xml:space="preserve">On the command line, type </w:t>
+          <w:numId w:val="123"/>
+        </w:numPr>
+      </w:pPr>
+      <w:r>
+        <w:t xml:space="preserve">Open a terminal and on the command line, type </w:t>
       </w:r>
       <w:r>
         <w:rPr>
@@ -1088,7 +1102,7 @@
           <w:rFonts w:ascii="Monospace" w:cs="Monospace" w:eastAsia="Monospace" w:hAnsi="Monospace"/>
           <w:shd w:fill="D2D3D2" w:color="D2D3D2" w:val="solid"/>
         </w:rPr>
-        <w:t xml:space="preserve">autorpt</w:t>
+        <w:t xml:space="preserve">propongo</w:t>
       </w:r>
       <w:r>
         <w:t xml:space="preserve">.</w:t>
@@ -1099,143 +1113,53 @@
         <w:pStyle w:val="ListParagraph"/>
         <w:numPr>
           <w:ilvl w:val="0"/>
-          <w:numId w:val="125"/>
-        </w:numPr>
-      </w:pPr>
-      <w:r>
-        <w:t xml:space="preserve">autorpt will run the script, you’ll see progress in the terminal, and a report in Word will be produced.</w:t>
-      </w:r>
-    </w:p>
-    <w:p>
-      <w:pPr>
-        <w:pStyle w:val="ListParagraph"/>
-        <w:numPr>
-          <w:ilvl w:val="0"/>
-          <w:numId w:val="125"/>
-        </w:numPr>
-      </w:pPr>
-      <w:r>
-        <w:t xml:space="preserve">The bugs are still being worked out, but you will be able to create a PDF of the report by running </w:t>
-      </w:r>
-      <w:r>
-        <w:rPr>
-          <w:color w:val="000000"/>
-          <w:rFonts w:ascii="Monospace" w:cs="Monospace" w:eastAsia="Monospace" w:hAnsi="Monospace"/>
-          <w:shd w:fill="D2D3D2" w:color="D2D3D2" w:val="solid"/>
-        </w:rPr>
-        <w:t xml:space="preserve">autorpt --pdf</w:t>
-      </w:r>
-      <w:r>
-        <w:t xml:space="preserve"> soon.</w:t>
-      </w:r>
-    </w:p>
-    <w:p>
-      <w:pPr>
-        <w:pStyle w:val="ListParagraph"/>
-        <w:numPr>
-          <w:ilvl w:val="0"/>
-          <w:numId w:val="125"/>
-        </w:numPr>
-      </w:pPr>
-      <w:r>
-        <w:t xml:space="preserve">Modify content.md with new information each time you need to create a report. Each time you run autorpt a new version will be made so you can edit drafts and not overwrite previous versions.</w:t>
-      </w:r>
-    </w:p>
-    <w:p>
-      <w:pPr>
-        <w:pStyle w:val="ListParagraph"/>
-        <w:numPr>
-          <w:ilvl w:val="0"/>
-          <w:numId w:val="125"/>
-        </w:numPr>
-      </w:pPr>
-      <w:r>
-        <w:t xml:space="preserve">This is an example only, and we get that you could copy and paste in Word and Excel to create a report, but this eliminates those steps and lets you focus on the report content rather than production. You can also modify the report content with new sections or rename the sections according to your reporting requirements.</w:t>
-      </w:r>
-    </w:p>
-    <w:p>
-      <w:pPr>
-        <w:pStyle w:val="ListParagraph"/>
-        <w:numPr>
-          <w:ilvl w:val="0"/>
-          <w:numId w:val="126"/>
-        </w:numPr>
+          <w:numId w:val="123"/>
+        </w:numPr>
+      </w:pPr>
+      <w:r>
+        <w:t xml:space="preserve">propongo will run the script, you’ll see progress in the terminal, and a report in Word will be produced.</w:t>
+      </w:r>
+    </w:p>
+    <w:p>
+      <w:pPr>
+        <w:pStyle w:val="ListParagraph"/>
+        <w:numPr>
+          <w:ilvl w:val="0"/>
+          <w:numId w:val="123"/>
+        </w:numPr>
+      </w:pPr>
+      <w:r>
+        <w:t xml:space="preserve">Follow the pages at the top to enter information from scope to budget and timeline.</w:t>
+      </w:r>
+    </w:p>
+    <w:p>
+      <w:pPr>
+        <w:pStyle w:val="ListParagraph"/>
+        <w:numPr>
+          <w:ilvl w:val="0"/>
+          <w:numId w:val="123"/>
+        </w:numPr>
+      </w:pPr>
+      <w:r>
+        <w:t xml:space="preserve">Once basic information is entered and if the project is funded, you can switch to project management mode using the hamburger menu.</w:t>
+      </w:r>
+    </w:p>
+    <w:p>
+      <w:pPr>
         <w:pBdr>
           <w:left w:val="double" w:color="5D85D0"/>
         </w:pBdr>
         <w:ind w:left="288" w:right="288"/>
       </w:pPr>
       <w:r>
-        <w:t xml:space="preserve">Run autorpt in a browser</w:t>
-      </w:r>
-    </w:p>
-    <w:p>
-      <w:pPr>
-        <w:pStyle w:val="ListParagraph"/>
-        <w:numPr>
-          <w:ilvl w:val="0"/>
-          <w:numId w:val="127"/>
-        </w:numPr>
-        <w:pBdr>
-          <w:left w:val="double" w:color="5D85D0"/>
-        </w:pBdr>
-        <w:ind w:left="288" w:right="288"/>
-      </w:pPr>
-      <w:r>
-        <w:t xml:space="preserve">Open your folder with the repository and your file information in vs code or your favorite code editor</w:t>
-      </w:r>
-    </w:p>
-    <w:p>
-      <w:pPr>
-        <w:pStyle w:val="ListParagraph"/>
-        <w:numPr>
-          <w:ilvl w:val="0"/>
-          <w:numId w:val="127"/>
-        </w:numPr>
-      </w:pPr>
-      <w:r>
-        <w:t xml:space="preserve">Activate your virtual environment</w:t>
-      </w:r>
-    </w:p>
-    <w:p>
-      <w:pPr>
-        <w:pStyle w:val="ListParagraph"/>
-        <w:numPr>
-          <w:ilvl w:val="0"/>
-          <w:numId w:val="127"/>
-        </w:numPr>
-      </w:pPr>
-      <w:r>
-        <w:t xml:space="preserve">Enter </w:t>
-      </w:r>
-      <w:r>
-        <w:rPr>
-          <w:color w:val="000000"/>
-          <w:rFonts w:ascii="Monospace" w:cs="Monospace" w:eastAsia="Monospace" w:hAnsi="Monospace"/>
-          <w:shd w:fill="D2D3D2" w:color="D2D3D2" w:val="solid"/>
-        </w:rPr>
-        <w:t xml:space="preserve">auto start</w:t>
-      </w:r>
-      <w:r>
-        <w:t xml:space="preserve"> to run the graphical user interface</w:t>
-      </w:r>
-    </w:p>
-    <w:p>
-      <w:pPr>
-        <w:pBdr>
-          <w:left w:val="double" w:color="5D85D0"/>
-        </w:pBdr>
-        <w:ind w:left="288" w:right="288"/>
-      </w:pPr>
-      <w:r>
-        <w:t xml:space="preserve">Doumentation with examples and tutorials will be available at the </w:t>
-      </w:r>
-      <w:hyperlink w:history="1" r:id="rId65p4ft8gs_hynoiyrneoc">
+        <w:t xml:space="preserve">Doumentation with examples on how to use the software is at the </w:t>
+      </w:r>
+      <w:hyperlink w:history="1" r:id="rIdbdi5o1uruia-dc1tueqjv">
         <w:r>
           <w:rPr>
             <w:rStyle w:val="Hyperlink"/>
           </w:rPr>
-          <w:t xml:space="preserve">autorpt</w:t>
+          <w:t xml:space="preserve">propongo</w:t>
         </w:r>
       </w:hyperlink>
       <w:r>
@@ -1256,7 +1180,7 @@
         <w:pStyle w:val="ListParagraph"/>
         <w:numPr>
           <w:ilvl w:val="0"/>
-          <w:numId w:val="128"/>
+          <w:numId w:val="124"/>
         </w:numPr>
       </w:pPr>
       <w:r>
@@ -1268,7 +1192,7 @@
         <w:pStyle w:val="ListParagraph"/>
         <w:numPr>
           <w:ilvl w:val="0"/>
-          <w:numId w:val="128"/>
+          <w:numId w:val="124"/>
         </w:numPr>
       </w:pPr>
       <w:r>
@@ -1280,7 +1204,7 @@
         <w:pStyle w:val="ListParagraph"/>
         <w:numPr>
           <w:ilvl w:val="0"/>
-          <w:numId w:val="128"/>
+          <w:numId w:val="124"/>
         </w:numPr>
       </w:pPr>
       <w:r>
@@ -1390,30 +1314,6 @@
       </w:r>
     </w:p>
   </w:footnote>
-  <w:footnote w:id="1">
-    <w:p>
-      <w:r>
-        <w:rPr>
-          <w:rStyle w:val="FootnoteReference"/>
-        </w:rPr>
-        <w:footnoteRef/>
-      </w:r>
-      <w:r>
-        <w:t xml:space="preserve">Detailed steps for virtual environment and Visual Studio Code setup can be found in the 1st two appendices of </w:t>
-      </w:r>
-      <w:hyperlink w:history="1" r:id="rIdyujzodyvpav4obvcdj1hg">
-        <w:r>
-          <w:rPr>
-            <w:rStyle w:val="Hyperlink"/>
-          </w:rPr>
-          <w:t xml:space="preserve">Free &amp; Open Source Geospatial Tools</w:t>
-        </w:r>
-      </w:hyperlink>
-      <w:r>
-        <w:t xml:space="preserve">.</w:t>
-      </w:r>
-    </w:p>
-  </w:footnote>
 </w:footnotes>
 </file>
 
@@ -2515,174 +2415,6 @@
     <w:multiLevelType w:val="hybridMultilevel"/>
     <w:lvl w:ilvl="0" w15:tentative="1">
       <w:start w:val="1"/>
-      <w:numFmt w:val="decimal"/>
-      <w:lvlText w:val="%1."/>
-      <w:lvlJc w:val="start"/>
-      <w:pPr>
-        <w:ind w:left="720" w:hanging="259"/>
-      </w:pPr>
-    </w:lvl>
-    <w:lvl w:ilvl="1" w15:tentative="1">
-      <w:start w:val="1"/>
-      <w:numFmt w:val="lowerLetter"/>
-      <w:lvlText w:val="%2."/>
-      <w:lvlJc w:val="start"/>
-      <w:pPr>
-        <w:ind w:left="1440" w:hanging="259"/>
-      </w:pPr>
-    </w:lvl>
-    <w:lvl w:ilvl="2" w15:tentative="1">
-      <w:start w:val="1"/>
-      <w:numFmt w:val="lowerRoman"/>
-      <w:lvlText w:val="%3."/>
-      <w:lvlJc w:val="start"/>
-      <w:pPr>
-        <w:ind w:left="2160" w:hanging="259"/>
-      </w:pPr>
-    </w:lvl>
-    <w:lvl w:ilvl="3" w15:tentative="1">
-      <w:start w:val="1"/>
-      <w:numFmt w:val="decimal"/>
-      <w:lvlText w:val="%4."/>
-      <w:lvlJc w:val="start"/>
-      <w:pPr>
-        <w:ind w:left="2880" w:hanging="259"/>
-      </w:pPr>
-    </w:lvl>
-    <w:lvl w:ilvl="4" w15:tentative="1">
-      <w:start w:val="1"/>
-      <w:numFmt w:val="lowerLetter"/>
-      <w:lvlText w:val="%5."/>
-      <w:lvlJc w:val="start"/>
-      <w:pPr>
-        <w:ind w:left="3600" w:hanging="259"/>
-      </w:pPr>
-    </w:lvl>
-    <w:lvl w:ilvl="5" w15:tentative="1">
-      <w:start w:val="1"/>
-      <w:numFmt w:val="lowerRoman"/>
-      <w:lvlText w:val="%6."/>
-      <w:lvlJc w:val="start"/>
-      <w:pPr>
-        <w:ind w:left="4320" w:hanging="259"/>
-      </w:pPr>
-    </w:lvl>
-    <w:lvl w:ilvl="6" w15:tentative="1">
-      <w:start w:val="1"/>
-      <w:numFmt w:val="decimal"/>
-      <w:lvlText w:val="%7."/>
-      <w:lvlJc w:val="start"/>
-      <w:pPr>
-        <w:ind w:left="5040" w:hanging="259"/>
-      </w:pPr>
-    </w:lvl>
-    <w:lvl w:ilvl="7" w15:tentative="1">
-      <w:start w:val="1"/>
-      <w:numFmt w:val="lowerLetter"/>
-      <w:lvlText w:val="%8."/>
-      <w:lvlJc w:val="start"/>
-      <w:pPr>
-        <w:ind w:left="5760" w:hanging="259"/>
-      </w:pPr>
-    </w:lvl>
-    <w:lvl w:ilvl="8" w15:tentative="1">
-      <w:start w:val="1"/>
-      <w:numFmt w:val="lowerRoman"/>
-      <w:lvlText w:val="%9."/>
-      <w:lvlJc w:val="start"/>
-      <w:pPr>
-        <w:ind w:left="6480" w:hanging="259"/>
-      </w:pPr>
-    </w:lvl>
-  </w:abstractNum>
-  <w:abstractNum w:abstractNumId="112" w15:restartNumberingAfterBreak="0">
-    <w:multiLevelType w:val="hybridMultilevel"/>
-    <w:lvl w:ilvl="0" w15:tentative="1">
-      <w:start w:val="1"/>
-      <w:numFmt w:val="bullet"/>
-      <w:lvlText w:val="●"/>
-      <w:lvlJc w:val="start"/>
-      <w:pPr>
-        <w:ind w:left="720" w:hanging="259"/>
-      </w:pPr>
-    </w:lvl>
-    <w:lvl w:ilvl="1" w15:tentative="1">
-      <w:start w:val="1"/>
-      <w:numFmt w:val="bullet"/>
-      <w:lvlText w:val="○"/>
-      <w:lvlJc w:val="start"/>
-      <w:pPr>
-        <w:ind w:left="1440" w:hanging="259"/>
-      </w:pPr>
-    </w:lvl>
-    <w:lvl w:ilvl="2" w15:tentative="1">
-      <w:start w:val="1"/>
-      <w:numFmt w:val="bullet"/>
-      <w:lvlText w:val="■"/>
-      <w:lvlJc w:val="start"/>
-      <w:pPr>
-        <w:ind w:left="2160" w:hanging="259"/>
-      </w:pPr>
-    </w:lvl>
-    <w:lvl w:ilvl="3" w15:tentative="1">
-      <w:start w:val="1"/>
-      <w:numFmt w:val="bullet"/>
-      <w:lvlText w:val="●"/>
-      <w:lvlJc w:val="start"/>
-      <w:pPr>
-        <w:ind w:left="2880" w:hanging="259"/>
-      </w:pPr>
-    </w:lvl>
-    <w:lvl w:ilvl="4" w15:tentative="1">
-      <w:start w:val="1"/>
-      <w:numFmt w:val="bullet"/>
-      <w:lvlText w:val="○"/>
-      <w:lvlJc w:val="start"/>
-      <w:pPr>
-        <w:ind w:left="3600" w:hanging="259"/>
-      </w:pPr>
-    </w:lvl>
-    <w:lvl w:ilvl="5" w15:tentative="1">
-      <w:start w:val="1"/>
-      <w:numFmt w:val="bullet"/>
-      <w:lvlText w:val="■"/>
-      <w:lvlJc w:val="start"/>
-      <w:pPr>
-        <w:ind w:left="4320" w:hanging="259"/>
-      </w:pPr>
-    </w:lvl>
-    <w:lvl w:ilvl="6" w15:tentative="1">
-      <w:start w:val="1"/>
-      <w:numFmt w:val="bullet"/>
-      <w:lvlText w:val="●"/>
-      <w:lvlJc w:val="start"/>
-      <w:pPr>
-        <w:ind w:left="5040" w:hanging="259"/>
-      </w:pPr>
-    </w:lvl>
-    <w:lvl w:ilvl="7" w15:tentative="1">
-      <w:start w:val="1"/>
-      <w:numFmt w:val="bullet"/>
-      <w:lvlText w:val="○"/>
-      <w:lvlJc w:val="start"/>
-      <w:pPr>
-        <w:ind w:left="5760" w:hanging="259"/>
-      </w:pPr>
-    </w:lvl>
-    <w:lvl w:ilvl="8" w15:tentative="1">
-      <w:start w:val="1"/>
-      <w:numFmt w:val="bullet"/>
-      <w:lvlText w:val="■"/>
-      <w:lvlJc w:val="start"/>
-      <w:pPr>
-        <w:ind w:left="6480" w:hanging="259"/>
-      </w:pPr>
-    </w:lvl>
-  </w:abstractNum>
-  <w:abstractNum w:abstractNumId="113" w15:restartNumberingAfterBreak="0">
-    <w:multiLevelType w:val="hybridMultilevel"/>
-    <w:lvl w:ilvl="0" w15:tentative="1">
-      <w:start w:val="1"/>
       <w:numFmt w:val="bullet"/>
       <w:lvlText w:val="●"/>
       <w:lvlJc w:val="start"/>
@@ -2769,92 +2501,80 @@
       <w:startOverride w:val="1"/>
     </w:lvlOverride>
   </w:num>
-  <w:num w:numId="114">
+  <w:num w:numId="112">
     <w:abstractNumId w:val="99"/>
     <w:lvlOverride w:ilvl="0">
       <w:startOverride w:val="1"/>
     </w:lvlOverride>
   </w:num>
-  <w:num w:numId="115">
+  <w:num w:numId="113">
     <w:abstractNumId w:val="100"/>
     <w:lvlOverride w:ilvl="0">
       <w:startOverride w:val="1"/>
     </w:lvlOverride>
   </w:num>
-  <w:num w:numId="116">
+  <w:num w:numId="114">
     <w:abstractNumId w:val="101"/>
     <w:lvlOverride w:ilvl="0">
       <w:startOverride w:val="1"/>
     </w:lvlOverride>
   </w:num>
-  <w:num w:numId="117">
+  <w:num w:numId="115">
     <w:abstractNumId w:val="102"/>
     <w:lvlOverride w:ilvl="0">
       <w:startOverride w:val="1"/>
     </w:lvlOverride>
   </w:num>
-  <w:num w:numId="118">
+  <w:num w:numId="116">
     <w:abstractNumId w:val="103"/>
     <w:lvlOverride w:ilvl="0">
       <w:startOverride w:val="1"/>
     </w:lvlOverride>
   </w:num>
-  <w:num w:numId="119">
+  <w:num w:numId="117">
     <w:abstractNumId w:val="104"/>
     <w:lvlOverride w:ilvl="0">
       <w:startOverride w:val="1"/>
     </w:lvlOverride>
   </w:num>
-  <w:num w:numId="120">
+  <w:num w:numId="118">
     <w:abstractNumId w:val="105"/>
     <w:lvlOverride w:ilvl="0">
       <w:startOverride w:val="1"/>
     </w:lvlOverride>
   </w:num>
-  <w:num w:numId="121">
+  <w:num w:numId="119">
     <w:abstractNumId w:val="106"/>
     <w:lvlOverride w:ilvl="0">
       <w:startOverride w:val="1"/>
     </w:lvlOverride>
   </w:num>
-  <w:num w:numId="122">
+  <w:num w:numId="120">
     <w:abstractNumId w:val="107"/>
     <w:lvlOverride w:ilvl="0">
       <w:startOverride w:val="1"/>
     </w:lvlOverride>
   </w:num>
-  <w:num w:numId="123">
+  <w:num w:numId="121">
     <w:abstractNumId w:val="108"/>
     <w:lvlOverride w:ilvl="0">
       <w:startOverride w:val="1"/>
     </w:lvlOverride>
   </w:num>
-  <w:num w:numId="124">
+  <w:num w:numId="122">
     <w:abstractNumId w:val="109"/>
     <w:lvlOverride w:ilvl="0">
       <w:startOverride w:val="1"/>
     </w:lvlOverride>
   </w:num>
-  <w:num w:numId="125">
+  <w:num w:numId="123">
     <w:abstractNumId w:val="110"/>
     <w:lvlOverride w:ilvl="0">
       <w:startOverride w:val="1"/>
     </w:lvlOverride>
   </w:num>
-  <w:num w:numId="126">
+  <w:num w:numId="124">
     <w:abstractNumId w:val="111"/>
-    <w:lvlOverride w:ilvl="0">
-      <w:startOverride w:val="1"/>
-    </w:lvlOverride>
-  </w:num>
-  <w:num w:numId="127">
-    <w:abstractNumId w:val="112"/>
-    <w:lvlOverride w:ilvl="0">
-      <w:startOverride w:val="1"/>
-    </w:lvlOverride>
-  </w:num>
-  <w:num w:numId="128">
-    <w:abstractNumId w:val="113"/>
     <w:lvlOverride w:ilvl="0">
       <w:startOverride w:val="1"/>
     </w:lvlOverride>

--- a/chapters/exports/10-grantmgmt.docx
+++ b/chapters/exports/10-grantmgmt.docx
@@ -31,7 +31,7 @@
         <w:pStyle w:val="ListParagraph"/>
         <w:numPr>
           <w:ilvl w:val="0"/>
-          <w:numId w:val="112"/>
+          <w:numId w:val="141"/>
         </w:numPr>
       </w:pPr>
       <w:r>
@@ -43,7 +43,7 @@
         <w:pStyle w:val="ListParagraph"/>
         <w:numPr>
           <w:ilvl w:val="0"/>
-          <w:numId w:val="112"/>
+          <w:numId w:val="141"/>
         </w:numPr>
       </w:pPr>
       <w:r>
@@ -55,19 +55,19 @@
         <w:pStyle w:val="ListParagraph"/>
         <w:numPr>
           <w:ilvl w:val="0"/>
-          <w:numId w:val="112"/>
-        </w:numPr>
-      </w:pPr>
-      <w:r>
-        <w:t xml:space="preserve">Get to know your program officer or grant manager and make their life easy. See number 2, have the same person manage the grant for its entirety.</w:t>
-      </w:r>
-    </w:p>
-    <w:p>
-      <w:pPr>
-        <w:pStyle w:val="ListParagraph"/>
-        <w:numPr>
-          <w:ilvl w:val="0"/>
-          <w:numId w:val="112"/>
+          <w:numId w:val="141"/>
+        </w:numPr>
+      </w:pPr>
+      <w:r>
+        <w:t xml:space="preserve">Get to know your program officer or grant manager and make their life easy. See number 2: have the same person manage the grant end to end.</w:t>
+      </w:r>
+    </w:p>
+    <w:p>
+      <w:pPr>
+        <w:pStyle w:val="ListParagraph"/>
+        <w:numPr>
+          <w:ilvl w:val="0"/>
+          <w:numId w:val="141"/>
         </w:numPr>
       </w:pPr>
       <w:r>
@@ -79,11 +79,11 @@
         <w:pStyle w:val="ListParagraph"/>
         <w:numPr>
           <w:ilvl w:val="0"/>
-          <w:numId w:val="112"/>
-        </w:numPr>
-      </w:pPr>
-      <w:r>
-        <w:t xml:space="preserve">Make reporting do double duty. At its worst, reporting can be drudgery. Change that and make reports effective communication tools for your project and organizational successes. Build reporting into your organizational learning and evaluation cycles. Some organizations use their annual report for both public outreach and reporting to donors.</w:t>
+          <w:numId w:val="141"/>
+        </w:numPr>
+      </w:pPr>
+      <w:r>
+        <w:t xml:space="preserve">Make reporting do double duty. At its worst, reporting can be drudgery. Change that and make reports effective communication tools for your project and organizational successes. Build reporting into your organizational learning and evaluation cycles. Some organizations use their annual report for both public outreach and donor reporting.</w:t>
       </w:r>
     </w:p>
     <w:p>
@@ -125,7 +125,7 @@
         <w:pStyle w:val="ListParagraph"/>
         <w:numPr>
           <w:ilvl w:val="0"/>
-          <w:numId w:val="113"/>
+          <w:numId w:val="142"/>
         </w:numPr>
       </w:pPr>
       <w:r>
@@ -137,7 +137,7 @@
         <w:pStyle w:val="ListParagraph"/>
         <w:numPr>
           <w:ilvl w:val="0"/>
-          <w:numId w:val="113"/>
+          <w:numId w:val="142"/>
         </w:numPr>
       </w:pPr>
       <w:r>
@@ -149,7 +149,7 @@
         <w:pStyle w:val="ListParagraph"/>
         <w:numPr>
           <w:ilvl w:val="0"/>
-          <w:numId w:val="113"/>
+          <w:numId w:val="142"/>
         </w:numPr>
       </w:pPr>
       <w:r>
@@ -161,7 +161,7 @@
         <w:pStyle w:val="ListParagraph"/>
         <w:numPr>
           <w:ilvl w:val="0"/>
-          <w:numId w:val="113"/>
+          <w:numId w:val="142"/>
         </w:numPr>
       </w:pPr>
       <w:r>
@@ -178,7 +178,7 @@
         <w:pStyle w:val="ListParagraph"/>
         <w:numPr>
           <w:ilvl w:val="0"/>
-          <w:numId w:val="114"/>
+          <w:numId w:val="143"/>
         </w:numPr>
       </w:pPr>
       <w:r>
@@ -190,7 +190,7 @@
         <w:pStyle w:val="ListParagraph"/>
         <w:numPr>
           <w:ilvl w:val="0"/>
-          <w:numId w:val="114"/>
+          <w:numId w:val="143"/>
         </w:numPr>
       </w:pPr>
       <w:r>
@@ -202,7 +202,7 @@
         <w:pStyle w:val="ListParagraph"/>
         <w:numPr>
           <w:ilvl w:val="0"/>
-          <w:numId w:val="114"/>
+          <w:numId w:val="143"/>
         </w:numPr>
       </w:pPr>
       <w:r>
@@ -214,7 +214,7 @@
         <w:pStyle w:val="ListParagraph"/>
         <w:numPr>
           <w:ilvl w:val="0"/>
-          <w:numId w:val="114"/>
+          <w:numId w:val="143"/>
         </w:numPr>
       </w:pPr>
       <w:r>
@@ -226,7 +226,7 @@
         <w:pStyle w:val="ListParagraph"/>
         <w:numPr>
           <w:ilvl w:val="0"/>
-          <w:numId w:val="114"/>
+          <w:numId w:val="143"/>
         </w:numPr>
       </w:pPr>
       <w:r>
@@ -259,7 +259,7 @@
         <w:ind w:left="288" w:right="288"/>
       </w:pPr>
       <w:r>
-        <w:t xml:space="preserve">Automate expense tracking as much as possible. There are numerous apps available that enable employees to track expenses and upload receipts. These can be fed directly into your accounting system.</w:t>
+        <w:t xml:space="preserve">Automate expense tracking as much as possible. Many apps let employees track expenses and upload receipts. These can be fed directly into your accounting system.</w:t>
       </w:r>
     </w:p>
     <w:p/>
@@ -281,7 +281,7 @@
         <w:pStyle w:val="ListParagraph"/>
         <w:numPr>
           <w:ilvl w:val="0"/>
-          <w:numId w:val="115"/>
+          <w:numId w:val="144"/>
         </w:numPr>
       </w:pPr>
       <w:r>
@@ -293,7 +293,7 @@
         <w:pStyle w:val="ListParagraph"/>
         <w:numPr>
           <w:ilvl w:val="0"/>
-          <w:numId w:val="115"/>
+          <w:numId w:val="144"/>
         </w:numPr>
       </w:pPr>
       <w:r>
@@ -305,7 +305,7 @@
         <w:pStyle w:val="ListParagraph"/>
         <w:numPr>
           <w:ilvl w:val="0"/>
-          <w:numId w:val="115"/>
+          <w:numId w:val="144"/>
         </w:numPr>
       </w:pPr>
       <w:r>
@@ -317,7 +317,7 @@
         <w:pStyle w:val="ListParagraph"/>
         <w:numPr>
           <w:ilvl w:val="0"/>
-          <w:numId w:val="115"/>
+          <w:numId w:val="144"/>
         </w:numPr>
       </w:pPr>
       <w:r>
@@ -329,7 +329,7 @@
         <w:pStyle w:val="ListParagraph"/>
         <w:numPr>
           <w:ilvl w:val="0"/>
-          <w:numId w:val="115"/>
+          <w:numId w:val="144"/>
         </w:numPr>
       </w:pPr>
       <w:r>
@@ -376,12 +376,12 @@
     </w:p>
     <w:p>
       <w:r>
-        <w:t xml:space="preserve">Just as a good budget is connected to financial management and reporting, a solid implementation plan is required for tracking progress toward your project’s goals and objectives. Although you should have fleshed out activities when designing your project and creating its budget, the proposal you submitted often lacks the level of detail required by project managers for implementation.</w:t>
-      </w:r>
-    </w:p>
-    <w:p>
-      <w:r>
-        <w:t xml:space="preserve">Once funding is obtained, detailed implementation planning takes place to produce updated schedules, plans, targets, and systems that have sufficient detail to permit effective project implementation. Some organizations call this start-up planning. Detailed implementation planning is closely tied to monitoring, evaluation, and learning.</w:t>
+        <w:t xml:space="preserve">Just as a good budget is connected to financial management and reporting, a solid implementation plan is required for tracking progress toward your project’s goals and objectives. Although you should have fleshed out activities when designing your project and creating its budget, the proposal you submitted often lacks the level of detail project managers need for implementation.</w:t>
+      </w:r>
+    </w:p>
+    <w:p>
+      <w:r>
+        <w:t xml:space="preserve">Once funding is obtained, detailed implementation planning produces updated schedules, plans, targets, and systems with enough detail to support effective project implementation. Some organizations call this start-up planning. Detailed implementation planning is closely tied to monitoring, evaluation, and learning.</w:t>
       </w:r>
     </w:p>
     <w:p>
@@ -394,15 +394,15 @@
     </w:p>
     <w:p>
       <w:r>
-        <w:t xml:space="preserve">Why do detailed implementation planning (DIP)? Detailed implementation planning helps ensure that a project’s contractual obligations are fulfilled. These include the following:</w:t>
-      </w:r>
-    </w:p>
-    <w:p>
-      <w:pPr>
-        <w:pStyle w:val="ListParagraph"/>
-        <w:numPr>
-          <w:ilvl w:val="0"/>
-          <w:numId w:val="116"/>
+        <w:t xml:space="preserve">Why do detailed implementation planning (DIP)? Detailed implementation planning helps ensure a project fulfills its contractual obligations. These include the following:</w:t>
+      </w:r>
+    </w:p>
+    <w:p>
+      <w:pPr>
+        <w:pStyle w:val="ListParagraph"/>
+        <w:numPr>
+          <w:ilvl w:val="0"/>
+          <w:numId w:val="145"/>
         </w:numPr>
       </w:pPr>
       <w:r>
@@ -414,7 +414,7 @@
         <w:pStyle w:val="ListParagraph"/>
         <w:numPr>
           <w:ilvl w:val="0"/>
-          <w:numId w:val="116"/>
+          <w:numId w:val="145"/>
         </w:numPr>
       </w:pPr>
       <w:r>
@@ -426,7 +426,7 @@
         <w:pStyle w:val="ListParagraph"/>
         <w:numPr>
           <w:ilvl w:val="0"/>
-          <w:numId w:val="116"/>
+          <w:numId w:val="145"/>
         </w:numPr>
       </w:pPr>
       <w:r>
@@ -439,10 +439,10 @@
           <w:b/>
           <w:bCs/>
         </w:rPr>
-        <w:t xml:space="preserve">DIPs are usually prepared after a proposal is approved and funded, but before implementation begins.</w:t>
-      </w:r>
-      <w:r>
-        <w:t xml:space="preserve">. DIPs may be undertaken on an annual basis, for the life of the project, or both. If completed for the life of the project, the DIP is still revised and updated annually. DIPs are referred to as annual work plans.</w:t>
+        <w:t xml:space="preserve">DIPs are usually prepared after a proposal is approved and funded, but before implementation begins</w:t>
+      </w:r>
+      <w:r>
+        <w:t xml:space="preserve">. DIPs may be undertaken annually, for the life of the project, or both. If completed for the life of the project, the DIP is still revised and updated annually. DIPs are referred to as annual work plans.</w:t>
       </w:r>
     </w:p>
     <w:p/>
@@ -478,7 +478,7 @@
         <w:t xml:space="preserve">Remember</w:t>
       </w:r>
       <w:r>
-        <w:t xml:space="preserve">: Your project proposal is not a DIP, because it does not have the required level of detail to use as a plan for implementation. Even the best M&amp;E plan in a well-done proposal needs to be operationalized during detailed implementation planning. Operationalizing means making the plan operational, i.e., providing sufficient detail so that it can be implemented. However, DIPs do not start with a blank page. A proposal provides the basis for a strong DIP through its Proframe, M&amp;E plan, Activity Schedule, organizational structure and staffing plans, budget, and other elements. Many of the steps in detailed implementation planning involve reviewing, updating, correcting, and further specifying elements already contained in the proposal.</w:t>
+        <w:t xml:space="preserve">: Your project proposal is not a DIP, because it does not have the required level of detail to use as a plan for implementation. Even the best M&amp;E plan in a well-done proposal needs to be operationalized during detailed implementation planning. Operationalizing means making the plan operational, i.e., providing enough detail to implement it. However, DIPs do not start with a blank page. A proposal provides the basis for a strong DIP through its Proframe, M&amp;E plan, Activity Schedule, organizational structure and staffing plans, budget, and other elements. Many steps in detailed implementation planning involve reviewing, updating, correcting, and further specifying elements already in the proposal.</w:t>
       </w:r>
     </w:p>
     <w:p/>
@@ -497,12 +497,12 @@
     </w:p>
     <w:p>
       <w:r>
-        <w:t xml:space="preserve">Design teams, especially those creating complex, multi-year projects, should consider drafting a MEL plan for their use that also responds to CAL FIRE’s information needs. Chapter 4 Monitoring provides a primer to help you create a MEL plan. In developing a MEL plan, you would create specific, measurable, achievable, relevant, and time‑bound (SMART) indicators for all your goals, objectives, intermediate results, and outputs.</w:t>
-      </w:r>
-    </w:p>
-    <w:p>
-      <w:r>
-        <w:t xml:space="preserve">The e-Civis Grant Portal Goals worksheet, which is used to input project metrics and targets, does not require fully articulated indicators. Nevertheless, it is worthwhile to develop such indicators, as well as the rest of the MEL plan, to facilitate your monitoring and evaluation work.</w:t>
+        <w:t xml:space="preserve">Design teams, especially those creating complex, multi-year projects, should consider drafting a MEL plan for their use that also responds to CAL FIRE’s information needs. Chapter 4 Monitoring provides a primer to help you create a MEL plan. When developing a MEL plan, create specific, measurable, achievable, relevant, and time‑bound (SMART) indicators for all your goals, objectives, intermediate results, and outputs.</w:t>
+      </w:r>
+    </w:p>
+    <w:p>
+      <w:r>
+        <w:t xml:space="preserve">The e-Civis Grant Portal Goals worksheet, which is used to input project metrics and targets, does not require fully articulated indicators. Nevertheless, it is worthwhile to develop such indicators, along with the rest of the MEL plan, to support your monitoring and evaluation work.</w:t>
       </w:r>
     </w:p>
     <w:p>
@@ -515,7 +515,7 @@
     </w:p>
     <w:p>
       <w:r>
-        <w:t xml:space="preserve">All funding organizations require activity (progress) and financial reports. These reports must be completed accurately and promptly. This helps you as much as it allows your grant organization by keeping you on schedule, on track with reporting, ensuring transparency with your funding agency, maintaining compliance, and supporting future funding opportunities.</w:t>
+        <w:t xml:space="preserve">All funding organizations require activity (progress) and financial reports. Complete these reports accurately and promptly. This helps you and your grant organization stay on schedule, meet reporting requirements, ensure transparency with your funding agency, maintain compliance, and support future funding opportunities.</w:t>
       </w:r>
     </w:p>
     <w:p>
@@ -528,7 +528,7 @@
     </w:p>
     <w:p>
       <w:r>
-        <w:t xml:space="preserve">CAL FIRE usually requires an activity report with every invoice, and prefers them to arrive together. This is where you will track your project milestones and deliverables. You will have the opportunity to describe your accomplishments, challenges, and highlight any adjustments or improvements you plan to implement. It is a good time to review your approved scope of work and make sure your activities are aligned with your grant deliverables. Activity Reports are submitted on a regular schedule (CAL FIRE requires at least one per quarter, not more than one per month).</w:t>
+        <w:t xml:space="preserve">CAL FIRE usually requires an activity report with every invoice, and prefers them to arrive together. Use this section to track your project milestones and deliverables. Describe your accomplishments and challenges, and highlight any adjustments or improvements you plan to implement. This is a good time to review your approved scope of work and make sure your activities align with your grant deliverables. Submit Activity Reports on a regular schedule (CAL FIRE requires at least one per quarter, not more than one per month).</w:t>
       </w:r>
     </w:p>
     <w:p/>
@@ -554,7 +554,7 @@
         <w:pStyle w:val="ListParagraph"/>
         <w:numPr>
           <w:ilvl w:val="0"/>
-          <w:numId w:val="117"/>
+          <w:numId w:val="146"/>
         </w:numPr>
         <w:pBdr>
           <w:left w:val="double" w:color="5D85D0"/>
@@ -570,7 +570,7 @@
         <w:pStyle w:val="ListParagraph"/>
         <w:numPr>
           <w:ilvl w:val="0"/>
-          <w:numId w:val="117"/>
+          <w:numId w:val="146"/>
         </w:numPr>
       </w:pPr>
       <w:r>
@@ -582,7 +582,7 @@
         <w:pStyle w:val="ListParagraph"/>
         <w:numPr>
           <w:ilvl w:val="0"/>
-          <w:numId w:val="117"/>
+          <w:numId w:val="146"/>
         </w:numPr>
       </w:pPr>
       <w:r>
@@ -594,7 +594,7 @@
         <w:pStyle w:val="ListParagraph"/>
         <w:numPr>
           <w:ilvl w:val="0"/>
-          <w:numId w:val="117"/>
+          <w:numId w:val="146"/>
         </w:numPr>
       </w:pPr>
       <w:r>
@@ -606,21 +606,11 @@
         <w:pStyle w:val="ListParagraph"/>
         <w:numPr>
           <w:ilvl w:val="0"/>
-          <w:numId w:val="117"/>
-        </w:numPr>
-      </w:pPr>
-      <w:r>
-        <w:t xml:space="preserve">Use reporting to benefit your business/organization. </w:t>
-      </w:r>
-      <w:r>
-        <w:rPr>
-          <w:b/>
-          <w:bCs/>
-        </w:rPr>
-        <w:t xml:space="preserve">Don’t make reporting drudgery!</w:t>
-      </w:r>
-      <w:r>
-        <w:t xml:space="preserve"> Take advantage of it to build organizational learning and communication assets. You decide on the reporting format. Sometimes, donors may unnecessarily request a lot or in a challenging format. Work with them constructively to reduce friction, automate processes, and achieve productive outcomes.</w:t>
+          <w:numId w:val="146"/>
+        </w:numPr>
+      </w:pPr>
+      <w:r>
+        <w:t xml:space="preserve">Use reporting to benefit your business/organization. **Don’t make reporting drudgery!**Use it to build organizational learning and communication assets. You decide on the reporting format. Sometimes, donors may unnecessarily request too much or ask for it in a challenging format. Work with them constructively to reduce friction, automate processes, and achieve productive outcomes.</w:t>
       </w:r>
     </w:p>
     <w:p/>
@@ -634,7 +624,7 @@
     </w:p>
     <w:p>
       <w:r>
-        <w:t xml:space="preserve">Financial reporting is where you lay out your costs associated with the activities performed during the reporting period. You will provide detailed expenditures by budget category. You would also include any matching contributions you may have that were recorded during the Reporting Period. It is important to produce backup documentation (e.g., receipts, timesheets, and vendor invoices). Financial reports must reconcile with your internal accounting records. Your Financial Report is a summary of what your costs were for your Reporting Period. Don’t forget to stay on track with your grant timeline and budget.</w:t>
+        <w:t xml:space="preserve">Financial reporting is where you lay out your costs associated with the activities performed during the reporting period. Provide detailed expenditures by budget category. You would also include any matching contributions you may have that were recorded during the Reporting Period. Please include backup documentation (e.g., receipts, timesheets, and vendor invoices). Financial reports must reconcile with your internal accounting records. Your Financial Report is a summary of what your costs were for your Reporting Period. Don’t forget to stay on track with your grant timeline and budget.</w:t>
       </w:r>
     </w:p>
     <w:p>
@@ -647,24 +637,24 @@
     </w:p>
     <w:p>
       <w:r>
-        <w:t xml:space="preserve">There are many software packages for managing and automating financial tracking and reporting. Some are better at project management, while others excel at financial. Most are focused on small to medium-sized businesses and may offer reporting templates, but they are not typically relevant to forest product businesses or nonprofits or they are exceptionally expensive and have many features you won’t use or need.</w:t>
-      </w:r>
-    </w:p>
-    <w:p>
-      <w:hyperlink w:history="1" r:id="rId2dvcw9rs8xnsseht25wcw">
+        <w:t xml:space="preserve">Many software packages manage and automate financial tracking and reporting. Some are better at project management, while others excel at financial tracking. Most focus on small to medium-sized businesses and may offer reporting templates, but they’re typically not relevant to forest product businesses or nonprofits, or they are exceptionally expensive and include many features you won’t use or need.</w:t>
+      </w:r>
+    </w:p>
+    <w:p>
+      <w:hyperlink w:history="1" r:id="rIdf1wurr8ckcraawwubjxom">
         <w:r>
           <w:rPr>
             <w:rStyle w:val="Hyperlink"/>
           </w:rPr>
-          <w:t xml:space="preserve">Quickbooks</w:t>
+          <w:t xml:space="preserve">QuickBooks</w:t>
         </w:r>
       </w:hyperlink>
       <w:r>
-        <w:t xml:space="preserve"> is a good solution for desktop or online financial management and is well integrated to taxes for businesses and nonprofits. It does not help you manage the project or write reports, although it will export p/l ledgers and other relevant financial information useful for reporting. It does come with a subscription and the software is proprietary.</w:t>
-      </w:r>
-    </w:p>
-    <w:p>
-      <w:hyperlink w:history="1" r:id="rIdrk-f81gabgzu6q0zv_tn_">
+        <w:t xml:space="preserve"> is a good solution for desktop or online financial management and is well integrated with taxes for businesses and nonprofits. It doesn’t help you manage the project or write reports, but it will export P/L ledgers and other relevant financial information useful for reporting. It requires a subscription, and the software is proprietary.</w:t>
+      </w:r>
+    </w:p>
+    <w:p>
+      <w:hyperlink w:history="1" r:id="rIdayyeqk8-zqrkdey3dscad">
         <w:r>
           <w:rPr>
             <w:rStyle w:val="Hyperlink"/>
@@ -673,9 +663,9 @@
         </w:r>
       </w:hyperlink>
       <w:r>
-        <w:t xml:space="preserve"> is a well thought out program planning and project management software. It is available online or as a desktop version and nicely integrates projects from situation assessment, theory of change, results chains, progress tracking, budgeting, and reporting. It does have a subscription plan of $350/year (2025), more if you want to customize report templates. Still, the community, connection to many foundations and nonprofits that adopted the </w:t>
-      </w:r>
-      <w:hyperlink w:history="1" r:id="rId6_dsfv4mwpnwjg27paz7r">
+        <w:t xml:space="preserve"> is a well-thought-out program planning and project management software. It is available online or as a desktop version and nicely integrates projects from situation assessment, theory of change, results chains, progress tracking, budgeting, and reporting. It has a subscription plan of $350/year (2025), with more if you want to customize report templates. Still, the community, connection to many foundations and nonprofits that adopted the </w:t>
+      </w:r>
+      <w:hyperlink w:history="1" r:id="rId0fish4yjnb19iitem2dpk">
         <w:r>
           <w:rPr>
             <w:rStyle w:val="Hyperlink"/>
@@ -689,9 +679,9 @@
     </w:p>
     <w:p>
       <w:r>
-        <w:t xml:space="preserve">Markdown based knowledge management systems such as </w:t>
-      </w:r>
-      <w:hyperlink w:history="1" r:id="rIdojncfvzekzm0hwsajj8s9">
+        <w:t xml:space="preserve">Markdown-based knowledge management systems such as </w:t>
+      </w:r>
+      <w:hyperlink w:history="1" r:id="rId-pkwyjushrw6trnxhnbgc">
         <w:r>
           <w:rPr>
             <w:rStyle w:val="Hyperlink"/>
@@ -700,19 +690,19 @@
         </w:r>
       </w:hyperlink>
       <w:r>
-        <w:t xml:space="preserve"> are another project management resource. With plugins such as Hearth that create dashboards (potentially for each of your projects) and written in markdown, which is usable across many platforms, you can create a workflow to manage projects that saves times and keeps you on top of all tasks. Further integration using base within Obsidian, allows you to quickly index multiple files, qualitative, and quantitative data.</w:t>
-      </w:r>
-    </w:p>
-    <w:p>
-      <w:r>
-        <w:t xml:space="preserve">A wise person once said use programming to automate the boring stuff and reporting can sometimes be a less exciting part of your work, particularly for large agency grants. Try the Python automation below if you’re comfortable using a command-line interface in a terminal or prefer a DIY approach.</w:t>
+        <w:t xml:space="preserve"> are another project management resource. With plugins such as Hearth that create dashboards (potentially for each of your projects) and are written in Markdown, which is usable across many platforms, you can create a project-management workflow that saves time and keeps you on top of all tasks. Further integration with Base within Obsidian lets you quickly index multiple files and qualitative and quantitative data.</w:t>
+      </w:r>
+    </w:p>
+    <w:p>
+      <w:r>
+        <w:t xml:space="preserve">A wise person once said to use programming to automate the boring stuff, and reporting can sometimes be the less exciting part of your work, particularly for large agency grants. Try the Python automation below if you’re comfortable using a command-line interface in a terminal or prefer a DIY approach.</w:t>
       </w:r>
     </w:p>
     <w:p>
       <w:r>
         <w:t xml:space="preserve">The same </w:t>
       </w:r>
-      <w:hyperlink w:history="1" r:id="rIdnffvtgdyv-3ozekpa2ifj">
+      <w:hyperlink w:history="1" r:id="rIdbslhjk8ag3jlv_phyraxz">
         <w:r>
           <w:rPr>
             <w:rStyle w:val="Hyperlink"/>
@@ -721,7 +711,7 @@
         </w:r>
       </w:hyperlink>
       <w:r>
-        <w:t xml:space="preserve"> software is also available as a browser based app you can fill out  and then export to word, pdf, and html. This approach means fewer steps to get a consistent report format and the browser based version will allow for customized snippets to import frequently used language in your proposals or reporting. Although Propongo is limited to proposals and grant project tracking, it may also be expanded to other repetitious grant management aspects such as financials, and contracting. Since this software is free and open source, you are welcome to clone or fork and adapt it. You may find using this to be very liberating!</w:t>
+        <w:t xml:space="preserve"> software is also available as a browser-based app you can fill out and then export to Word, PDF, and HTML. This approach means fewer steps to get a consistent report format, and the browser-based version lets you import customized snippets of frequently used language in your proposals or reporting. Although Propongo is limited to proposals and grant project tracking, you may expand it to other repetitive grant management aspects, such as financials and contracting.</w:t>
       </w:r>
     </w:p>
     <w:p/>
@@ -750,7 +740,7 @@
         <w:ind w:left="288" w:right="288"/>
       </w:pPr>
       <w:r>
-        <w:t xml:space="preserve">We offer a simple example that requires some setup time but automates your reporting in a customizable format. Similar to any recipe, there are some </w:t>
+        <w:t xml:space="preserve">We offer a simple example that requires some setup time but automates your reporting in a customizable format. Like any recipe, there are a few </w:t>
       </w:r>
       <w:r>
         <w:rPr>
@@ -760,9 +750,9 @@
         <w:t xml:space="preserve">mise en place</w:t>
       </w:r>
       <w:r>
-        <w:t xml:space="preserve"> steps to undertake before getting to the fun stuff, especially if you’ve never coded before. Don’t worry, none of it is difficult, and once you set it up and it works, you can step outside your office, beat your chest, and yell, “I am a coding superstar!”. Well, maybe don’t yell that. Remember, if you don’t want to install using a terminal, you can also just go to the web-based app for </w:t>
-      </w:r>
-      <w:hyperlink w:history="1" r:id="rIdb4aficrhzvcsip_kuxceq">
+        <w:t xml:space="preserve"> steps to take before the fun stuff, especially if you’ve never coded before. Don’t worry, none of it is difficult, and once you set it up and it works, you can step outside your office, beat your chest, and yell, “I am a coding superstar!” Well, maybe don’t yell that. Remember, if you don’t want to install using a terminal, you can also just go to the web-based app for </w:t>
+      </w:r>
+      <w:hyperlink w:history="1" r:id="rId4cbws-xnly8v0bv4mgzdz">
         <w:r>
           <w:rPr>
             <w:rStyle w:val="Hyperlink"/>
@@ -776,7 +766,7 @@
         <w:pStyle w:val="ListParagraph"/>
         <w:numPr>
           <w:ilvl w:val="0"/>
-          <w:numId w:val="118"/>
+          <w:numId w:val="147"/>
         </w:numPr>
         <w:pBdr>
           <w:left w:val="double" w:color="5D85D0"/>
@@ -786,7 +776,7 @@
       <w:r>
         <w:t xml:space="preserve">If you’re on Windows, make sure to install </w:t>
       </w:r>
-      <w:hyperlink w:history="1" r:id="rIdkgchomyoehs3yeaxpp-ei">
+      <w:hyperlink w:history="1" r:id="rIduvcevu9kxrgclz66zce7u">
         <w:r>
           <w:rPr>
             <w:rStyle w:val="Hyperlink"/>
@@ -803,13 +793,13 @@
         <w:pStyle w:val="ListParagraph"/>
         <w:numPr>
           <w:ilvl w:val="0"/>
-          <w:numId w:val="118"/>
+          <w:numId w:val="147"/>
         </w:numPr>
       </w:pPr>
       <w:r>
         <w:t xml:space="preserve">Install </w:t>
       </w:r>
-      <w:hyperlink w:history="1" r:id="rIdeitkytzfrb7nkurkb4f8l">
+      <w:hyperlink w:history="1" r:id="rIdggs5r6qoca2re-t4eb4as">
         <w:r>
           <w:rPr>
             <w:rStyle w:val="Hyperlink"/>
@@ -818,9 +808,9 @@
         </w:r>
       </w:hyperlink>
       <w:r>
-        <w:t xml:space="preserve">. Decide if you want the lightweight command interface, miniconda, or the desktop-based Anaconda. The latter is easier to use, but uses significantly more space on your hard drive. Alternatively, you can skip conda and install [uv] instead. UV is faster and manages virtual environments more efficiently in a single file. A guide to do this can be found in the </w:t>
-      </w:r>
-      <w:hyperlink w:history="1" r:id="rIddbp8qre3mkzcwebbsuyy7">
+        <w:t xml:space="preserve">. Decide if you want the lightweight command interface, Miniconda, or the desktop-based Anaconda. The latter is easier to use, but uses significantly more space on your hard drive. Alternatively, you can skip conda and install [uv] instead. UV is faster and manages virtual environments more efficiently in a single file. You can find a guide in the </w:t>
+      </w:r>
+      <w:hyperlink w:history="1" r:id="rIdxvudzsawwohvyyiyqvc8w">
         <w:r>
           <w:rPr>
             <w:rStyle w:val="Hyperlink"/>
@@ -837,11 +827,11 @@
         <w:pStyle w:val="ListParagraph"/>
         <w:numPr>
           <w:ilvl w:val="0"/>
-          <w:numId w:val="118"/>
-        </w:numPr>
-      </w:pPr>
-      <w:r>
-        <w:t xml:space="preserve">Continuing with conda open a terminal. In Windows, press the Windows key and type ‘terminal,’ then open the Terminal app or Windows PowerShell. You should see the following:</w:t>
+          <w:numId w:val="147"/>
+        </w:numPr>
+      </w:pPr>
+      <w:r>
+        <w:t xml:space="preserve">Continuing with conda, open a terminal. In Windows, press the Windows key and type ‘terminal,’ then open the Terminal app or Windows PowerShell. You should see the following:</w:t>
       </w:r>
     </w:p>
     <w:p>
@@ -863,7 +853,7 @@
         <w:pStyle w:val="ListParagraph"/>
         <w:numPr>
           <w:ilvl w:val="0"/>
-          <w:numId w:val="119"/>
+          <w:numId w:val="148"/>
         </w:numPr>
         <w:pBdr>
           <w:left w:val="double" w:color="5D85D0"/>
@@ -871,7 +861,7 @@
         <w:ind w:left="288" w:right="288"/>
       </w:pPr>
       <w:r>
-        <w:t xml:space="preserve">Create a conda virtual environment. Never install packages into your base environment to avoid incompatibilities, which can affect your base (that you can’t delete) and make troubleshooting easier. Decide on your environment name; let’s call it ‘propo’ (use a short name, five letters or less), in this case. Type the following command in the terminal and hit enter:</w:t>
+        <w:t xml:space="preserve">Create a conda virtual environment. Never install packages in your base environment to avoid incompatibilities that can affect your base (which you can’t delete) and make troubleshooting harder. Choose an environment name; let’s call it ‘propo’ (use a short name, five letters or less) in this case. Type the following command in the terminal and hit enter:</w:t>
       </w:r>
     </w:p>
     <w:p>
@@ -896,7 +886,7 @@
         <w:ind w:left="288" w:right="288"/>
       </w:pPr>
       <w:r>
-        <w:t xml:space="preserve">The terminal will start running the new environment install. When it says </w:t>
+        <w:t xml:space="preserve">The terminal will start installing the new environment. When it says </w:t>
       </w:r>
       <w:r>
         <w:rPr>
@@ -915,7 +905,7 @@
         <w:pStyle w:val="ListParagraph"/>
         <w:numPr>
           <w:ilvl w:val="0"/>
-          <w:numId w:val="120"/>
+          <w:numId w:val="149"/>
         </w:numPr>
         <w:pBdr>
           <w:left w:val="double" w:color="5D85D0"/>
@@ -948,7 +938,7 @@
         <w:ind w:left="288" w:right="288"/>
       </w:pPr>
       <w:r>
-        <w:t xml:space="preserve">You should see a list of the conda environments installed, including propo, and their respective locations. The active env should be the base and have an asterisk next to it. Now activate auto:</w:t>
+        <w:t xml:space="preserve">You should see a list of installed conda environments, including propo, and their respective locations. The active env should be the base and have an asterisk next to it. Now activate auto:</w:t>
       </w:r>
     </w:p>
     <w:p>
@@ -995,7 +985,7 @@
         <w:pStyle w:val="ListParagraph"/>
         <w:numPr>
           <w:ilvl w:val="0"/>
-          <w:numId w:val="121"/>
+          <w:numId w:val="150"/>
         </w:numPr>
         <w:pBdr>
           <w:left w:val="double" w:color="5D85D0"/>
@@ -1047,7 +1037,7 @@
         <w:pStyle w:val="ListParagraph"/>
         <w:numPr>
           <w:ilvl w:val="0"/>
-          <w:numId w:val="122"/>
+          <w:numId w:val="151"/>
         </w:numPr>
         <w:pBdr>
           <w:left w:val="double" w:color="5D85D0"/>
@@ -1063,7 +1053,7 @@
         <w:pStyle w:val="ListParagraph"/>
         <w:numPr>
           <w:ilvl w:val="0"/>
-          <w:numId w:val="123"/>
+          <w:numId w:val="152"/>
         </w:numPr>
         <w:pBdr>
           <w:left w:val="double" w:color="5D85D0"/>
@@ -1090,7 +1080,7 @@
         <w:pStyle w:val="ListParagraph"/>
         <w:numPr>
           <w:ilvl w:val="0"/>
-          <w:numId w:val="123"/>
+          <w:numId w:val="152"/>
         </w:numPr>
       </w:pPr>
       <w:r>
@@ -1113,19 +1103,19 @@
         <w:pStyle w:val="ListParagraph"/>
         <w:numPr>
           <w:ilvl w:val="0"/>
-          <w:numId w:val="123"/>
-        </w:numPr>
-      </w:pPr>
-      <w:r>
-        <w:t xml:space="preserve">propongo will run the script, you’ll see progress in the terminal, and a report in Word will be produced.</w:t>
-      </w:r>
-    </w:p>
-    <w:p>
-      <w:pPr>
-        <w:pStyle w:val="ListParagraph"/>
-        <w:numPr>
-          <w:ilvl w:val="0"/>
-          <w:numId w:val="123"/>
+          <w:numId w:val="152"/>
+        </w:numPr>
+      </w:pPr>
+      <w:r>
+        <w:t xml:space="preserve">propongo will run the script; you’ll see progress in the terminal, and a report in Word will be produced.</w:t>
+      </w:r>
+    </w:p>
+    <w:p>
+      <w:pPr>
+        <w:pStyle w:val="ListParagraph"/>
+        <w:numPr>
+          <w:ilvl w:val="0"/>
+          <w:numId w:val="152"/>
         </w:numPr>
       </w:pPr>
       <w:r>
@@ -1137,7 +1127,7 @@
         <w:pStyle w:val="ListParagraph"/>
         <w:numPr>
           <w:ilvl w:val="0"/>
-          <w:numId w:val="123"/>
+          <w:numId w:val="152"/>
         </w:numPr>
       </w:pPr>
       <w:r>
@@ -1152,9 +1142,9 @@
         <w:ind w:left="288" w:right="288"/>
       </w:pPr>
       <w:r>
-        <w:t xml:space="preserve">Doumentation with examples on how to use the software is at the </w:t>
-      </w:r>
-      <w:hyperlink w:history="1" r:id="rIdbdi5o1uruia-dc1tueqjv">
+        <w:t xml:space="preserve">Documentation with examples on how to use the software is at the </w:t>
+      </w:r>
+      <w:hyperlink w:history="1" r:id="rId8ng-d9atmaxvdcyiszp8k">
         <w:r>
           <w:rPr>
             <w:rStyle w:val="Hyperlink"/>
@@ -1180,7 +1170,7 @@
         <w:pStyle w:val="ListParagraph"/>
         <w:numPr>
           <w:ilvl w:val="0"/>
-          <w:numId w:val="124"/>
+          <w:numId w:val="153"/>
         </w:numPr>
       </w:pPr>
       <w:r>
@@ -1192,7 +1182,7 @@
         <w:pStyle w:val="ListParagraph"/>
         <w:numPr>
           <w:ilvl w:val="0"/>
-          <w:numId w:val="124"/>
+          <w:numId w:val="153"/>
         </w:numPr>
       </w:pPr>
       <w:r>
@@ -1204,7 +1194,7 @@
         <w:pStyle w:val="ListParagraph"/>
         <w:numPr>
           <w:ilvl w:val="0"/>
-          <w:numId w:val="124"/>
+          <w:numId w:val="153"/>
         </w:numPr>
       </w:pPr>
       <w:r>
@@ -1241,7 +1231,7 @@
         <wp:inline distT="0" distB="0" distL="0" distR="0">
           <wp:extent cx="608542" cy="105833"/>
           <wp:effectExtent b="0" l="0" r="0" t="0"/>
-          <wp:docPr id="97" name="" descr="" title=""/>
+          <wp:docPr id="126" name="" descr="" title=""/>
           <wp:cNvGraphicFramePr>
             <a:graphicFrameLocks xmlns:a="http://schemas.openxmlformats.org/drawingml/2006/main" noChangeAspect="1"/>
           </wp:cNvGraphicFramePr>
@@ -1319,7 +1309,7 @@
 
 <file path=word/numbering.xml><?xml version="1.0" encoding="utf-8"?>
 <w:numbering xmlns:wpc="http://schemas.microsoft.com/office/word/2010/wordprocessingCanvas" xmlns:mc="http://schemas.openxmlformats.org/markup-compatibility/2006" xmlns:o="urn:schemas-microsoft-com:office:office" xmlns:r="http://schemas.openxmlformats.org/officeDocument/2006/relationships" xmlns:m="http://schemas.openxmlformats.org/officeDocument/2006/math" xmlns:v="urn:schemas-microsoft-com:vml" xmlns:wp14="http://schemas.microsoft.com/office/word/2010/wordprocessingDrawing" xmlns:wp="http://schemas.openxmlformats.org/drawingml/2006/wordprocessingDrawing" xmlns:w10="urn:schemas-microsoft-com:office:word" xmlns:w="http://schemas.openxmlformats.org/wordprocessingml/2006/main" xmlns:w14="http://schemas.microsoft.com/office/word/2010/wordml" xmlns:w15="http://schemas.microsoft.com/office/word/2012/wordml" xmlns:wpg="http://schemas.microsoft.com/office/word/2010/wordprocessingGroup" xmlns:wpi="http://schemas.microsoft.com/office/word/2010/wordprocessingInk" xmlns:wne="http://schemas.microsoft.com/office/word/2006/wordml" xmlns:wps="http://schemas.microsoft.com/office/word/2010/wordprocessingShape" mc:Ignorable="w14 w15 wp14">
-  <w:abstractNum w:abstractNumId="98" w15:restartNumberingAfterBreak="0">
+  <w:abstractNum w:abstractNumId="127" w15:restartNumberingAfterBreak="0">
     <w:multiLevelType w:val="hybridMultilevel"/>
     <w:lvl w:ilvl="0" w15:tentative="1">
       <w:start w:val="1"/>
@@ -1403,7 +1393,7 @@
       </w:pPr>
     </w:lvl>
   </w:abstractNum>
-  <w:abstractNum w:abstractNumId="99" w15:restartNumberingAfterBreak="0">
+  <w:abstractNum w:abstractNumId="128" w15:restartNumberingAfterBreak="0">
     <w:multiLevelType w:val="hybridMultilevel"/>
     <w:lvl w:ilvl="0" w15:tentative="1">
       <w:start w:val="1"/>
@@ -1487,7 +1477,7 @@
       </w:pPr>
     </w:lvl>
   </w:abstractNum>
-  <w:abstractNum w:abstractNumId="100" w15:restartNumberingAfterBreak="0">
+  <w:abstractNum w:abstractNumId="129" w15:restartNumberingAfterBreak="0">
     <w:multiLevelType w:val="hybridMultilevel"/>
     <w:lvl w:ilvl="0" w15:tentative="1">
       <w:start w:val="1"/>
@@ -1571,7 +1561,7 @@
       </w:pPr>
     </w:lvl>
   </w:abstractNum>
-  <w:abstractNum w:abstractNumId="101" w15:restartNumberingAfterBreak="0">
+  <w:abstractNum w:abstractNumId="130" w15:restartNumberingAfterBreak="0">
     <w:multiLevelType w:val="hybridMultilevel"/>
     <w:lvl w:ilvl="0" w15:tentative="1">
       <w:start w:val="1"/>
@@ -1655,7 +1645,7 @@
       </w:pPr>
     </w:lvl>
   </w:abstractNum>
-  <w:abstractNum w:abstractNumId="102" w15:restartNumberingAfterBreak="0">
+  <w:abstractNum w:abstractNumId="131" w15:restartNumberingAfterBreak="0">
     <w:multiLevelType w:val="hybridMultilevel"/>
     <w:lvl w:ilvl="0" w15:tentative="1">
       <w:start w:val="1"/>
@@ -1739,7 +1729,7 @@
       </w:pPr>
     </w:lvl>
   </w:abstractNum>
-  <w:abstractNum w:abstractNumId="103" w15:restartNumberingAfterBreak="0">
+  <w:abstractNum w:abstractNumId="132" w15:restartNumberingAfterBreak="0">
     <w:multiLevelType w:val="hybridMultilevel"/>
     <w:lvl w:ilvl="0" w15:tentative="1">
       <w:start w:val="1"/>
@@ -1823,7 +1813,7 @@
       </w:pPr>
     </w:lvl>
   </w:abstractNum>
-  <w:abstractNum w:abstractNumId="104" w15:restartNumberingAfterBreak="0">
+  <w:abstractNum w:abstractNumId="133" w15:restartNumberingAfterBreak="0">
     <w:multiLevelType w:val="hybridMultilevel"/>
     <w:lvl w:ilvl="0" w15:tentative="1">
       <w:start w:val="1"/>
@@ -1907,7 +1897,7 @@
       </w:pPr>
     </w:lvl>
   </w:abstractNum>
-  <w:abstractNum w:abstractNumId="105" w15:restartNumberingAfterBreak="0">
+  <w:abstractNum w:abstractNumId="134" w15:restartNumberingAfterBreak="0">
     <w:multiLevelType w:val="hybridMultilevel"/>
     <w:lvl w:ilvl="0" w15:tentative="1">
       <w:start w:val="1"/>
@@ -1991,7 +1981,7 @@
       </w:pPr>
     </w:lvl>
   </w:abstractNum>
-  <w:abstractNum w:abstractNumId="106" w15:restartNumberingAfterBreak="0">
+  <w:abstractNum w:abstractNumId="135" w15:restartNumberingAfterBreak="0">
     <w:multiLevelType w:val="hybridMultilevel"/>
     <w:lvl w:ilvl="0" w15:tentative="1">
       <w:start w:val="1"/>
@@ -2075,7 +2065,7 @@
       </w:pPr>
     </w:lvl>
   </w:abstractNum>
-  <w:abstractNum w:abstractNumId="107" w15:restartNumberingAfterBreak="0">
+  <w:abstractNum w:abstractNumId="136" w15:restartNumberingAfterBreak="0">
     <w:multiLevelType w:val="hybridMultilevel"/>
     <w:lvl w:ilvl="0" w15:tentative="1">
       <w:start w:val="1"/>
@@ -2159,7 +2149,7 @@
       </w:pPr>
     </w:lvl>
   </w:abstractNum>
-  <w:abstractNum w:abstractNumId="108" w15:restartNumberingAfterBreak="0">
+  <w:abstractNum w:abstractNumId="137" w15:restartNumberingAfterBreak="0">
     <w:multiLevelType w:val="hybridMultilevel"/>
     <w:lvl w:ilvl="0" w15:tentative="1">
       <w:start w:val="1"/>
@@ -2243,7 +2233,7 @@
       </w:pPr>
     </w:lvl>
   </w:abstractNum>
-  <w:abstractNum w:abstractNumId="109" w15:restartNumberingAfterBreak="0">
+  <w:abstractNum w:abstractNumId="138" w15:restartNumberingAfterBreak="0">
     <w:multiLevelType w:val="hybridMultilevel"/>
     <w:lvl w:ilvl="0" w15:tentative="1">
       <w:start w:val="1"/>
@@ -2327,7 +2317,7 @@
       </w:pPr>
     </w:lvl>
   </w:abstractNum>
-  <w:abstractNum w:abstractNumId="110" w15:restartNumberingAfterBreak="0">
+  <w:abstractNum w:abstractNumId="139" w15:restartNumberingAfterBreak="0">
     <w:multiLevelType w:val="hybridMultilevel"/>
     <w:lvl w:ilvl="0" w15:tentative="1">
       <w:start w:val="1"/>
@@ -2411,7 +2401,7 @@
       </w:pPr>
     </w:lvl>
   </w:abstractNum>
-  <w:abstractNum w:abstractNumId="111" w15:restartNumberingAfterBreak="0">
+  <w:abstractNum w:abstractNumId="140" w15:restartNumberingAfterBreak="0">
     <w:multiLevelType w:val="hybridMultilevel"/>
     <w:lvl w:ilvl="0" w15:tentative="1">
       <w:start w:val="1"/>
@@ -2496,85 +2486,85 @@
     </w:lvl>
   </w:abstractNum>
   <w:num w:numId="1">
-    <w:abstractNumId w:val="98"/>
+    <w:abstractNumId w:val="127"/>
     <w:lvlOverride w:ilvl="0">
       <w:startOverride w:val="1"/>
     </w:lvlOverride>
   </w:num>
-  <w:num w:numId="112">
-    <w:abstractNumId w:val="99"/>
+  <w:num w:numId="141">
+    <w:abstractNumId w:val="128"/>
     <w:lvlOverride w:ilvl="0">
       <w:startOverride w:val="1"/>
     </w:lvlOverride>
   </w:num>
-  <w:num w:numId="113">
-    <w:abstractNumId w:val="100"/>
+  <w:num w:numId="142">
+    <w:abstractNumId w:val="129"/>
     <w:lvlOverride w:ilvl="0">
       <w:startOverride w:val="1"/>
     </w:lvlOverride>
   </w:num>
-  <w:num w:numId="114">
-    <w:abstractNumId w:val="101"/>
+  <w:num w:numId="143">
+    <w:abstractNumId w:val="130"/>
     <w:lvlOverride w:ilvl="0">
       <w:startOverride w:val="1"/>
     </w:lvlOverride>
   </w:num>
-  <w:num w:numId="115">
-    <w:abstractNumId w:val="102"/>
+  <w:num w:numId="144">
+    <w:abstractNumId w:val="131"/>
     <w:lvlOverride w:ilvl="0">
       <w:startOverride w:val="1"/>
     </w:lvlOverride>
   </w:num>
-  <w:num w:numId="116">
-    <w:abstractNumId w:val="103"/>
+  <w:num w:numId="145">
+    <w:abstractNumId w:val="132"/>
     <w:lvlOverride w:ilvl="0">
       <w:startOverride w:val="1"/>
     </w:lvlOverride>
   </w:num>
-  <w:num w:numId="117">
-    <w:abstractNumId w:val="104"/>
+  <w:num w:numId="146">
+    <w:abstractNumId w:val="133"/>
     <w:lvlOverride w:ilvl="0">
       <w:startOverride w:val="1"/>
     </w:lvlOverride>
   </w:num>
-  <w:num w:numId="118">
-    <w:abstractNumId w:val="105"/>
+  <w:num w:numId="147">
+    <w:abstractNumId w:val="134"/>
     <w:lvlOverride w:ilvl="0">
       <w:startOverride w:val="1"/>
     </w:lvlOverride>
   </w:num>
-  <w:num w:numId="119">
-    <w:abstractNumId w:val="106"/>
+  <w:num w:numId="148">
+    <w:abstractNumId w:val="135"/>
     <w:lvlOverride w:ilvl="0">
       <w:startOverride w:val="1"/>
     </w:lvlOverride>
   </w:num>
-  <w:num w:numId="120">
-    <w:abstractNumId w:val="107"/>
+  <w:num w:numId="149">
+    <w:abstractNumId w:val="136"/>
     <w:lvlOverride w:ilvl="0">
       <w:startOverride w:val="1"/>
     </w:lvlOverride>
   </w:num>
-  <w:num w:numId="121">
-    <w:abstractNumId w:val="108"/>
+  <w:num w:numId="150">
+    <w:abstractNumId w:val="137"/>
     <w:lvlOverride w:ilvl="0">
       <w:startOverride w:val="1"/>
     </w:lvlOverride>
   </w:num>
-  <w:num w:numId="122">
-    <w:abstractNumId w:val="109"/>
+  <w:num w:numId="151">
+    <w:abstractNumId w:val="138"/>
     <w:lvlOverride w:ilvl="0">
       <w:startOverride w:val="1"/>
     </w:lvlOverride>
   </w:num>
-  <w:num w:numId="123">
-    <w:abstractNumId w:val="110"/>
+  <w:num w:numId="152">
+    <w:abstractNumId w:val="139"/>
     <w:lvlOverride w:ilvl="0">
       <w:startOverride w:val="1"/>
     </w:lvlOverride>
   </w:num>
-  <w:num w:numId="124">
-    <w:abstractNumId w:val="111"/>
+  <w:num w:numId="153">
+    <w:abstractNumId w:val="140"/>
     <w:lvlOverride w:ilvl="0">
       <w:startOverride w:val="1"/>
     </w:lvlOverride>
